--- a/04_Бизнес-план/Бизнес-план_ЦП_РСФСР.docx
+++ b/04_Бизнес-план/Бизнес-план_ЦП_РСФСР.docx
@@ -48,7 +48,17 @@
         <w:t>Дата документа:</w:t>
       </w:r>
       <w:r>
-        <w:t xml:space="preserve"> 23.05.2026.</w:t>
+        <w:t xml:space="preserve"> 07.09.2026 (редакция 2: финансовая часть пересчитана заново; единый свод показателей — </w:t>
+      </w:r>
+      <w:r>
+        <w:rPr>
+          <w:rFonts w:ascii="Consolas" w:hAnsi="Consolas"/>
+          <w:sz w:val="18"/>
+        </w:rPr>
+        <w:t>_Мастер/Единые_показатели_v2.md</w:t>
+      </w:r>
+      <w:r>
+        <w:t xml:space="preserve"> v5).</w:t>
       </w:r>
     </w:p>
     <w:p>
@@ -164,7 +174,7 @@
         <w:pStyle w:val="ListBullet"/>
       </w:pPr>
       <w:r>
-        <w:t>CapEx за 18 месяцев — 850 млн ₽.</w:t>
+        <w:t>Капитальные вложения за первые 18 месяцев — 720 млн ₽.</w:t>
       </w:r>
     </w:p>
     <w:p>
@@ -172,7 +182,7 @@
         <w:pStyle w:val="ListBullet"/>
       </w:pPr>
       <w:r>
-        <w:t>Совокупный CapEx за 10 лет — 1 300 млн ₽.</w:t>
+        <w:t>Капитальные вложения за 10 лет — 13 570 млн ₽.</w:t>
       </w:r>
     </w:p>
     <w:p>
@@ -180,7 +190,7 @@
         <w:pStyle w:val="ListBullet"/>
       </w:pPr>
       <w:r>
-        <w:t>Пиковая потребность в финансировании — 1 302 млн ₽ (конец 2026 года).</w:t>
+        <w:t>Пиковая потребность в финансировании — 1 701 млн ₽ (конец 2028 года).</w:t>
       </w:r>
     </w:p>
     <w:p>
@@ -199,7 +209,7 @@
         <w:pStyle w:val="ListBullet"/>
       </w:pPr>
       <w:r>
-        <w:t>Старт — 2025 год (подготовка, лицензии, R&amp;D).</w:t>
+        <w:t>Старт — 2027 год (подготовка, лицензии, разработка).</w:t>
       </w:r>
     </w:p>
     <w:p>
@@ -207,7 +217,7 @@
         <w:pStyle w:val="ListBullet"/>
       </w:pPr>
       <w:r>
-        <w:t>Запуск операционной деятельности — 2026 год (через 18 мес. от старта).</w:t>
+        <w:t>Первые выпуски — 2028 год (через 18 мес. от старта).</w:t>
       </w:r>
     </w:p>
     <w:p>
@@ -215,7 +225,7 @@
         <w:pStyle w:val="ListBullet"/>
       </w:pPr>
       <w:r>
-        <w:t>Пилот — 2026-2027 годы.</w:t>
+        <w:t>Пилот — 2028–2029 годы.</w:t>
       </w:r>
     </w:p>
     <w:p>
@@ -223,7 +233,7 @@
         <w:pStyle w:val="ListBullet"/>
       </w:pPr>
       <w:r>
-        <w:t>Масштабирование — 2028-2030 годы.</w:t>
+        <w:t>Масштабирование — 2030–2032 годы.</w:t>
       </w:r>
     </w:p>
     <w:p>
@@ -231,7 +241,15 @@
         <w:pStyle w:val="ListBullet"/>
       </w:pPr>
       <w:r>
-        <w:t>Зрелая стадия — с 2031 года.</w:t>
+        <w:t>Зрелая стадия — с 2033 года.</w:t>
+      </w:r>
+    </w:p>
+    <w:p>
+      <w:pPr>
+        <w:jc w:val="both"/>
+      </w:pPr>
+      <w:r>
+        <w:t>Горизонт сдвинут относительно прежней редакции: на дату документа нет ни лицензии оператора информационной системы, ни принятой нормативной базы, ни выпусков, поэтому отсчёт ведётся от 2027 года.</w:t>
       </w:r>
     </w:p>
     <w:p>
@@ -296,7 +314,7 @@
         <w:t>Что просим.</w:t>
       </w:r>
       <w:r>
-        <w:t xml:space="preserve"> Стартовое финансирование 1,3 млрд ₽ (CapEx + операционный буфер на 18 месяцев). Возврат — Payback 2,8 года (базовый сценарий).</w:t>
+        <w:t xml:space="preserve"> Стартовое финансирование 1,8 млрд ₽ на 24 месяца — капитальные вложения, операционный дефицит первых двух лет, оборотный капитал и резерв. Пиковая потребность по расчёту — 1 701 млн ₽; прежний запрос 1,3 млрд ₽ её не покрывал.</w:t>
       </w:r>
     </w:p>
     <w:p>
@@ -307,41 +325,56 @@
         <w:rPr>
           <w:b/>
         </w:rPr>
-        <w:t>Ключевые финансовые показатели (базовый сценарий, WACC 29,5%):</w:t>
+        <w:t>Ключевые финансовые показатели (базовый сценарий, ставка дисконтирования 29,58%):</w:t>
       </w:r>
     </w:p>
     <w:tbl>
       <w:tblPr>
         <w:tblStyle w:val="TableGrid"/>
         <w:tblW w:type="auto" w:w="0"/>
+        <w:jc w:val="center"/>
         <w:tblLook w:firstColumn="1" w:firstRow="1" w:lastColumn="0" w:lastRow="0" w:noHBand="0" w:noVBand="1" w:val="04A0"/>
       </w:tblPr>
       <w:tblGrid>
-        <w:gridCol w:w="4986"/>
-        <w:gridCol w:w="4986"/>
+        <w:gridCol w:w="4320"/>
+        <w:gridCol w:w="4320"/>
       </w:tblGrid>
       <w:tr>
         <w:tc>
           <w:tcPr>
-            <w:tcW w:type="dxa" w:w="4986"/>
+            <w:tcW w:type="dxa" w:w="4320"/>
           </w:tcPr>
           <w:p>
             <w:r>
               <w:rPr>
                 <w:b/>
-              </w:rPr>
-              <w:t>KPI</w:t>
-            </w:r>
-          </w:p>
-        </w:tc>
-        <w:tc>
-          <w:tcPr>
-            <w:tcW w:type="dxa" w:w="4986"/>
-          </w:tcPr>
-          <w:p>
+                <w:sz w:val="17"/>
+              </w:rPr>
+            </w:r>
             <w:r>
               <w:rPr>
                 <w:b/>
+                <w:sz w:val="17"/>
+              </w:rPr>
+              <w:t>Показатель</w:t>
+            </w:r>
+          </w:p>
+        </w:tc>
+        <w:tc>
+          <w:tcPr>
+            <w:tcW w:type="dxa" w:w="4320"/>
+          </w:tcPr>
+          <w:p>
+            <w:r>
+              <w:rPr>
+                <w:b/>
+                <w:sz w:val="17"/>
+              </w:rPr>
+            </w:r>
+            <w:r>
+              <w:rPr>
+                <w:b/>
+                <w:sz w:val="17"/>
               </w:rPr>
               <w:t>Значение</w:t>
             </w:r>
@@ -351,21 +384,37 @@
       <w:tr>
         <w:tc>
           <w:tcPr>
-            <w:tcW w:type="dxa" w:w="4986"/>
-          </w:tcPr>
-          <w:p>
-            <w:r>
-              <w:t>NPV (с терминальной стоимостью, g=4%)</w:t>
-            </w:r>
-          </w:p>
-        </w:tc>
-        <w:tc>
-          <w:tcPr>
-            <w:tcW w:type="dxa" w:w="4986"/>
-          </w:tcPr>
-          <w:p>
-            <w:r>
-              <w:t>63,4 млрд ₽</w:t>
+            <w:tcW w:type="dxa" w:w="4320"/>
+          </w:tcPr>
+          <w:p>
+            <w:r>
+              <w:rPr>
+                <w:sz w:val="17"/>
+              </w:rPr>
+            </w:r>
+            <w:r>
+              <w:rPr>
+                <w:sz w:val="17"/>
+              </w:rPr>
+              <w:t>Стоимость бизнеса (DCF с терминальной стоимостью, g=4%)</w:t>
+            </w:r>
+          </w:p>
+        </w:tc>
+        <w:tc>
+          <w:tcPr>
+            <w:tcW w:type="dxa" w:w="4320"/>
+          </w:tcPr>
+          <w:p>
+            <w:r>
+              <w:rPr>
+                <w:sz w:val="17"/>
+              </w:rPr>
+            </w:r>
+            <w:r>
+              <w:rPr>
+                <w:sz w:val="17"/>
+              </w:rPr>
+              <w:t>63,0 млрд ₽</w:t>
             </w:r>
           </w:p>
         </w:tc>
@@ -373,21 +422,37 @@
       <w:tr>
         <w:tc>
           <w:tcPr>
-            <w:tcW w:type="dxa" w:w="4986"/>
-          </w:tcPr>
-          <w:p>
-            <w:r>
-              <w:t>IRR</w:t>
-            </w:r>
-          </w:p>
-        </w:tc>
-        <w:tc>
-          <w:tcPr>
-            <w:tcW w:type="dxa" w:w="4986"/>
-          </w:tcPr>
-          <w:p>
-            <w:r>
-              <w:t>62% (project-level)</w:t>
+            <w:tcW w:type="dxa" w:w="4320"/>
+          </w:tcPr>
+          <w:p>
+            <w:r>
+              <w:rPr>
+                <w:sz w:val="17"/>
+              </w:rPr>
+            </w:r>
+            <w:r>
+              <w:rPr>
+                <w:sz w:val="17"/>
+              </w:rPr>
+              <w:t>Окупаемость простая</w:t>
+            </w:r>
+          </w:p>
+        </w:tc>
+        <w:tc>
+          <w:tcPr>
+            <w:tcW w:type="dxa" w:w="4320"/>
+          </w:tcPr>
+          <w:p>
+            <w:r>
+              <w:rPr>
+                <w:sz w:val="17"/>
+              </w:rPr>
+            </w:r>
+            <w:r>
+              <w:rPr>
+                <w:sz w:val="17"/>
+              </w:rPr>
+              <w:t>2,73 года</w:t>
             </w:r>
           </w:p>
         </w:tc>
@@ -395,21 +460,37 @@
       <w:tr>
         <w:tc>
           <w:tcPr>
-            <w:tcW w:type="dxa" w:w="4986"/>
-          </w:tcPr>
-          <w:p>
-            <w:r>
-              <w:t>Payback</w:t>
-            </w:r>
-          </w:p>
-        </w:tc>
-        <w:tc>
-          <w:tcPr>
-            <w:tcW w:type="dxa" w:w="4986"/>
-          </w:tcPr>
-          <w:p>
-            <w:r>
-              <w:t>2,8 года</w:t>
+            <w:tcW w:type="dxa" w:w="4320"/>
+          </w:tcPr>
+          <w:p>
+            <w:r>
+              <w:rPr>
+                <w:sz w:val="17"/>
+              </w:rPr>
+            </w:r>
+            <w:r>
+              <w:rPr>
+                <w:sz w:val="17"/>
+              </w:rPr>
+              <w:t>Окупаемость дисконтированная</w:t>
+            </w:r>
+          </w:p>
+        </w:tc>
+        <w:tc>
+          <w:tcPr>
+            <w:tcW w:type="dxa" w:w="4320"/>
+          </w:tcPr>
+          <w:p>
+            <w:r>
+              <w:rPr>
+                <w:sz w:val="17"/>
+              </w:rPr>
+            </w:r>
+            <w:r>
+              <w:rPr>
+                <w:sz w:val="17"/>
+              </w:rPr>
+              <w:t>3,05 года</w:t>
             </w:r>
           </w:p>
         </w:tc>
@@ -417,21 +498,37 @@
       <w:tr>
         <w:tc>
           <w:tcPr>
-            <w:tcW w:type="dxa" w:w="4986"/>
-          </w:tcPr>
-          <w:p>
-            <w:r>
+            <w:tcW w:type="dxa" w:w="4320"/>
+          </w:tcPr>
+          <w:p>
+            <w:r>
+              <w:rPr>
+                <w:sz w:val="17"/>
+              </w:rPr>
+            </w:r>
+            <w:r>
+              <w:rPr>
+                <w:sz w:val="17"/>
+              </w:rPr>
               <w:t>Стартовый раунд (запрос)</w:t>
             </w:r>
           </w:p>
         </w:tc>
         <w:tc>
           <w:tcPr>
-            <w:tcW w:type="dxa" w:w="4986"/>
-          </w:tcPr>
-          <w:p>
-            <w:r>
-              <w:t>1,3 млрд ₽</w:t>
+            <w:tcW w:type="dxa" w:w="4320"/>
+          </w:tcPr>
+          <w:p>
+            <w:r>
+              <w:rPr>
+                <w:sz w:val="17"/>
+              </w:rPr>
+            </w:r>
+            <w:r>
+              <w:rPr>
+                <w:sz w:val="17"/>
+              </w:rPr>
+              <w:t>1,8 млрд ₽</w:t>
             </w:r>
           </w:p>
         </w:tc>
@@ -439,21 +536,37 @@
       <w:tr>
         <w:tc>
           <w:tcPr>
-            <w:tcW w:type="dxa" w:w="4986"/>
-          </w:tcPr>
-          <w:p>
-            <w:r>
-              <w:t>Выручка год 5 (2029)</w:t>
-            </w:r>
-          </w:p>
-        </w:tc>
-        <w:tc>
-          <w:tcPr>
-            <w:tcW w:type="dxa" w:w="4986"/>
-          </w:tcPr>
-          <w:p>
-            <w:r>
-              <w:t>37,5 млрд ₽</w:t>
+            <w:tcW w:type="dxa" w:w="4320"/>
+          </w:tcPr>
+          <w:p>
+            <w:r>
+              <w:rPr>
+                <w:sz w:val="17"/>
+              </w:rPr>
+            </w:r>
+            <w:r>
+              <w:rPr>
+                <w:sz w:val="17"/>
+              </w:rPr>
+              <w:t>Пиковая потребность в финансировании</w:t>
+            </w:r>
+          </w:p>
+        </w:tc>
+        <w:tc>
+          <w:tcPr>
+            <w:tcW w:type="dxa" w:w="4320"/>
+          </w:tcPr>
+          <w:p>
+            <w:r>
+              <w:rPr>
+                <w:sz w:val="17"/>
+              </w:rPr>
+            </w:r>
+            <w:r>
+              <w:rPr>
+                <w:sz w:val="17"/>
+              </w:rPr>
+              <w:t>1,70 млрд ₽</w:t>
             </w:r>
           </w:p>
         </w:tc>
@@ -461,21 +574,37 @@
       <w:tr>
         <w:tc>
           <w:tcPr>
-            <w:tcW w:type="dxa" w:w="4986"/>
-          </w:tcPr>
-          <w:p>
-            <w:r>
-              <w:t>Выручка год 10 (2034)</w:t>
-            </w:r>
-          </w:p>
-        </w:tc>
-        <w:tc>
-          <w:tcPr>
-            <w:tcW w:type="dxa" w:w="4986"/>
-          </w:tcPr>
-          <w:p>
-            <w:r>
-              <w:t>137,9 млрд ₽</w:t>
+            <w:tcW w:type="dxa" w:w="4320"/>
+          </w:tcPr>
+          <w:p>
+            <w:r>
+              <w:rPr>
+                <w:sz w:val="17"/>
+              </w:rPr>
+            </w:r>
+            <w:r>
+              <w:rPr>
+                <w:sz w:val="17"/>
+              </w:rPr>
+              <w:t>Выручка год 5 (2031)</w:t>
+            </w:r>
+          </w:p>
+        </w:tc>
+        <w:tc>
+          <w:tcPr>
+            <w:tcW w:type="dxa" w:w="4320"/>
+          </w:tcPr>
+          <w:p>
+            <w:r>
+              <w:rPr>
+                <w:sz w:val="17"/>
+              </w:rPr>
+            </w:r>
+            <w:r>
+              <w:rPr>
+                <w:sz w:val="17"/>
+              </w:rPr>
+              <w:t>39,0 млрд ₽</w:t>
             </w:r>
           </w:p>
         </w:tc>
@@ -483,21 +612,113 @@
       <w:tr>
         <w:tc>
           <w:tcPr>
-            <w:tcW w:type="dxa" w:w="4986"/>
-          </w:tcPr>
-          <w:p>
-            <w:r>
+            <w:tcW w:type="dxa" w:w="4320"/>
+          </w:tcPr>
+          <w:p>
+            <w:r>
+              <w:rPr>
+                <w:sz w:val="17"/>
+              </w:rPr>
+            </w:r>
+            <w:r>
+              <w:rPr>
+                <w:sz w:val="17"/>
+              </w:rPr>
+              <w:t>Выручка год 10 (2036)</w:t>
+            </w:r>
+          </w:p>
+        </w:tc>
+        <w:tc>
+          <w:tcPr>
+            <w:tcW w:type="dxa" w:w="4320"/>
+          </w:tcPr>
+          <w:p>
+            <w:r>
+              <w:rPr>
+                <w:sz w:val="17"/>
+              </w:rPr>
+            </w:r>
+            <w:r>
+              <w:rPr>
+                <w:sz w:val="17"/>
+              </w:rPr>
+              <w:t>142,6 млрд ₽</w:t>
+            </w:r>
+          </w:p>
+        </w:tc>
+      </w:tr>
+      <w:tr>
+        <w:tc>
+          <w:tcPr>
+            <w:tcW w:type="dxa" w:w="4320"/>
+          </w:tcPr>
+          <w:p>
+            <w:r>
+              <w:rPr>
+                <w:sz w:val="17"/>
+              </w:rPr>
+            </w:r>
+            <w:r>
+              <w:rPr>
+                <w:sz w:val="17"/>
+              </w:rPr>
               <w:t>EBITDA год 10</w:t>
             </w:r>
           </w:p>
         </w:tc>
         <w:tc>
           <w:tcPr>
-            <w:tcW w:type="dxa" w:w="4986"/>
-          </w:tcPr>
-          <w:p>
-            <w:r>
-              <w:t>133,6 млрд ₽</w:t>
+            <w:tcW w:type="dxa" w:w="4320"/>
+          </w:tcPr>
+          <w:p>
+            <w:r>
+              <w:rPr>
+                <w:sz w:val="17"/>
+              </w:rPr>
+            </w:r>
+            <w:r>
+              <w:rPr>
+                <w:sz w:val="17"/>
+              </w:rPr>
+              <w:t>107,1 млрд ₽</w:t>
+            </w:r>
+          </w:p>
+        </w:tc>
+      </w:tr>
+      <w:tr>
+        <w:tc>
+          <w:tcPr>
+            <w:tcW w:type="dxa" w:w="4320"/>
+          </w:tcPr>
+          <w:p>
+            <w:r>
+              <w:rPr>
+                <w:sz w:val="17"/>
+              </w:rPr>
+            </w:r>
+            <w:r>
+              <w:rPr>
+                <w:sz w:val="17"/>
+              </w:rPr>
+              <w:t>Маржа EBITDA год 10</w:t>
+            </w:r>
+          </w:p>
+        </w:tc>
+        <w:tc>
+          <w:tcPr>
+            <w:tcW w:type="dxa" w:w="4320"/>
+          </w:tcPr>
+          <w:p>
+            <w:r>
+              <w:rPr>
+                <w:sz w:val="17"/>
+              </w:rPr>
+            </w:r>
+            <w:r>
+              <w:rPr>
+                <w:sz w:val="17"/>
+              </w:rPr>
+              <w:t>75,1%</w:t>
             </w:r>
           </w:p>
         </w:tc>
@@ -509,7 +730,7 @@
         <w:jc w:val="both"/>
       </w:pPr>
       <w:r>
-        <w:t>Консервативный сценарий (работа только в действующем 259-ФЗ, доля рынка 7%, WACC 29,5%): NPV 28,5 млрд ₽ — более чем 20-кратный запас прочности к стартовому капиталу. IRR и Payback рассчитаны только для базового сценария (см. § 9.2): по построению консервативный сценарий не может дать доходность выше базового.</w:t>
+        <w:t>Консервативный сценарий (работа только в действующем 259-ФЗ, доля рынка 7%): стоимость бизнеса 20,1 млрд ₽. Показатель внутренней нормы доходности проекта в этой редакции намеренно вынесен в § 9.2 с оговоркой: на потоках проекта он превышает 100%, что отражает не преимущество проекта, а неполноту модели по стоимости входа на рынок.</w:t>
       </w:r>
     </w:p>
     <w:p>
@@ -656,7 +877,7 @@
         <w:jc w:val="both"/>
       </w:pPr>
       <w:r>
-        <w:t>При получении ИТ-аккредитации Минцифры и сохранении ≥70% ИТ-выручки применима льгота по налогу на прибыль (5% или 0% в зависимости от редакции НК РФ на дату). При построении базового сценария налог 20% — консервативная база. Льгота — отдельный upside на оценку.</w:t>
+        <w:t>При получении ИТ-аккредитации Минцифры и сохранении ≥70% ИТ-выручки применима льгота по налогу на прибыль (5% или 0% в зависимости от редакции НК РФ на дату). При построении базового сценария налог 25% (ставка с 01.01.2025 по 176-ФЗ от 12.07.2024) — консервативная база. Льгота — отдельный upside на оценку.</w:t>
       </w:r>
     </w:p>
     <w:p>
@@ -779,18 +1000,20 @@
     </w:p>
     <w:p>
       <w:pPr>
-        <w:ind w:left="454"/>
+        <w:ind w:left="360"/>
       </w:pPr>
       <w:r>
         <w:rPr>
           <w:b/>
           <w:i/>
+          <w:color w:val="444444"/>
         </w:rPr>
         <w:t>Stage 2 (горизонт 2029+).</w:t>
       </w:r>
       <w:r>
         <w:rPr>
           <w:i/>
+          <w:color w:val="444444"/>
         </w:rPr>
         <w:t xml:space="preserve"> В рамках расширения мандата шаги 6–7 могут быть переведены на модель целевой обеспеченной эмиссии Банка России под пул залоговых ЦФА с эскроу-счётом под управлением ЦБ. Stage 2 реализуется после положительного track-record Stage 1 ≥ 12 мес. и принятия пакета 4 ФЗ-поправок (см. Юридический фундамент § 8.2).</w:t>
       </w:r>
@@ -807,23 +1030,31 @@
       <w:tblPr>
         <w:tblStyle w:val="TableGrid"/>
         <w:tblW w:type="auto" w:w="0"/>
+        <w:jc w:val="center"/>
         <w:tblLook w:firstColumn="1" w:firstRow="1" w:lastColumn="0" w:lastRow="0" w:noHBand="0" w:noVBand="1" w:val="04A0"/>
       </w:tblPr>
       <w:tblGrid>
-        <w:gridCol w:w="2493"/>
-        <w:gridCol w:w="2493"/>
-        <w:gridCol w:w="2493"/>
-        <w:gridCol w:w="2493"/>
+        <w:gridCol w:w="2160"/>
+        <w:gridCol w:w="2160"/>
+        <w:gridCol w:w="2160"/>
+        <w:gridCol w:w="2160"/>
       </w:tblGrid>
       <w:tr>
         <w:tc>
           <w:tcPr>
-            <w:tcW w:type="dxa" w:w="2493"/>
+            <w:tcW w:type="dxa" w:w="2160"/>
           </w:tcPr>
           <w:p>
             <w:r>
               <w:rPr>
                 <w:b/>
+                <w:sz w:val="17"/>
+              </w:rPr>
+            </w:r>
+            <w:r>
+              <w:rPr>
+                <w:b/>
+                <w:sz w:val="17"/>
               </w:rPr>
               <w:t>Параметр</w:t>
             </w:r>
@@ -831,12 +1062,19 @@
         </w:tc>
         <w:tc>
           <w:tcPr>
-            <w:tcW w:type="dxa" w:w="2493"/>
+            <w:tcW w:type="dxa" w:w="2160"/>
           </w:tcPr>
           <w:p>
             <w:r>
               <w:rPr>
                 <w:b/>
+                <w:sz w:val="17"/>
+              </w:rPr>
+            </w:r>
+            <w:r>
+              <w:rPr>
+                <w:b/>
+                <w:sz w:val="17"/>
               </w:rPr>
               <w:t>Существующие ЦФА в РФ</w:t>
             </w:r>
@@ -844,12 +1082,19 @@
         </w:tc>
         <w:tc>
           <w:tcPr>
-            <w:tcW w:type="dxa" w:w="2493"/>
+            <w:tcW w:type="dxa" w:w="2160"/>
           </w:tcPr>
           <w:p>
             <w:r>
               <w:rPr>
                 <w:b/>
+                <w:sz w:val="17"/>
+              </w:rPr>
+            </w:r>
+            <w:r>
+              <w:rPr>
+                <w:b/>
+                <w:sz w:val="17"/>
               </w:rPr>
               <w:t>ЦП РСФСР Stage 1</w:t>
             </w:r>
@@ -857,12 +1102,19 @@
         </w:tc>
         <w:tc>
           <w:tcPr>
-            <w:tcW w:type="dxa" w:w="2493"/>
+            <w:tcW w:type="dxa" w:w="2160"/>
           </w:tcPr>
           <w:p>
             <w:r>
               <w:rPr>
                 <w:b/>
+                <w:sz w:val="17"/>
+              </w:rPr>
+            </w:r>
+            <w:r>
+              <w:rPr>
+                <w:b/>
+                <w:sz w:val="17"/>
               </w:rPr>
               <w:t>ЦП РСФСР Stage 2 (горизонт)</w:t>
             </w:r>
@@ -872,40 +1124,72 @@
       <w:tr>
         <w:tc>
           <w:tcPr>
-            <w:tcW w:type="dxa" w:w="2493"/>
-          </w:tcPr>
-          <w:p>
-            <w:r>
+            <w:tcW w:type="dxa" w:w="2160"/>
+          </w:tcPr>
+          <w:p>
+            <w:r>
+              <w:rPr>
+                <w:sz w:val="17"/>
+              </w:rPr>
+            </w:r>
+            <w:r>
+              <w:rPr>
+                <w:sz w:val="17"/>
+              </w:rPr>
               <w:t>Обеспечение</w:t>
             </w:r>
           </w:p>
         </w:tc>
         <w:tc>
           <w:tcPr>
-            <w:tcW w:type="dxa" w:w="2493"/>
-          </w:tcPr>
-          <w:p>
-            <w:r>
+            <w:tcW w:type="dxa" w:w="2160"/>
+          </w:tcPr>
+          <w:p>
+            <w:r>
+              <w:rPr>
+                <w:sz w:val="17"/>
+              </w:rPr>
+            </w:r>
+            <w:r>
+              <w:rPr>
+                <w:sz w:val="17"/>
+              </w:rPr>
               <w:t>Денежные требования, акции, обязательства</w:t>
             </w:r>
           </w:p>
         </w:tc>
         <w:tc>
           <w:tcPr>
-            <w:tcW w:type="dxa" w:w="2493"/>
-          </w:tcPr>
-          <w:p>
-            <w:r>
+            <w:tcW w:type="dxa" w:w="2160"/>
+          </w:tcPr>
+          <w:p>
+            <w:r>
+              <w:rPr>
+                <w:sz w:val="17"/>
+              </w:rPr>
+            </w:r>
+            <w:r>
+              <w:rPr>
+                <w:sz w:val="17"/>
+              </w:rPr>
               <w:t>Физическое и нематериальное имущество (под залог)</w:t>
             </w:r>
           </w:p>
         </w:tc>
         <w:tc>
           <w:tcPr>
-            <w:tcW w:type="dxa" w:w="2493"/>
-          </w:tcPr>
-          <w:p>
-            <w:r>
+            <w:tcW w:type="dxa" w:w="2160"/>
+          </w:tcPr>
+          <w:p>
+            <w:r>
+              <w:rPr>
+                <w:sz w:val="17"/>
+              </w:rPr>
+            </w:r>
+            <w:r>
+              <w:rPr>
+                <w:sz w:val="17"/>
+              </w:rPr>
               <w:t>Физическое и нематериальное имущество (под залог)</w:t>
             </w:r>
           </w:p>
@@ -914,40 +1198,72 @@
       <w:tr>
         <w:tc>
           <w:tcPr>
-            <w:tcW w:type="dxa" w:w="2493"/>
-          </w:tcPr>
-          <w:p>
-            <w:r>
+            <w:tcW w:type="dxa" w:w="2160"/>
+          </w:tcPr>
+          <w:p>
+            <w:r>
+              <w:rPr>
+                <w:sz w:val="17"/>
+              </w:rPr>
+            </w:r>
+            <w:r>
+              <w:rPr>
+                <w:sz w:val="17"/>
+              </w:rPr>
               <w:t>Источник средств</w:t>
             </w:r>
           </w:p>
         </w:tc>
         <w:tc>
           <w:tcPr>
-            <w:tcW w:type="dxa" w:w="2493"/>
-          </w:tcPr>
-          <w:p>
-            <w:r>
+            <w:tcW w:type="dxa" w:w="2160"/>
+          </w:tcPr>
+          <w:p>
+            <w:r>
+              <w:rPr>
+                <w:sz w:val="17"/>
+              </w:rPr>
+            </w:r>
+            <w:r>
+              <w:rPr>
+                <w:sz w:val="17"/>
+              </w:rPr>
               <w:t>Покупатель ЦФА оплачивает рублями</w:t>
             </w:r>
           </w:p>
         </w:tc>
         <w:tc>
           <w:tcPr>
-            <w:tcW w:type="dxa" w:w="2493"/>
-          </w:tcPr>
-          <w:p>
-            <w:r>
+            <w:tcW w:type="dxa" w:w="2160"/>
+          </w:tcPr>
+          <w:p>
+            <w:r>
+              <w:rPr>
+                <w:sz w:val="17"/>
+              </w:rPr>
+            </w:r>
+            <w:r>
+              <w:rPr>
+                <w:sz w:val="17"/>
+              </w:rPr>
               <w:t>Фабрика ВЭБ.РФ + Федеральное казначейство</w:t>
             </w:r>
           </w:p>
         </w:tc>
         <w:tc>
           <w:tcPr>
-            <w:tcW w:type="dxa" w:w="2493"/>
-          </w:tcPr>
-          <w:p>
-            <w:r>
+            <w:tcW w:type="dxa" w:w="2160"/>
+          </w:tcPr>
+          <w:p>
+            <w:r>
+              <w:rPr>
+                <w:sz w:val="17"/>
+              </w:rPr>
+            </w:r>
+            <w:r>
+              <w:rPr>
+                <w:sz w:val="17"/>
+              </w:rPr>
               <w:t>Целевая обеспеченная эмиссия Банка России</w:t>
             </w:r>
           </w:p>
@@ -956,40 +1272,72 @@
       <w:tr>
         <w:tc>
           <w:tcPr>
-            <w:tcW w:type="dxa" w:w="2493"/>
-          </w:tcPr>
-          <w:p>
-            <w:r>
+            <w:tcW w:type="dxa" w:w="2160"/>
+          </w:tcPr>
+          <w:p>
+            <w:r>
+              <w:rPr>
+                <w:sz w:val="17"/>
+              </w:rPr>
+            </w:r>
+            <w:r>
+              <w:rPr>
+                <w:sz w:val="17"/>
+              </w:rPr>
               <w:t>Назначение</w:t>
             </w:r>
           </w:p>
         </w:tc>
         <w:tc>
           <w:tcPr>
-            <w:tcW w:type="dxa" w:w="2493"/>
-          </w:tcPr>
-          <w:p>
-            <w:r>
+            <w:tcW w:type="dxa" w:w="2160"/>
+          </w:tcPr>
+          <w:p>
+            <w:r>
+              <w:rPr>
+                <w:sz w:val="17"/>
+              </w:rPr>
+            </w:r>
+            <w:r>
+              <w:rPr>
+                <w:sz w:val="17"/>
+              </w:rPr>
               <w:t>Свободное</w:t>
             </w:r>
           </w:p>
         </w:tc>
         <w:tc>
           <w:tcPr>
-            <w:tcW w:type="dxa" w:w="2493"/>
-          </w:tcPr>
-          <w:p>
-            <w:r>
+            <w:tcW w:type="dxa" w:w="2160"/>
+          </w:tcPr>
+          <w:p>
+            <w:r>
+              <w:rPr>
+                <w:sz w:val="17"/>
+              </w:rPr>
+            </w:r>
+            <w:r>
+              <w:rPr>
+                <w:sz w:val="17"/>
+              </w:rPr>
               <w:t>Целевое (нацпроекты, инфраструктура)</w:t>
             </w:r>
           </w:p>
         </w:tc>
         <w:tc>
           <w:tcPr>
-            <w:tcW w:type="dxa" w:w="2493"/>
-          </w:tcPr>
-          <w:p>
-            <w:r>
+            <w:tcW w:type="dxa" w:w="2160"/>
+          </w:tcPr>
+          <w:p>
+            <w:r>
+              <w:rPr>
+                <w:sz w:val="17"/>
+              </w:rPr>
+            </w:r>
+            <w:r>
+              <w:rPr>
+                <w:sz w:val="17"/>
+              </w:rPr>
               <w:t>Целевое (нацпроекты, инфраструктура)</w:t>
             </w:r>
           </w:p>
@@ -998,40 +1346,72 @@
       <w:tr>
         <w:tc>
           <w:tcPr>
-            <w:tcW w:type="dxa" w:w="2493"/>
-          </w:tcPr>
-          <w:p>
-            <w:r>
+            <w:tcW w:type="dxa" w:w="2160"/>
+          </w:tcPr>
+          <w:p>
+            <w:r>
+              <w:rPr>
+                <w:sz w:val="17"/>
+              </w:rPr>
+            </w:r>
+            <w:r>
+              <w:rPr>
+                <w:sz w:val="17"/>
+              </w:rPr>
               <w:t>Контур</w:t>
             </w:r>
           </w:p>
         </w:tc>
         <w:tc>
           <w:tcPr>
-            <w:tcW w:type="dxa" w:w="2493"/>
-          </w:tcPr>
-          <w:p>
-            <w:r>
+            <w:tcW w:type="dxa" w:w="2160"/>
+          </w:tcPr>
+          <w:p>
+            <w:r>
+              <w:rPr>
+                <w:sz w:val="17"/>
+              </w:rPr>
+            </w:r>
+            <w:r>
+              <w:rPr>
+                <w:sz w:val="17"/>
+              </w:rPr>
               <w:t>Частный оператор, ЦБ — регулятор</w:t>
             </w:r>
           </w:p>
         </w:tc>
         <w:tc>
           <w:tcPr>
-            <w:tcW w:type="dxa" w:w="2493"/>
-          </w:tcPr>
-          <w:p>
-            <w:r>
+            <w:tcW w:type="dxa" w:w="2160"/>
+          </w:tcPr>
+          <w:p>
+            <w:r>
+              <w:rPr>
+                <w:sz w:val="17"/>
+              </w:rPr>
+            </w:r>
+            <w:r>
+              <w:rPr>
+                <w:sz w:val="17"/>
+              </w:rPr>
               <w:t>Технологическое партнёрство с оператором 779-П + ЦБ как надзорный регулятор по ст. 4 86-ФЗ</w:t>
             </w:r>
           </w:p>
         </w:tc>
         <w:tc>
           <w:tcPr>
-            <w:tcW w:type="dxa" w:w="2493"/>
-          </w:tcPr>
-          <w:p>
-            <w:r>
+            <w:tcW w:type="dxa" w:w="2160"/>
+          </w:tcPr>
+          <w:p>
+            <w:r>
+              <w:rPr>
+                <w:sz w:val="17"/>
+              </w:rPr>
+            </w:r>
+            <w:r>
+              <w:rPr>
+                <w:sz w:val="17"/>
+              </w:rPr>
               <w:t>Технологическое партнёрство + ЦБ как эмитент в расширенном мандате</w:t>
             </w:r>
           </w:p>
@@ -1040,40 +1420,72 @@
       <w:tr>
         <w:tc>
           <w:tcPr>
-            <w:tcW w:type="dxa" w:w="2493"/>
-          </w:tcPr>
-          <w:p>
-            <w:r>
+            <w:tcW w:type="dxa" w:w="2160"/>
+          </w:tcPr>
+          <w:p>
+            <w:r>
+              <w:rPr>
+                <w:sz w:val="17"/>
+              </w:rPr>
+            </w:r>
+            <w:r>
+              <w:rPr>
+                <w:sz w:val="17"/>
+              </w:rPr>
               <w:t>Возврат имущества</w:t>
             </w:r>
           </w:p>
         </w:tc>
         <w:tc>
           <w:tcPr>
-            <w:tcW w:type="dxa" w:w="2493"/>
-          </w:tcPr>
-          <w:p>
-            <w:r>
+            <w:tcW w:type="dxa" w:w="2160"/>
+          </w:tcPr>
+          <w:p>
+            <w:r>
+              <w:rPr>
+                <w:sz w:val="17"/>
+              </w:rPr>
+            </w:r>
+            <w:r>
+              <w:rPr>
+                <w:sz w:val="17"/>
+              </w:rPr>
               <w:t>n/a</w:t>
             </w:r>
           </w:p>
         </w:tc>
         <w:tc>
           <w:tcPr>
-            <w:tcW w:type="dxa" w:w="2493"/>
-          </w:tcPr>
-          <w:p>
-            <w:r>
+            <w:tcW w:type="dxa" w:w="2160"/>
+          </w:tcPr>
+          <w:p>
+            <w:r>
+              <w:rPr>
+                <w:sz w:val="17"/>
+              </w:rPr>
+            </w:r>
+            <w:r>
+              <w:rPr>
+                <w:sz w:val="17"/>
+              </w:rPr>
               <w:t>После завершения проекта — мена и возврат</w:t>
             </w:r>
           </w:p>
         </w:tc>
         <w:tc>
           <w:tcPr>
-            <w:tcW w:type="dxa" w:w="2493"/>
-          </w:tcPr>
-          <w:p>
-            <w:r>
+            <w:tcW w:type="dxa" w:w="2160"/>
+          </w:tcPr>
+          <w:p>
+            <w:r>
+              <w:rPr>
+                <w:sz w:val="17"/>
+              </w:rPr>
+            </w:r>
+            <w:r>
+              <w:rPr>
+                <w:sz w:val="17"/>
+              </w:rPr>
               <w:t>После завершения проекта — мена и возврат</w:t>
             </w:r>
           </w:p>
@@ -1307,22 +1719,30 @@
       <w:tblPr>
         <w:tblStyle w:val="TableGrid"/>
         <w:tblW w:type="auto" w:w="0"/>
+        <w:jc w:val="center"/>
         <w:tblLook w:firstColumn="1" w:firstRow="1" w:lastColumn="0" w:lastRow="0" w:noHBand="0" w:noVBand="1" w:val="04A0"/>
       </w:tblPr>
       <w:tblGrid>
-        <w:gridCol w:w="3324"/>
-        <w:gridCol w:w="3324"/>
-        <w:gridCol w:w="3324"/>
+        <w:gridCol w:w="2880"/>
+        <w:gridCol w:w="2880"/>
+        <w:gridCol w:w="2880"/>
       </w:tblGrid>
       <w:tr>
         <w:tc>
           <w:tcPr>
-            <w:tcW w:type="dxa" w:w="3324"/>
+            <w:tcW w:type="dxa" w:w="2880"/>
           </w:tcPr>
           <w:p>
             <w:r>
               <w:rPr>
                 <w:b/>
+                <w:sz w:val="17"/>
+              </w:rPr>
+            </w:r>
+            <w:r>
+              <w:rPr>
+                <w:b/>
+                <w:sz w:val="17"/>
               </w:rPr>
               <w:t>Сегмент</w:t>
             </w:r>
@@ -1330,12 +1750,19 @@
         </w:tc>
         <w:tc>
           <w:tcPr>
-            <w:tcW w:type="dxa" w:w="3324"/>
+            <w:tcW w:type="dxa" w:w="2880"/>
           </w:tcPr>
           <w:p>
             <w:r>
               <w:rPr>
                 <w:b/>
+                <w:sz w:val="17"/>
+              </w:rPr>
+            </w:r>
+            <w:r>
+              <w:rPr>
+                <w:b/>
+                <w:sz w:val="17"/>
               </w:rPr>
               <w:t>Объём, трлн ₽</w:t>
             </w:r>
@@ -1343,12 +1770,19 @@
         </w:tc>
         <w:tc>
           <w:tcPr>
-            <w:tcW w:type="dxa" w:w="3324"/>
+            <w:tcW w:type="dxa" w:w="2880"/>
           </w:tcPr>
           <w:p>
             <w:r>
               <w:rPr>
                 <w:b/>
+                <w:sz w:val="17"/>
+              </w:rPr>
+            </w:r>
+            <w:r>
+              <w:rPr>
+                <w:b/>
+                <w:sz w:val="17"/>
               </w:rPr>
               <w:t>Источник</w:t>
             </w:r>
@@ -1358,30 +1792,54 @@
       <w:tr>
         <w:tc>
           <w:tcPr>
-            <w:tcW w:type="dxa" w:w="3324"/>
-          </w:tcPr>
-          <w:p>
-            <w:r>
+            <w:tcW w:type="dxa" w:w="2880"/>
+          </w:tcPr>
+          <w:p>
+            <w:r>
+              <w:rPr>
+                <w:sz w:val="17"/>
+              </w:rPr>
+            </w:r>
+            <w:r>
+              <w:rPr>
+                <w:sz w:val="17"/>
+              </w:rPr>
               <w:t>Жилой фонд (4,7 млрд м² × 85 000 ₽/м²)</w:t>
             </w:r>
           </w:p>
         </w:tc>
         <w:tc>
           <w:tcPr>
-            <w:tcW w:type="dxa" w:w="3324"/>
-          </w:tcPr>
-          <w:p>
-            <w:r>
+            <w:tcW w:type="dxa" w:w="2880"/>
+          </w:tcPr>
+          <w:p>
+            <w:r>
+              <w:rPr>
+                <w:sz w:val="17"/>
+              </w:rPr>
+            </w:r>
+            <w:r>
+              <w:rPr>
+                <w:sz w:val="17"/>
+              </w:rPr>
               <w:t>400</w:t>
             </w:r>
           </w:p>
         </w:tc>
         <w:tc>
           <w:tcPr>
-            <w:tcW w:type="dxa" w:w="3324"/>
-          </w:tcPr>
-          <w:p>
-            <w:r>
+            <w:tcW w:type="dxa" w:w="2880"/>
+          </w:tcPr>
+          <w:p>
+            <w:r>
+              <w:rPr>
+                <w:sz w:val="17"/>
+              </w:rPr>
+            </w:r>
+            <w:r>
+              <w:rPr>
+                <w:sz w:val="17"/>
+              </w:rPr>
               <w:t>Концепт автора, Росстат</w:t>
             </w:r>
           </w:p>
@@ -1390,30 +1848,54 @@
       <w:tr>
         <w:tc>
           <w:tcPr>
-            <w:tcW w:type="dxa" w:w="3324"/>
-          </w:tcPr>
-          <w:p>
-            <w:r>
+            <w:tcW w:type="dxa" w:w="2880"/>
+          </w:tcPr>
+          <w:p>
+            <w:r>
+              <w:rPr>
+                <w:sz w:val="17"/>
+              </w:rPr>
+            </w:r>
+            <w:r>
+              <w:rPr>
+                <w:sz w:val="17"/>
+              </w:rPr>
               <w:t>Коммерческая недвижимость</w:t>
             </w:r>
           </w:p>
         </w:tc>
         <w:tc>
           <w:tcPr>
-            <w:tcW w:type="dxa" w:w="3324"/>
-          </w:tcPr>
-          <w:p>
-            <w:r>
+            <w:tcW w:type="dxa" w:w="2880"/>
+          </w:tcPr>
+          <w:p>
+            <w:r>
+              <w:rPr>
+                <w:sz w:val="17"/>
+              </w:rPr>
+            </w:r>
+            <w:r>
+              <w:rPr>
+                <w:sz w:val="17"/>
+              </w:rPr>
               <w:t>45</w:t>
             </w:r>
           </w:p>
         </w:tc>
         <w:tc>
           <w:tcPr>
-            <w:tcW w:type="dxa" w:w="3324"/>
-          </w:tcPr>
-          <w:p>
-            <w:r>
+            <w:tcW w:type="dxa" w:w="2880"/>
+          </w:tcPr>
+          <w:p>
+            <w:r>
+              <w:rPr>
+                <w:sz w:val="17"/>
+              </w:rPr>
+            </w:r>
+            <w:r>
+              <w:rPr>
+                <w:sz w:val="17"/>
+              </w:rPr>
               <w:t>Концепт автора</w:t>
             </w:r>
           </w:p>
@@ -1422,30 +1904,54 @@
       <w:tr>
         <w:tc>
           <w:tcPr>
-            <w:tcW w:type="dxa" w:w="3324"/>
-          </w:tcPr>
-          <w:p>
-            <w:r>
+            <w:tcW w:type="dxa" w:w="2880"/>
+          </w:tcPr>
+          <w:p>
+            <w:r>
+              <w:rPr>
+                <w:sz w:val="17"/>
+              </w:rPr>
+            </w:r>
+            <w:r>
+              <w:rPr>
+                <w:sz w:val="17"/>
+              </w:rPr>
               <w:t>Земельные участки (ИЖС + под предприятиями)</w:t>
             </w:r>
           </w:p>
         </w:tc>
         <w:tc>
           <w:tcPr>
-            <w:tcW w:type="dxa" w:w="3324"/>
-          </w:tcPr>
-          <w:p>
-            <w:r>
+            <w:tcW w:type="dxa" w:w="2880"/>
+          </w:tcPr>
+          <w:p>
+            <w:r>
+              <w:rPr>
+                <w:sz w:val="17"/>
+              </w:rPr>
+            </w:r>
+            <w:r>
+              <w:rPr>
+                <w:sz w:val="17"/>
+              </w:rPr>
               <w:t>62</w:t>
             </w:r>
           </w:p>
         </w:tc>
         <w:tc>
           <w:tcPr>
-            <w:tcW w:type="dxa" w:w="3324"/>
-          </w:tcPr>
-          <w:p>
-            <w:r>
+            <w:tcW w:type="dxa" w:w="2880"/>
+          </w:tcPr>
+          <w:p>
+            <w:r>
+              <w:rPr>
+                <w:sz w:val="17"/>
+              </w:rPr>
+            </w:r>
+            <w:r>
+              <w:rPr>
+                <w:sz w:val="17"/>
+              </w:rPr>
               <w:t>Концепт автора</w:t>
             </w:r>
           </w:p>
@@ -1454,12 +1960,18 @@
       <w:tr>
         <w:tc>
           <w:tcPr>
-            <w:tcW w:type="dxa" w:w="3324"/>
-          </w:tcPr>
-          <w:p>
+            <w:tcW w:type="dxa" w:w="2880"/>
+          </w:tcPr>
+          <w:p>
+            <w:r>
+              <w:rPr>
+                <w:sz w:val="17"/>
+              </w:rPr>
+            </w:r>
             <w:r>
               <w:rPr>
                 <w:b/>
+                <w:sz w:val="17"/>
               </w:rPr>
               <w:t>ИТОГО</w:t>
             </w:r>
@@ -1467,12 +1979,18 @@
         </w:tc>
         <w:tc>
           <w:tcPr>
-            <w:tcW w:type="dxa" w:w="3324"/>
-          </w:tcPr>
-          <w:p>
+            <w:tcW w:type="dxa" w:w="2880"/>
+          </w:tcPr>
+          <w:p>
+            <w:r>
+              <w:rPr>
+                <w:sz w:val="17"/>
+              </w:rPr>
+            </w:r>
             <w:r>
               <w:rPr>
                 <w:b/>
+                <w:sz w:val="17"/>
               </w:rPr>
               <w:t>507</w:t>
             </w:r>
@@ -1480,20 +1998,32 @@
         </w:tc>
         <w:tc>
           <w:tcPr>
-            <w:tcW w:type="dxa" w:w="3324"/>
-          </w:tcPr>
-          <w:p/>
+            <w:tcW w:type="dxa" w:w="2880"/>
+          </w:tcPr>
+          <w:p>
+            <w:r>
+              <w:rPr>
+                <w:sz w:val="17"/>
+              </w:rPr>
+            </w:r>
+          </w:p>
         </w:tc>
       </w:tr>
       <w:tr>
         <w:tc>
           <w:tcPr>
-            <w:tcW w:type="dxa" w:w="3324"/>
-          </w:tcPr>
-          <w:p>
+            <w:tcW w:type="dxa" w:w="2880"/>
+          </w:tcPr>
+          <w:p>
+            <w:r>
+              <w:rPr>
+                <w:sz w:val="17"/>
+              </w:rPr>
+            </w:r>
             <w:r>
               <w:rPr>
                 <w:b/>
+                <w:sz w:val="17"/>
               </w:rPr>
               <w:t>Консервативная база (10% × 50%)</w:t>
             </w:r>
@@ -1501,12 +2031,18 @@
         </w:tc>
         <w:tc>
           <w:tcPr>
-            <w:tcW w:type="dxa" w:w="3324"/>
-          </w:tcPr>
-          <w:p>
+            <w:tcW w:type="dxa" w:w="2880"/>
+          </w:tcPr>
+          <w:p>
+            <w:r>
+              <w:rPr>
+                <w:sz w:val="17"/>
+              </w:rPr>
+            </w:r>
             <w:r>
               <w:rPr>
                 <w:b/>
+                <w:sz w:val="17"/>
               </w:rPr>
               <w:t>25</w:t>
             </w:r>
@@ -1514,10 +2050,18 @@
         </w:tc>
         <w:tc>
           <w:tcPr>
-            <w:tcW w:type="dxa" w:w="3324"/>
-          </w:tcPr>
-          <w:p>
-            <w:r>
+            <w:tcW w:type="dxa" w:w="2880"/>
+          </w:tcPr>
+          <w:p>
+            <w:r>
+              <w:rPr>
+                <w:sz w:val="17"/>
+              </w:rPr>
+            </w:r>
+            <w:r>
+              <w:rPr>
+                <w:sz w:val="17"/>
+              </w:rPr>
               <w:t>Концепт автора</w:t>
             </w:r>
           </w:p>
@@ -1817,22 +2361,30 @@
       <w:tblPr>
         <w:tblStyle w:val="TableGrid"/>
         <w:tblW w:type="auto" w:w="0"/>
+        <w:jc w:val="center"/>
         <w:tblLook w:firstColumn="1" w:firstRow="1" w:lastColumn="0" w:lastRow="0" w:noHBand="0" w:noVBand="1" w:val="04A0"/>
       </w:tblPr>
       <w:tblGrid>
-        <w:gridCol w:w="3324"/>
-        <w:gridCol w:w="3324"/>
-        <w:gridCol w:w="3324"/>
+        <w:gridCol w:w="2880"/>
+        <w:gridCol w:w="2880"/>
+        <w:gridCol w:w="2880"/>
       </w:tblGrid>
       <w:tr>
         <w:tc>
           <w:tcPr>
-            <w:tcW w:type="dxa" w:w="3324"/>
+            <w:tcW w:type="dxa" w:w="2880"/>
           </w:tcPr>
           <w:p>
             <w:r>
               <w:rPr>
                 <w:b/>
+                <w:sz w:val="17"/>
+              </w:rPr>
+            </w:r>
+            <w:r>
+              <w:rPr>
+                <w:b/>
+                <w:sz w:val="17"/>
               </w:rPr>
               <w:t>Канал</w:t>
             </w:r>
@@ -1840,12 +2392,19 @@
         </w:tc>
         <w:tc>
           <w:tcPr>
-            <w:tcW w:type="dxa" w:w="3324"/>
+            <w:tcW w:type="dxa" w:w="2880"/>
           </w:tcPr>
           <w:p>
             <w:r>
               <w:rPr>
                 <w:b/>
+                <w:sz w:val="17"/>
+              </w:rPr>
+            </w:r>
+            <w:r>
+              <w:rPr>
+                <w:b/>
+                <w:sz w:val="17"/>
               </w:rPr>
               <w:t>Целевая аудитория</w:t>
             </w:r>
@@ -1853,12 +2412,19 @@
         </w:tc>
         <w:tc>
           <w:tcPr>
-            <w:tcW w:type="dxa" w:w="3324"/>
+            <w:tcW w:type="dxa" w:w="2880"/>
           </w:tcPr>
           <w:p>
             <w:r>
               <w:rPr>
                 <w:b/>
+                <w:sz w:val="17"/>
+              </w:rPr>
+            </w:r>
+            <w:r>
+              <w:rPr>
+                <w:b/>
+                <w:sz w:val="17"/>
               </w:rPr>
               <w:t>Ожидаемая доля выпуска</w:t>
             </w:r>
@@ -1868,30 +2434,54 @@
       <w:tr>
         <w:tc>
           <w:tcPr>
-            <w:tcW w:type="dxa" w:w="3324"/>
-          </w:tcPr>
-          <w:p>
-            <w:r>
+            <w:tcW w:type="dxa" w:w="2880"/>
+          </w:tcPr>
+          <w:p>
+            <w:r>
+              <w:rPr>
+                <w:sz w:val="17"/>
+              </w:rPr>
+            </w:r>
+            <w:r>
+              <w:rPr>
+                <w:sz w:val="17"/>
+              </w:rPr>
               <w:t>Партнёрские банки (B2B2C)</w:t>
             </w:r>
           </w:p>
         </w:tc>
         <w:tc>
           <w:tcPr>
-            <w:tcW w:type="dxa" w:w="3324"/>
-          </w:tcPr>
-          <w:p>
-            <w:r>
+            <w:tcW w:type="dxa" w:w="2880"/>
+          </w:tcPr>
+          <w:p>
+            <w:r>
+              <w:rPr>
+                <w:sz w:val="17"/>
+              </w:rPr>
+            </w:r>
+            <w:r>
+              <w:rPr>
+                <w:sz w:val="17"/>
+              </w:rPr>
               <w:t>Физлица и МСП через банковские приложения</w:t>
             </w:r>
           </w:p>
         </w:tc>
         <w:tc>
           <w:tcPr>
-            <w:tcW w:type="dxa" w:w="3324"/>
-          </w:tcPr>
-          <w:p>
-            <w:r>
+            <w:tcW w:type="dxa" w:w="2880"/>
+          </w:tcPr>
+          <w:p>
+            <w:r>
+              <w:rPr>
+                <w:sz w:val="17"/>
+              </w:rPr>
+            </w:r>
+            <w:r>
+              <w:rPr>
+                <w:sz w:val="17"/>
+              </w:rPr>
               <w:t>40-50%</w:t>
             </w:r>
           </w:p>
@@ -1900,30 +2490,54 @@
       <w:tr>
         <w:tc>
           <w:tcPr>
-            <w:tcW w:type="dxa" w:w="3324"/>
-          </w:tcPr>
-          <w:p>
-            <w:r>
+            <w:tcW w:type="dxa" w:w="2880"/>
+          </w:tcPr>
+          <w:p>
+            <w:r>
+              <w:rPr>
+                <w:sz w:val="17"/>
+              </w:rPr>
+            </w:r>
+            <w:r>
+              <w:rPr>
+                <w:sz w:val="17"/>
+              </w:rPr>
               <w:t>Прямой digital-канал</w:t>
             </w:r>
           </w:p>
         </w:tc>
         <w:tc>
           <w:tcPr>
-            <w:tcW w:type="dxa" w:w="3324"/>
-          </w:tcPr>
-          <w:p>
-            <w:r>
+            <w:tcW w:type="dxa" w:w="2880"/>
+          </w:tcPr>
+          <w:p>
+            <w:r>
+              <w:rPr>
+                <w:sz w:val="17"/>
+              </w:rPr>
+            </w:r>
+            <w:r>
+              <w:rPr>
+                <w:sz w:val="17"/>
+              </w:rPr>
               <w:t>Собственники крупных активов</w:t>
             </w:r>
           </w:p>
         </w:tc>
         <w:tc>
           <w:tcPr>
-            <w:tcW w:type="dxa" w:w="3324"/>
-          </w:tcPr>
-          <w:p>
-            <w:r>
+            <w:tcW w:type="dxa" w:w="2880"/>
+          </w:tcPr>
+          <w:p>
+            <w:r>
+              <w:rPr>
+                <w:sz w:val="17"/>
+              </w:rPr>
+            </w:r>
+            <w:r>
+              <w:rPr>
+                <w:sz w:val="17"/>
+              </w:rPr>
               <w:t>15-20%</w:t>
             </w:r>
           </w:p>
@@ -1932,30 +2546,54 @@
       <w:tr>
         <w:tc>
           <w:tcPr>
-            <w:tcW w:type="dxa" w:w="3324"/>
-          </w:tcPr>
-          <w:p>
-            <w:r>
+            <w:tcW w:type="dxa" w:w="2880"/>
+          </w:tcPr>
+          <w:p>
+            <w:r>
+              <w:rPr>
+                <w:sz w:val="17"/>
+              </w:rPr>
+            </w:r>
+            <w:r>
+              <w:rPr>
+                <w:sz w:val="17"/>
+              </w:rPr>
               <w:t>Партнёрские страховые</w:t>
             </w:r>
           </w:p>
         </w:tc>
         <w:tc>
           <w:tcPr>
-            <w:tcW w:type="dxa" w:w="3324"/>
-          </w:tcPr>
-          <w:p>
-            <w:r>
+            <w:tcW w:type="dxa" w:w="2880"/>
+          </w:tcPr>
+          <w:p>
+            <w:r>
+              <w:rPr>
+                <w:sz w:val="17"/>
+              </w:rPr>
+            </w:r>
+            <w:r>
+              <w:rPr>
+                <w:sz w:val="17"/>
+              </w:rPr>
               <w:t>Через кросс-продажи страховых продуктов</w:t>
             </w:r>
           </w:p>
         </w:tc>
         <w:tc>
           <w:tcPr>
-            <w:tcW w:type="dxa" w:w="3324"/>
-          </w:tcPr>
-          <w:p>
-            <w:r>
+            <w:tcW w:type="dxa" w:w="2880"/>
+          </w:tcPr>
+          <w:p>
+            <w:r>
+              <w:rPr>
+                <w:sz w:val="17"/>
+              </w:rPr>
+            </w:r>
+            <w:r>
+              <w:rPr>
+                <w:sz w:val="17"/>
+              </w:rPr>
               <w:t>10-15%</w:t>
             </w:r>
           </w:p>
@@ -1964,30 +2602,54 @@
       <w:tr>
         <w:tc>
           <w:tcPr>
-            <w:tcW w:type="dxa" w:w="3324"/>
-          </w:tcPr>
-          <w:p>
-            <w:r>
+            <w:tcW w:type="dxa" w:w="2880"/>
+          </w:tcPr>
+          <w:p>
+            <w:r>
+              <w:rPr>
+                <w:sz w:val="17"/>
+              </w:rPr>
+            </w:r>
+            <w:r>
+              <w:rPr>
+                <w:sz w:val="17"/>
+              </w:rPr>
               <w:t>Партнёрские оценщики</w:t>
             </w:r>
           </w:p>
         </w:tc>
         <w:tc>
           <w:tcPr>
-            <w:tcW w:type="dxa" w:w="3324"/>
-          </w:tcPr>
-          <w:p>
-            <w:r>
+            <w:tcW w:type="dxa" w:w="2880"/>
+          </w:tcPr>
+          <w:p>
+            <w:r>
+              <w:rPr>
+                <w:sz w:val="17"/>
+              </w:rPr>
+            </w:r>
+            <w:r>
+              <w:rPr>
+                <w:sz w:val="17"/>
+              </w:rPr>
               <w:t>Через профессиональное сообщество</w:t>
             </w:r>
           </w:p>
         </w:tc>
         <w:tc>
           <w:tcPr>
-            <w:tcW w:type="dxa" w:w="3324"/>
-          </w:tcPr>
-          <w:p>
-            <w:r>
+            <w:tcW w:type="dxa" w:w="2880"/>
+          </w:tcPr>
+          <w:p>
+            <w:r>
+              <w:rPr>
+                <w:sz w:val="17"/>
+              </w:rPr>
+            </w:r>
+            <w:r>
+              <w:rPr>
+                <w:sz w:val="17"/>
+              </w:rPr>
               <w:t>5-10%</w:t>
             </w:r>
           </w:p>
@@ -1996,30 +2658,54 @@
       <w:tr>
         <w:tc>
           <w:tcPr>
-            <w:tcW w:type="dxa" w:w="3324"/>
-          </w:tcPr>
-          <w:p>
-            <w:r>
+            <w:tcW w:type="dxa" w:w="2880"/>
+          </w:tcPr>
+          <w:p>
+            <w:r>
+              <w:rPr>
+                <w:sz w:val="17"/>
+              </w:rPr>
+            </w:r>
+            <w:r>
+              <w:rPr>
+                <w:sz w:val="17"/>
+              </w:rPr>
               <w:t>Государственный B2G-канал</w:t>
             </w:r>
           </w:p>
         </w:tc>
         <w:tc>
           <w:tcPr>
-            <w:tcW w:type="dxa" w:w="3324"/>
-          </w:tcPr>
-          <w:p>
-            <w:r>
+            <w:tcW w:type="dxa" w:w="2880"/>
+          </w:tcPr>
+          <w:p>
+            <w:r>
+              <w:rPr>
+                <w:sz w:val="17"/>
+              </w:rPr>
+            </w:r>
+            <w:r>
+              <w:rPr>
+                <w:sz w:val="17"/>
+              </w:rPr>
               <w:t>Через региональные и муниципальные программы</w:t>
             </w:r>
           </w:p>
         </w:tc>
         <w:tc>
           <w:tcPr>
-            <w:tcW w:type="dxa" w:w="3324"/>
-          </w:tcPr>
-          <w:p>
-            <w:r>
+            <w:tcW w:type="dxa" w:w="2880"/>
+          </w:tcPr>
+          <w:p>
+            <w:r>
+              <w:rPr>
+                <w:sz w:val="17"/>
+              </w:rPr>
+            </w:r>
+            <w:r>
+              <w:rPr>
+                <w:sz w:val="17"/>
+              </w:rPr>
               <w:t>15-20%</w:t>
             </w:r>
           </w:p>
@@ -2053,21 +2739,29 @@
       <w:tblPr>
         <w:tblStyle w:val="TableGrid"/>
         <w:tblW w:type="auto" w:w="0"/>
+        <w:jc w:val="center"/>
         <w:tblLook w:firstColumn="1" w:firstRow="1" w:lastColumn="0" w:lastRow="0" w:noHBand="0" w:noVBand="1" w:val="04A0"/>
       </w:tblPr>
       <w:tblGrid>
-        <w:gridCol w:w="4986"/>
-        <w:gridCol w:w="4986"/>
+        <w:gridCol w:w="4320"/>
+        <w:gridCol w:w="4320"/>
       </w:tblGrid>
       <w:tr>
         <w:tc>
           <w:tcPr>
-            <w:tcW w:type="dxa" w:w="4986"/>
+            <w:tcW w:type="dxa" w:w="4320"/>
           </w:tcPr>
           <w:p>
             <w:r>
               <w:rPr>
                 <w:b/>
+                <w:sz w:val="17"/>
+              </w:rPr>
+            </w:r>
+            <w:r>
+              <w:rPr>
+                <w:b/>
+                <w:sz w:val="17"/>
               </w:rPr>
               <w:t>Параметр</w:t>
             </w:r>
@@ -2075,12 +2769,19 @@
         </w:tc>
         <w:tc>
           <w:tcPr>
-            <w:tcW w:type="dxa" w:w="4986"/>
+            <w:tcW w:type="dxa" w:w="4320"/>
           </w:tcPr>
           <w:p>
             <w:r>
               <w:rPr>
                 <w:b/>
+                <w:sz w:val="17"/>
+              </w:rPr>
+            </w:r>
+            <w:r>
+              <w:rPr>
+                <w:b/>
+                <w:sz w:val="17"/>
               </w:rPr>
               <w:t>Значение</w:t>
             </w:r>
@@ -2090,20 +2791,36 @@
       <w:tr>
         <w:tc>
           <w:tcPr>
-            <w:tcW w:type="dxa" w:w="4986"/>
-          </w:tcPr>
-          <w:p>
-            <w:r>
+            <w:tcW w:type="dxa" w:w="4320"/>
+          </w:tcPr>
+          <w:p>
+            <w:r>
+              <w:rPr>
+                <w:sz w:val="17"/>
+              </w:rPr>
+            </w:r>
+            <w:r>
+              <w:rPr>
+                <w:sz w:val="17"/>
+              </w:rPr>
               <w:t>Средний выпуск, ₽</w:t>
             </w:r>
           </w:p>
         </w:tc>
         <w:tc>
           <w:tcPr>
-            <w:tcW w:type="dxa" w:w="4986"/>
-          </w:tcPr>
-          <w:p>
-            <w:r>
+            <w:tcW w:type="dxa" w:w="4320"/>
+          </w:tcPr>
+          <w:p>
+            <w:r>
+              <w:rPr>
+                <w:sz w:val="17"/>
+              </w:rPr>
+            </w:r>
+            <w:r>
+              <w:rPr>
+                <w:sz w:val="17"/>
+              </w:rPr>
               <w:t>10 000 000</w:t>
             </w:r>
           </w:p>
@@ -2112,20 +2829,36 @@
       <w:tr>
         <w:tc>
           <w:tcPr>
-            <w:tcW w:type="dxa" w:w="4986"/>
-          </w:tcPr>
-          <w:p>
-            <w:r>
+            <w:tcW w:type="dxa" w:w="4320"/>
+          </w:tcPr>
+          <w:p>
+            <w:r>
+              <w:rPr>
+                <w:sz w:val="17"/>
+              </w:rPr>
+            </w:r>
+            <w:r>
+              <w:rPr>
+                <w:sz w:val="17"/>
+              </w:rPr>
               <w:t>Комиссия за выпуск (0,5%), ₽</w:t>
             </w:r>
           </w:p>
         </w:tc>
         <w:tc>
           <w:tcPr>
-            <w:tcW w:type="dxa" w:w="4986"/>
-          </w:tcPr>
-          <w:p>
-            <w:r>
+            <w:tcW w:type="dxa" w:w="4320"/>
+          </w:tcPr>
+          <w:p>
+            <w:r>
+              <w:rPr>
+                <w:sz w:val="17"/>
+              </w:rPr>
+            </w:r>
+            <w:r>
+              <w:rPr>
+                <w:sz w:val="17"/>
+              </w:rPr>
               <w:t>50 000</w:t>
             </w:r>
           </w:p>
@@ -2134,20 +2867,36 @@
       <w:tr>
         <w:tc>
           <w:tcPr>
-            <w:tcW w:type="dxa" w:w="4986"/>
-          </w:tcPr>
-          <w:p>
-            <w:r>
+            <w:tcW w:type="dxa" w:w="4320"/>
+          </w:tcPr>
+          <w:p>
+            <w:r>
+              <w:rPr>
+                <w:sz w:val="17"/>
+              </w:rPr>
+            </w:r>
+            <w:r>
+              <w:rPr>
+                <w:sz w:val="17"/>
+              </w:rPr>
               <w:t>Сервисная комиссия (0,3% × 5 лет), ₽</w:t>
             </w:r>
           </w:p>
         </w:tc>
         <w:tc>
           <w:tcPr>
-            <w:tcW w:type="dxa" w:w="4986"/>
-          </w:tcPr>
-          <w:p>
-            <w:r>
+            <w:tcW w:type="dxa" w:w="4320"/>
+          </w:tcPr>
+          <w:p>
+            <w:r>
+              <w:rPr>
+                <w:sz w:val="17"/>
+              </w:rPr>
+            </w:r>
+            <w:r>
+              <w:rPr>
+                <w:sz w:val="17"/>
+              </w:rPr>
               <w:t>150 000</w:t>
             </w:r>
           </w:p>
@@ -2156,20 +2905,36 @@
       <w:tr>
         <w:tc>
           <w:tcPr>
-            <w:tcW w:type="dxa" w:w="4986"/>
-          </w:tcPr>
-          <w:p>
-            <w:r>
+            <w:tcW w:type="dxa" w:w="4320"/>
+          </w:tcPr>
+          <w:p>
+            <w:r>
+              <w:rPr>
+                <w:sz w:val="17"/>
+              </w:rPr>
+            </w:r>
+            <w:r>
+              <w:rPr>
+                <w:sz w:val="17"/>
+              </w:rPr>
               <w:t>Платформенный сбор (0,15%), ₽</w:t>
             </w:r>
           </w:p>
         </w:tc>
         <w:tc>
           <w:tcPr>
-            <w:tcW w:type="dxa" w:w="4986"/>
-          </w:tcPr>
-          <w:p>
-            <w:r>
+            <w:tcW w:type="dxa" w:w="4320"/>
+          </w:tcPr>
+          <w:p>
+            <w:r>
+              <w:rPr>
+                <w:sz w:val="17"/>
+              </w:rPr>
+            </w:r>
+            <w:r>
+              <w:rPr>
+                <w:sz w:val="17"/>
+              </w:rPr>
               <w:t>15 000</w:t>
             </w:r>
           </w:p>
@@ -2178,12 +2943,18 @@
       <w:tr>
         <w:tc>
           <w:tcPr>
-            <w:tcW w:type="dxa" w:w="4986"/>
-          </w:tcPr>
-          <w:p>
+            <w:tcW w:type="dxa" w:w="4320"/>
+          </w:tcPr>
+          <w:p>
+            <w:r>
+              <w:rPr>
+                <w:sz w:val="17"/>
+              </w:rPr>
+            </w:r>
             <w:r>
               <w:rPr>
                 <w:b/>
+                <w:sz w:val="17"/>
               </w:rPr>
               <w:t>LTV (lifetime value), ₽</w:t>
             </w:r>
@@ -2191,12 +2962,18 @@
         </w:tc>
         <w:tc>
           <w:tcPr>
-            <w:tcW w:type="dxa" w:w="4986"/>
-          </w:tcPr>
-          <w:p>
+            <w:tcW w:type="dxa" w:w="4320"/>
+          </w:tcPr>
+          <w:p>
+            <w:r>
+              <w:rPr>
+                <w:sz w:val="17"/>
+              </w:rPr>
+            </w:r>
             <w:r>
               <w:rPr>
                 <w:b/>
+                <w:sz w:val="17"/>
               </w:rPr>
               <w:t>215 000</w:t>
             </w:r>
@@ -2206,12 +2983,18 @@
       <w:tr>
         <w:tc>
           <w:tcPr>
-            <w:tcW w:type="dxa" w:w="4986"/>
-          </w:tcPr>
-          <w:p>
+            <w:tcW w:type="dxa" w:w="4320"/>
+          </w:tcPr>
+          <w:p>
+            <w:r>
+              <w:rPr>
+                <w:sz w:val="17"/>
+              </w:rPr>
+            </w:r>
             <w:r>
               <w:rPr>
                 <w:b/>
+                <w:sz w:val="17"/>
               </w:rPr>
               <w:t>CAC (cost of acquisition), оценочный, ₽</w:t>
             </w:r>
@@ -2219,12 +3002,18 @@
         </w:tc>
         <w:tc>
           <w:tcPr>
-            <w:tcW w:type="dxa" w:w="4986"/>
-          </w:tcPr>
-          <w:p>
+            <w:tcW w:type="dxa" w:w="4320"/>
+          </w:tcPr>
+          <w:p>
+            <w:r>
+              <w:rPr>
+                <w:sz w:val="17"/>
+              </w:rPr>
+            </w:r>
             <w:r>
               <w:rPr>
                 <w:b/>
+                <w:sz w:val="17"/>
               </w:rPr>
               <w:t>20 000-40 000</w:t>
             </w:r>
@@ -2234,12 +3023,18 @@
       <w:tr>
         <w:tc>
           <w:tcPr>
-            <w:tcW w:type="dxa" w:w="4986"/>
-          </w:tcPr>
-          <w:p>
+            <w:tcW w:type="dxa" w:w="4320"/>
+          </w:tcPr>
+          <w:p>
+            <w:r>
+              <w:rPr>
+                <w:sz w:val="17"/>
+              </w:rPr>
+            </w:r>
             <w:r>
               <w:rPr>
                 <w:b/>
+                <w:sz w:val="17"/>
               </w:rPr>
               <w:t>LTV/CAC</w:t>
             </w:r>
@@ -2247,12 +3042,18 @@
         </w:tc>
         <w:tc>
           <w:tcPr>
-            <w:tcW w:type="dxa" w:w="4986"/>
-          </w:tcPr>
-          <w:p>
+            <w:tcW w:type="dxa" w:w="4320"/>
+          </w:tcPr>
+          <w:p>
+            <w:r>
+              <w:rPr>
+                <w:sz w:val="17"/>
+              </w:rPr>
+            </w:r>
             <w:r>
               <w:rPr>
                 <w:b/>
+                <w:sz w:val="17"/>
               </w:rPr>
               <w:t>5-10x</w:t>
             </w:r>
@@ -2262,20 +3063,36 @@
       <w:tr>
         <w:tc>
           <w:tcPr>
-            <w:tcW w:type="dxa" w:w="4986"/>
-          </w:tcPr>
-          <w:p>
-            <w:r>
+            <w:tcW w:type="dxa" w:w="4320"/>
+          </w:tcPr>
+          <w:p>
+            <w:r>
+              <w:rPr>
+                <w:sz w:val="17"/>
+              </w:rPr>
+            </w:r>
+            <w:r>
+              <w:rPr>
+                <w:sz w:val="17"/>
+              </w:rPr>
               <w:t>Payback CAC</w:t>
             </w:r>
           </w:p>
         </w:tc>
         <w:tc>
           <w:tcPr>
-            <w:tcW w:type="dxa" w:w="4986"/>
-          </w:tcPr>
-          <w:p>
-            <w:r>
+            <w:tcW w:type="dxa" w:w="4320"/>
+          </w:tcPr>
+          <w:p>
+            <w:r>
+              <w:rPr>
+                <w:sz w:val="17"/>
+              </w:rPr>
+            </w:r>
+            <w:r>
+              <w:rPr>
+                <w:sz w:val="17"/>
+              </w:rPr>
               <w:t>4-9 мес.</w:t>
             </w:r>
           </w:p>
@@ -2285,11 +3102,12 @@
     <w:p/>
     <w:p>
       <w:pPr>
-        <w:ind w:left="454"/>
+        <w:ind w:left="360"/>
       </w:pPr>
       <w:r>
         <w:rPr>
           <w:i/>
+          <w:color w:val="444444"/>
         </w:rPr>
         <w:t>Юнит-экономика положительна с первого выпуска. Высокий LTV/CAC обусловлен длительностью обслуживания (5 лет средний срок жизни ЦФА) и автоматизацией процессов оценки.</w:t>
       </w:r>
@@ -2371,7 +3189,7 @@
         <w:pStyle w:val="ListBullet"/>
       </w:pPr>
       <w:r>
-        <w:t>2025 (этап 0): закрытые презентации регуляторам, профильным комитетам Госдумы и Правительства РФ.</w:t>
+        <w:t>2026-2027 (этап 0): закрытые презентации регуляторам, профильным комитетам Госдумы и Правительства РФ.</w:t>
       </w:r>
     </w:p>
     <w:p>
@@ -2379,7 +3197,7 @@
         <w:pStyle w:val="ListBullet"/>
       </w:pPr>
       <w:r>
-        <w:t>2026 (этап 1): отраслевые мероприятия (ФинТех Форум, ПМЭФ, Финополис), запуск B2B-сайта, технических документов.</w:t>
+        <w:t>2027 (этап 1): отраслевые мероприятия (ФинТех Форум, ПМЭФ, Финополис), запуск B2B-сайта, технических документов.</w:t>
       </w:r>
     </w:p>
     <w:p>
@@ -2387,7 +3205,7 @@
         <w:pStyle w:val="ListBullet"/>
       </w:pPr>
       <w:r>
-        <w:t>2027-2028 (этап 2): подключение первых 5-10 банков-партнёров, запуск пилотных программ.</w:t>
+        <w:t>2028-2029 (этап 2): подключение первых 5-10 банков-партнёров, запуск пилотных программ.</w:t>
       </w:r>
     </w:p>
     <w:p>
@@ -2395,7 +3213,7 @@
         <w:pStyle w:val="ListBullet"/>
       </w:pPr>
       <w:r>
-        <w:t>2029-2030 (этап 3): массовая B2C-кампания через приложения банков, региональные программы B2G.</w:t>
+        <w:t>2030-2032 (этап 3): массовая кампания для частных лиц через приложения банков, региональные программы для государственного сектора.</w:t>
       </w:r>
     </w:p>
     <w:p>
@@ -2403,7 +3221,7 @@
         <w:pStyle w:val="ListBullet"/>
       </w:pPr>
       <w:r>
-        <w:t>2031+: международное позиционирование (БРИКС-формат), модель для тиражирования в дружественных юрисдикциях.</w:t>
+        <w:t>2033+: международное позиционирование (БРИКС-формат), модель для тиражирования в дружественных юрисдикциях.</w:t>
       </w:r>
     </w:p>
     <w:p>
@@ -2462,21 +3280,29 @@
       <w:tblPr>
         <w:tblStyle w:val="TableGrid"/>
         <w:tblW w:type="auto" w:w="0"/>
+        <w:jc w:val="center"/>
         <w:tblLook w:firstColumn="1" w:firstRow="1" w:lastColumn="0" w:lastRow="0" w:noHBand="0" w:noVBand="1" w:val="04A0"/>
       </w:tblPr>
       <w:tblGrid>
-        <w:gridCol w:w="4986"/>
-        <w:gridCol w:w="4986"/>
+        <w:gridCol w:w="4320"/>
+        <w:gridCol w:w="4320"/>
       </w:tblGrid>
       <w:tr>
         <w:tc>
           <w:tcPr>
-            <w:tcW w:type="dxa" w:w="4986"/>
+            <w:tcW w:type="dxa" w:w="4320"/>
           </w:tcPr>
           <w:p>
             <w:r>
               <w:rPr>
                 <w:b/>
+                <w:sz w:val="17"/>
+              </w:rPr>
+            </w:r>
+            <w:r>
+              <w:rPr>
+                <w:b/>
+                <w:sz w:val="17"/>
               </w:rPr>
               <w:t>Категория</w:t>
             </w:r>
@@ -2484,12 +3310,19 @@
         </w:tc>
         <w:tc>
           <w:tcPr>
-            <w:tcW w:type="dxa" w:w="4986"/>
+            <w:tcW w:type="dxa" w:w="4320"/>
           </w:tcPr>
           <w:p>
             <w:r>
               <w:rPr>
                 <w:b/>
+                <w:sz w:val="17"/>
+              </w:rPr>
+            </w:r>
+            <w:r>
+              <w:rPr>
+                <w:b/>
+                <w:sz w:val="17"/>
               </w:rPr>
               <w:t>Тип партнёра</w:t>
             </w:r>
@@ -2499,20 +3332,36 @@
       <w:tr>
         <w:tc>
           <w:tcPr>
-            <w:tcW w:type="dxa" w:w="4986"/>
-          </w:tcPr>
-          <w:p>
-            <w:r>
+            <w:tcW w:type="dxa" w:w="4320"/>
+          </w:tcPr>
+          <w:p>
+            <w:r>
+              <w:rPr>
+                <w:sz w:val="17"/>
+              </w:rPr>
+            </w:r>
+            <w:r>
+              <w:rPr>
+                <w:sz w:val="17"/>
+              </w:rPr>
               <w:t>ЦОД и связь</w:t>
             </w:r>
           </w:p>
         </w:tc>
         <w:tc>
           <w:tcPr>
-            <w:tcW w:type="dxa" w:w="4986"/>
-          </w:tcPr>
-          <w:p>
-            <w:r>
+            <w:tcW w:type="dxa" w:w="4320"/>
+          </w:tcPr>
+          <w:p>
+            <w:r>
+              <w:rPr>
+                <w:sz w:val="17"/>
+              </w:rPr>
+            </w:r>
+            <w:r>
+              <w:rPr>
+                <w:sz w:val="17"/>
+              </w:rPr>
               <w:t>Сертифицированные операторы РФ (Tier-III+, с гос. лицензиями)</w:t>
             </w:r>
           </w:p>
@@ -2521,20 +3370,36 @@
       <w:tr>
         <w:tc>
           <w:tcPr>
-            <w:tcW w:type="dxa" w:w="4986"/>
-          </w:tcPr>
-          <w:p>
-            <w:r>
+            <w:tcW w:type="dxa" w:w="4320"/>
+          </w:tcPr>
+          <w:p>
+            <w:r>
+              <w:rPr>
+                <w:sz w:val="17"/>
+              </w:rPr>
+            </w:r>
+            <w:r>
+              <w:rPr>
+                <w:sz w:val="17"/>
+              </w:rPr>
               <w:t>Криптографические модули</w:t>
             </w:r>
           </w:p>
         </w:tc>
         <w:tc>
           <w:tcPr>
-            <w:tcW w:type="dxa" w:w="4986"/>
-          </w:tcPr>
-          <w:p>
-            <w:r>
+            <w:tcW w:type="dxa" w:w="4320"/>
+          </w:tcPr>
+          <w:p>
+            <w:r>
+              <w:rPr>
+                <w:sz w:val="17"/>
+              </w:rPr>
+            </w:r>
+            <w:r>
+              <w:rPr>
+                <w:sz w:val="17"/>
+              </w:rPr>
               <w:t>Российские сертифицированные ФСБ криптопровайдеры</w:t>
             </w:r>
           </w:p>
@@ -2543,20 +3408,36 @@
       <w:tr>
         <w:tc>
           <w:tcPr>
-            <w:tcW w:type="dxa" w:w="4986"/>
-          </w:tcPr>
-          <w:p>
-            <w:r>
+            <w:tcW w:type="dxa" w:w="4320"/>
+          </w:tcPr>
+          <w:p>
+            <w:r>
+              <w:rPr>
+                <w:sz w:val="17"/>
+              </w:rPr>
+            </w:r>
+            <w:r>
+              <w:rPr>
+                <w:sz w:val="17"/>
+              </w:rPr>
               <w:t>Системы оценки</w:t>
             </w:r>
           </w:p>
         </w:tc>
         <w:tc>
           <w:tcPr>
-            <w:tcW w:type="dxa" w:w="4986"/>
-          </w:tcPr>
-          <w:p>
-            <w:r>
+            <w:tcW w:type="dxa" w:w="4320"/>
+          </w:tcPr>
+          <w:p>
+            <w:r>
+              <w:rPr>
+                <w:sz w:val="17"/>
+              </w:rPr>
+            </w:r>
+            <w:r>
+              <w:rPr>
+                <w:sz w:val="17"/>
+              </w:rPr>
               <w:t>Аккредитованные оценщики РФ, в первую очередь — лидеры рынка</w:t>
             </w:r>
           </w:p>
@@ -2565,20 +3446,36 @@
       <w:tr>
         <w:tc>
           <w:tcPr>
-            <w:tcW w:type="dxa" w:w="4986"/>
-          </w:tcPr>
-          <w:p>
-            <w:r>
+            <w:tcW w:type="dxa" w:w="4320"/>
+          </w:tcPr>
+          <w:p>
+            <w:r>
+              <w:rPr>
+                <w:sz w:val="17"/>
+              </w:rPr>
+            </w:r>
+            <w:r>
+              <w:rPr>
+                <w:sz w:val="17"/>
+              </w:rPr>
               <w:t>Страхование</w:t>
             </w:r>
           </w:p>
         </w:tc>
         <w:tc>
           <w:tcPr>
-            <w:tcW w:type="dxa" w:w="4986"/>
-          </w:tcPr>
-          <w:p>
-            <w:r>
+            <w:tcW w:type="dxa" w:w="4320"/>
+          </w:tcPr>
+          <w:p>
+            <w:r>
+              <w:rPr>
+                <w:sz w:val="17"/>
+              </w:rPr>
+            </w:r>
+            <w:r>
+              <w:rPr>
+                <w:sz w:val="17"/>
+              </w:rPr>
               <w:t>Топ-20 страховых компаний РФ</w:t>
             </w:r>
           </w:p>
@@ -2587,20 +3484,36 @@
       <w:tr>
         <w:tc>
           <w:tcPr>
-            <w:tcW w:type="dxa" w:w="4986"/>
-          </w:tcPr>
-          <w:p>
-            <w:r>
+            <w:tcW w:type="dxa" w:w="4320"/>
+          </w:tcPr>
+          <w:p>
+            <w:r>
+              <w:rPr>
+                <w:sz w:val="17"/>
+              </w:rPr>
+            </w:r>
+            <w:r>
+              <w:rPr>
+                <w:sz w:val="17"/>
+              </w:rPr>
               <w:t>Госорганы</w:t>
             </w:r>
           </w:p>
         </w:tc>
         <w:tc>
           <w:tcPr>
-            <w:tcW w:type="dxa" w:w="4986"/>
-          </w:tcPr>
-          <w:p>
-            <w:r>
+            <w:tcW w:type="dxa" w:w="4320"/>
+          </w:tcPr>
+          <w:p>
+            <w:r>
+              <w:rPr>
+                <w:sz w:val="17"/>
+              </w:rPr>
+            </w:r>
+            <w:r>
+              <w:rPr>
+                <w:sz w:val="17"/>
+              </w:rPr>
               <w:t>Росреестр, ГИБДД, депозитарии, Федеральное казначейство (через защищённые каналы СМЭВ)</w:t>
             </w:r>
           </w:p>
@@ -2609,20 +3522,36 @@
       <w:tr>
         <w:tc>
           <w:tcPr>
-            <w:tcW w:type="dxa" w:w="4986"/>
-          </w:tcPr>
-          <w:p>
-            <w:r>
+            <w:tcW w:type="dxa" w:w="4320"/>
+          </w:tcPr>
+          <w:p>
+            <w:r>
+              <w:rPr>
+                <w:sz w:val="17"/>
+              </w:rPr>
+            </w:r>
+            <w:r>
+              <w:rPr>
+                <w:sz w:val="17"/>
+              </w:rPr>
               <w:t>Аудит</w:t>
             </w:r>
           </w:p>
         </w:tc>
         <w:tc>
           <w:tcPr>
-            <w:tcW w:type="dxa" w:w="4986"/>
-          </w:tcPr>
-          <w:p>
-            <w:r>
+            <w:tcW w:type="dxa" w:w="4320"/>
+          </w:tcPr>
+          <w:p>
+            <w:r>
+              <w:rPr>
+                <w:sz w:val="17"/>
+              </w:rPr>
+            </w:r>
+            <w:r>
+              <w:rPr>
+                <w:sz w:val="17"/>
+              </w:rPr>
               <w:t>Независимые аудиторы из реестра ЦБ РФ</w:t>
             </w:r>
           </w:p>
@@ -2749,30 +3678,38 @@
       <w:tblPr>
         <w:tblStyle w:val="TableGrid"/>
         <w:tblW w:type="auto" w:w="0"/>
+        <w:jc w:val="center"/>
         <w:tblLook w:firstColumn="1" w:firstRow="1" w:lastColumn="0" w:lastRow="0" w:noHBand="0" w:noVBand="1" w:val="04A0"/>
       </w:tblPr>
       <w:tblGrid>
-        <w:gridCol w:w="907"/>
-        <w:gridCol w:w="907"/>
-        <w:gridCol w:w="907"/>
-        <w:gridCol w:w="907"/>
-        <w:gridCol w:w="907"/>
-        <w:gridCol w:w="907"/>
-        <w:gridCol w:w="907"/>
-        <w:gridCol w:w="907"/>
-        <w:gridCol w:w="907"/>
-        <w:gridCol w:w="907"/>
-        <w:gridCol w:w="907"/>
+        <w:gridCol w:w="785"/>
+        <w:gridCol w:w="785"/>
+        <w:gridCol w:w="785"/>
+        <w:gridCol w:w="785"/>
+        <w:gridCol w:w="785"/>
+        <w:gridCol w:w="785"/>
+        <w:gridCol w:w="785"/>
+        <w:gridCol w:w="785"/>
+        <w:gridCol w:w="785"/>
+        <w:gridCol w:w="785"/>
+        <w:gridCol w:w="785"/>
       </w:tblGrid>
       <w:tr>
         <w:tc>
           <w:tcPr>
-            <w:tcW w:type="dxa" w:w="907"/>
+            <w:tcW w:type="dxa" w:w="785"/>
           </w:tcPr>
           <w:p>
             <w:r>
               <w:rPr>
                 <w:b/>
+                <w:sz w:val="17"/>
+              </w:rPr>
+            </w:r>
+            <w:r>
+              <w:rPr>
+                <w:b/>
+                <w:sz w:val="17"/>
               </w:rPr>
               <w:t>Год</w:t>
             </w:r>
@@ -2780,51 +3717,39 @@
         </w:tc>
         <w:tc>
           <w:tcPr>
-            <w:tcW w:type="dxa" w:w="907"/>
+            <w:tcW w:type="dxa" w:w="785"/>
           </w:tcPr>
           <w:p>
             <w:r>
               <w:rPr>
                 <w:b/>
-              </w:rPr>
-              <w:t>2025</w:t>
-            </w:r>
-          </w:p>
-        </w:tc>
-        <w:tc>
-          <w:tcPr>
-            <w:tcW w:type="dxa" w:w="907"/>
-          </w:tcPr>
-          <w:p>
+                <w:sz w:val="17"/>
+              </w:rPr>
+            </w:r>
             <w:r>
               <w:rPr>
                 <w:b/>
-              </w:rPr>
-              <w:t>2026</w:t>
-            </w:r>
-          </w:p>
-        </w:tc>
-        <w:tc>
-          <w:tcPr>
-            <w:tcW w:type="dxa" w:w="907"/>
+                <w:sz w:val="17"/>
+              </w:rPr>
+              <w:t>2027</w:t>
+            </w:r>
+          </w:p>
+        </w:tc>
+        <w:tc>
+          <w:tcPr>
+            <w:tcW w:type="dxa" w:w="785"/>
           </w:tcPr>
           <w:p>
             <w:r>
               <w:rPr>
                 <w:b/>
-              </w:rPr>
-              <w:t>2027</w:t>
-            </w:r>
-          </w:p>
-        </w:tc>
-        <w:tc>
-          <w:tcPr>
-            <w:tcW w:type="dxa" w:w="907"/>
-          </w:tcPr>
-          <w:p>
+                <w:sz w:val="17"/>
+              </w:rPr>
+            </w:r>
             <w:r>
               <w:rPr>
                 <w:b/>
+                <w:sz w:val="17"/>
               </w:rPr>
               <w:t>2028</w:t>
             </w:r>
@@ -2832,12 +3757,19 @@
         </w:tc>
         <w:tc>
           <w:tcPr>
-            <w:tcW w:type="dxa" w:w="907"/>
+            <w:tcW w:type="dxa" w:w="785"/>
           </w:tcPr>
           <w:p>
             <w:r>
               <w:rPr>
                 <w:b/>
+                <w:sz w:val="17"/>
+              </w:rPr>
+            </w:r>
+            <w:r>
+              <w:rPr>
+                <w:b/>
+                <w:sz w:val="17"/>
               </w:rPr>
               <w:t>2029</w:t>
             </w:r>
@@ -2845,12 +3777,19 @@
         </w:tc>
         <w:tc>
           <w:tcPr>
-            <w:tcW w:type="dxa" w:w="907"/>
+            <w:tcW w:type="dxa" w:w="785"/>
           </w:tcPr>
           <w:p>
             <w:r>
               <w:rPr>
                 <w:b/>
+                <w:sz w:val="17"/>
+              </w:rPr>
+            </w:r>
+            <w:r>
+              <w:rPr>
+                <w:b/>
+                <w:sz w:val="17"/>
               </w:rPr>
               <w:t>2030</w:t>
             </w:r>
@@ -2858,12 +3797,19 @@
         </w:tc>
         <w:tc>
           <w:tcPr>
-            <w:tcW w:type="dxa" w:w="907"/>
+            <w:tcW w:type="dxa" w:w="785"/>
           </w:tcPr>
           <w:p>
             <w:r>
               <w:rPr>
                 <w:b/>
+                <w:sz w:val="17"/>
+              </w:rPr>
+            </w:r>
+            <w:r>
+              <w:rPr>
+                <w:b/>
+                <w:sz w:val="17"/>
               </w:rPr>
               <w:t>2031</w:t>
             </w:r>
@@ -2871,12 +3817,19 @@
         </w:tc>
         <w:tc>
           <w:tcPr>
-            <w:tcW w:type="dxa" w:w="907"/>
+            <w:tcW w:type="dxa" w:w="785"/>
           </w:tcPr>
           <w:p>
             <w:r>
               <w:rPr>
                 <w:b/>
+                <w:sz w:val="17"/>
+              </w:rPr>
+            </w:r>
+            <w:r>
+              <w:rPr>
+                <w:b/>
+                <w:sz w:val="17"/>
               </w:rPr>
               <w:t>2032</w:t>
             </w:r>
@@ -2884,12 +3837,19 @@
         </w:tc>
         <w:tc>
           <w:tcPr>
-            <w:tcW w:type="dxa" w:w="907"/>
+            <w:tcW w:type="dxa" w:w="785"/>
           </w:tcPr>
           <w:p>
             <w:r>
               <w:rPr>
                 <w:b/>
+                <w:sz w:val="17"/>
+              </w:rPr>
+            </w:r>
+            <w:r>
+              <w:rPr>
+                <w:b/>
+                <w:sz w:val="17"/>
               </w:rPr>
               <w:t>2033</w:t>
             </w:r>
@@ -2897,14 +3857,61 @@
         </w:tc>
         <w:tc>
           <w:tcPr>
-            <w:tcW w:type="dxa" w:w="907"/>
+            <w:tcW w:type="dxa" w:w="785"/>
           </w:tcPr>
           <w:p>
             <w:r>
               <w:rPr>
                 <w:b/>
+                <w:sz w:val="17"/>
+              </w:rPr>
+            </w:r>
+            <w:r>
+              <w:rPr>
+                <w:b/>
+                <w:sz w:val="17"/>
               </w:rPr>
               <w:t>2034</w:t>
+            </w:r>
+          </w:p>
+        </w:tc>
+        <w:tc>
+          <w:tcPr>
+            <w:tcW w:type="dxa" w:w="785"/>
+          </w:tcPr>
+          <w:p>
+            <w:r>
+              <w:rPr>
+                <w:b/>
+                <w:sz w:val="17"/>
+              </w:rPr>
+            </w:r>
+            <w:r>
+              <w:rPr>
+                <w:b/>
+                <w:sz w:val="17"/>
+              </w:rPr>
+              <w:t>2035</w:t>
+            </w:r>
+          </w:p>
+        </w:tc>
+        <w:tc>
+          <w:tcPr>
+            <w:tcW w:type="dxa" w:w="785"/>
+          </w:tcPr>
+          <w:p>
+            <w:r>
+              <w:rPr>
+                <w:b/>
+                <w:sz w:val="17"/>
+              </w:rPr>
+            </w:r>
+            <w:r>
+              <w:rPr>
+                <w:b/>
+                <w:sz w:val="17"/>
+              </w:rPr>
+              <w:t>2036</w:t>
             </w:r>
           </w:p>
         </w:tc>
@@ -2912,110 +3919,198 @@
       <w:tr>
         <w:tc>
           <w:tcPr>
-            <w:tcW w:type="dxa" w:w="907"/>
-          </w:tcPr>
-          <w:p>
-            <w:r>
-              <w:t>FTE</w:t>
-            </w:r>
-          </w:p>
-        </w:tc>
-        <w:tc>
-          <w:tcPr>
-            <w:tcW w:type="dxa" w:w="907"/>
-          </w:tcPr>
-          <w:p>
-            <w:r>
+            <w:tcW w:type="dxa" w:w="785"/>
+          </w:tcPr>
+          <w:p>
+            <w:r>
+              <w:rPr>
+                <w:sz w:val="17"/>
+              </w:rPr>
+            </w:r>
+            <w:r>
+              <w:rPr>
+                <w:sz w:val="17"/>
+              </w:rPr>
+              <w:t>Численность, чел.</w:t>
+            </w:r>
+          </w:p>
+        </w:tc>
+        <w:tc>
+          <w:tcPr>
+            <w:tcW w:type="dxa" w:w="785"/>
+          </w:tcPr>
+          <w:p>
+            <w:r>
+              <w:rPr>
+                <w:sz w:val="17"/>
+              </w:rPr>
+            </w:r>
+            <w:r>
+              <w:rPr>
+                <w:sz w:val="17"/>
+              </w:rPr>
               <w:t>40</w:t>
             </w:r>
           </w:p>
         </w:tc>
         <w:tc>
           <w:tcPr>
-            <w:tcW w:type="dxa" w:w="907"/>
-          </w:tcPr>
-          <w:p>
-            <w:r>
+            <w:tcW w:type="dxa" w:w="785"/>
+          </w:tcPr>
+          <w:p>
+            <w:r>
+              <w:rPr>
+                <w:sz w:val="17"/>
+              </w:rPr>
+            </w:r>
+            <w:r>
+              <w:rPr>
+                <w:sz w:val="17"/>
+              </w:rPr>
               <w:t>120</w:t>
             </w:r>
           </w:p>
         </w:tc>
         <w:tc>
           <w:tcPr>
-            <w:tcW w:type="dxa" w:w="907"/>
-          </w:tcPr>
-          <w:p>
-            <w:r>
+            <w:tcW w:type="dxa" w:w="785"/>
+          </w:tcPr>
+          <w:p>
+            <w:r>
+              <w:rPr>
+                <w:sz w:val="17"/>
+              </w:rPr>
+            </w:r>
+            <w:r>
+              <w:rPr>
+                <w:sz w:val="17"/>
+              </w:rPr>
               <w:t>160</w:t>
             </w:r>
           </w:p>
         </w:tc>
         <w:tc>
           <w:tcPr>
-            <w:tcW w:type="dxa" w:w="907"/>
-          </w:tcPr>
-          <w:p>
-            <w:r>
+            <w:tcW w:type="dxa" w:w="785"/>
+          </w:tcPr>
+          <w:p>
+            <w:r>
+              <w:rPr>
+                <w:sz w:val="17"/>
+              </w:rPr>
+            </w:r>
+            <w:r>
+              <w:rPr>
+                <w:sz w:val="17"/>
+              </w:rPr>
               <w:t>200</w:t>
             </w:r>
           </w:p>
         </w:tc>
         <w:tc>
           <w:tcPr>
-            <w:tcW w:type="dxa" w:w="907"/>
-          </w:tcPr>
-          <w:p>
-            <w:r>
+            <w:tcW w:type="dxa" w:w="785"/>
+          </w:tcPr>
+          <w:p>
+            <w:r>
+              <w:rPr>
+                <w:sz w:val="17"/>
+              </w:rPr>
+            </w:r>
+            <w:r>
+              <w:rPr>
+                <w:sz w:val="17"/>
+              </w:rPr>
               <w:t>240</w:t>
             </w:r>
           </w:p>
         </w:tc>
         <w:tc>
           <w:tcPr>
-            <w:tcW w:type="dxa" w:w="907"/>
-          </w:tcPr>
-          <w:p>
-            <w:r>
+            <w:tcW w:type="dxa" w:w="785"/>
+          </w:tcPr>
+          <w:p>
+            <w:r>
+              <w:rPr>
+                <w:sz w:val="17"/>
+              </w:rPr>
+            </w:r>
+            <w:r>
+              <w:rPr>
+                <w:sz w:val="17"/>
+              </w:rPr>
               <w:t>270</w:t>
             </w:r>
           </w:p>
         </w:tc>
         <w:tc>
           <w:tcPr>
-            <w:tcW w:type="dxa" w:w="907"/>
-          </w:tcPr>
-          <w:p>
-            <w:r>
+            <w:tcW w:type="dxa" w:w="785"/>
+          </w:tcPr>
+          <w:p>
+            <w:r>
+              <w:rPr>
+                <w:sz w:val="17"/>
+              </w:rPr>
+            </w:r>
+            <w:r>
+              <w:rPr>
+                <w:sz w:val="17"/>
+              </w:rPr>
               <w:t>300</w:t>
             </w:r>
           </w:p>
         </w:tc>
         <w:tc>
           <w:tcPr>
-            <w:tcW w:type="dxa" w:w="907"/>
-          </w:tcPr>
-          <w:p>
-            <w:r>
+            <w:tcW w:type="dxa" w:w="785"/>
+          </w:tcPr>
+          <w:p>
+            <w:r>
+              <w:rPr>
+                <w:sz w:val="17"/>
+              </w:rPr>
+            </w:r>
+            <w:r>
+              <w:rPr>
+                <w:sz w:val="17"/>
+              </w:rPr>
               <w:t>330</w:t>
             </w:r>
           </w:p>
         </w:tc>
         <w:tc>
           <w:tcPr>
-            <w:tcW w:type="dxa" w:w="907"/>
-          </w:tcPr>
-          <w:p>
-            <w:r>
+            <w:tcW w:type="dxa" w:w="785"/>
+          </w:tcPr>
+          <w:p>
+            <w:r>
+              <w:rPr>
+                <w:sz w:val="17"/>
+              </w:rPr>
+            </w:r>
+            <w:r>
+              <w:rPr>
+                <w:sz w:val="17"/>
+              </w:rPr>
               <w:t>350</w:t>
             </w:r>
           </w:p>
         </w:tc>
         <w:tc>
           <w:tcPr>
-            <w:tcW w:type="dxa" w:w="907"/>
-          </w:tcPr>
-          <w:p>
-            <w:r>
+            <w:tcW w:type="dxa" w:w="785"/>
+          </w:tcPr>
+          <w:p>
+            <w:r>
+              <w:rPr>
+                <w:sz w:val="17"/>
+              </w:rPr>
+            </w:r>
+            <w:r>
+              <w:rPr>
+                <w:sz w:val="17"/>
+              </w:rPr>
               <w:t>370</w:t>
             </w:r>
           </w:p>
@@ -3028,15 +4123,15 @@
         <w:jc w:val="both"/>
       </w:pPr>
       <w:r>
-        <w:t>Структура к концу года 2 (120 FTE):</w:t>
+        <w:t>Фонд оплаты труда в модели рассчитывается как численность × средний оклад × 12 × 1,30 (страховые взносы 30%). Оклад первого года — 350 тыс. ₽ в месяц, индексация 6% в год.</w:t>
       </w:r>
     </w:p>
     <w:p>
       <w:pPr>
-        <w:pStyle w:val="ListBullet"/>
-      </w:pPr>
-      <w:r>
-        <w:t>Разработка и инфраструктура — 50 чел. (42%)</w:t>
+        <w:jc w:val="both"/>
+      </w:pPr>
+      <w:r>
+        <w:t>Структура к концу года 2 (120 FTE):</w:t>
       </w:r>
     </w:p>
     <w:p>
@@ -3044,7 +4139,7 @@
         <w:pStyle w:val="ListBullet"/>
       </w:pPr>
       <w:r>
-        <w:t>Операции и клиентский сервис — 20 чел. (17%)</w:t>
+        <w:t>Разработка и инфраструктура — 50 чел. (42%)</w:t>
       </w:r>
     </w:p>
     <w:p>
@@ -3052,7 +4147,7 @@
         <w:pStyle w:val="ListBullet"/>
       </w:pPr>
       <w:r>
-        <w:t>Юридический и комплаенс — 15 чел. (12,5%)</w:t>
+        <w:t>Операции и клиентский сервис — 20 чел. (17%)</w:t>
       </w:r>
     </w:p>
     <w:p>
@@ -3060,7 +4155,7 @@
         <w:pStyle w:val="ListBullet"/>
       </w:pPr>
       <w:r>
-        <w:t>Управление рисками — 10 чел. (8%)</w:t>
+        <w:t>Юридический и комплаенс — 15 чел. (12,5%)</w:t>
       </w:r>
     </w:p>
     <w:p>
@@ -3068,7 +4163,7 @@
         <w:pStyle w:val="ListBullet"/>
       </w:pPr>
       <w:r>
-        <w:t>BD и партнёрства — 10 чел. (8%)</w:t>
+        <w:t>Управление рисками — 10 чел. (8%)</w:t>
       </w:r>
     </w:p>
     <w:p>
@@ -3076,7 +4171,7 @@
         <w:pStyle w:val="ListBullet"/>
       </w:pPr>
       <w:r>
-        <w:t>Финансы — 8 чел. (7%)</w:t>
+        <w:t>BD и партнёрства — 10 чел. (8%)</w:t>
       </w:r>
     </w:p>
     <w:p>
@@ -3084,7 +4179,7 @@
         <w:pStyle w:val="ListBullet"/>
       </w:pPr>
       <w:r>
-        <w:t>Маркетинг и PR — 4 чел. (3%)</w:t>
+        <w:t>Финансы — 8 чел. (7%)</w:t>
       </w:r>
     </w:p>
     <w:p>
@@ -3092,19 +4187,27 @@
         <w:pStyle w:val="ListBullet"/>
       </w:pPr>
       <w:r>
-        <w:t>HR и культура — 3 чел. (2,5%)</w:t>
+        <w:t>Маркетинг и PR — 4 чел. (3%)</w:t>
       </w:r>
     </w:p>
     <w:p>
       <w:pPr>
-        <w:pStyle w:val="Heading2"/>
-      </w:pPr>
-      <w:r>
-        <w:t>7. Технологический план</w:t>
+        <w:pStyle w:val="ListBullet"/>
+      </w:pPr>
+      <w:r>
+        <w:t>HR и культура — 3 чел. (2,5%)</w:t>
       </w:r>
     </w:p>
     <w:p>
       <w:pPr>
+        <w:pStyle w:val="Heading2"/>
+      </w:pPr>
+      <w:r>
+        <w:t>7. Технологический план</w:t>
+      </w:r>
+    </w:p>
+    <w:p>
+      <w:pPr>
         <w:jc w:val="both"/>
       </w:pPr>
       <w:r>
@@ -3113,6 +4216,7 @@
       <w:r>
         <w:rPr>
           <w:rFonts w:ascii="Consolas" w:hAnsi="Consolas"/>
+          <w:sz w:val="18"/>
         </w:rPr>
         <w:t>01_Техническая_документация</w:t>
       </w:r>
@@ -3189,7 +4293,7 @@
         <w:pStyle w:val="Heading3"/>
       </w:pPr>
       <w:r>
-        <w:t>Готовность клиентской части (по состоянию на 2025 г.)</w:t>
+        <w:t>Готовность клиентской части (по состоянию на 2026 г.)</w:t>
       </w:r>
     </w:p>
     <w:p>
@@ -3286,7 +4390,7 @@
         <w:pStyle w:val="Heading3"/>
       </w:pPr>
       <w:r>
-        <w:t>2025-2026 — Подготовка</w:t>
+        <w:t>2027 — Подготовка</w:t>
       </w:r>
     </w:p>
     <w:p>
@@ -3302,7 +4406,7 @@
         <w:pStyle w:val="ListBullet"/>
       </w:pPr>
       <w:r>
-        <w:t>Привлечение стартового финансирования (1,3 млрд ₽).</w:t>
+        <w:t>Привлечение стартового финансирования (1,8 млрд ₽).</w:t>
       </w:r>
     </w:p>
     <w:p>
@@ -3310,7 +4414,7 @@
         <w:pStyle w:val="ListBullet"/>
       </w:pPr>
       <w:r>
-        <w:t>Формирование команды (40→120 FTE).</w:t>
+        <w:t>Формирование команды (40→120 человек).</w:t>
       </w:r>
     </w:p>
     <w:p>
@@ -3350,7 +4454,7 @@
         <w:pStyle w:val="Heading3"/>
       </w:pPr>
       <w:r>
-        <w:t>2026-2027 — Пилот</w:t>
+        <w:t>2028-2029 — Пилот</w:t>
       </w:r>
     </w:p>
     <w:p>
@@ -3366,7 +4470,7 @@
         <w:pStyle w:val="ListBullet"/>
       </w:pPr>
       <w:r>
-        <w:t>Первые выпуски ЦФА (объём ~130 млрд ₽ в 2026, ~540 млрд ₽ в 2027).</w:t>
+        <w:t>Первые выпуски ЦФА (объём ~112 млрд ₽ в 2028, ~526 млрд ₽ в 2029).</w:t>
       </w:r>
     </w:p>
     <w:p>
@@ -3398,7 +4502,7 @@
         <w:pStyle w:val="Heading3"/>
       </w:pPr>
       <w:r>
-        <w:t>2027+ — Тиражирование</w:t>
+        <w:t>2030+ — Тиражирование</w:t>
       </w:r>
     </w:p>
     <w:p>
@@ -3414,7 +4518,7 @@
         <w:pStyle w:val="ListBullet"/>
       </w:pPr>
       <w:r>
-        <w:t>Масштабирование выпусков (ежегодный объём от 1,4 трлн ₽ в 2028 до 7,1 трлн ₽ в 2034).</w:t>
+        <w:t>Масштабирование выпусков (ежегодный объём от 1,3 трлн ₽ в 2030 до 6,9 трлн ₽ в 2036).</w:t>
       </w:r>
     </w:p>
     <w:p>
@@ -3459,6 +4563,7 @@
       <w:r>
         <w:rPr>
           <w:rFonts w:ascii="Consolas" w:hAnsi="Consolas"/>
+          <w:sz w:val="18"/>
         </w:rPr>
         <w:t>Финансовая_модель_ЦП_РСФСР.md</w:t>
       </w:r>
@@ -3468,6 +4573,7 @@
       <w:r>
         <w:rPr>
           <w:rFonts w:ascii="Consolas" w:hAnsi="Consolas"/>
+          <w:sz w:val="18"/>
         </w:rPr>
         <w:t>Финмодель_допущения_и_расчёты.md</w:t>
       </w:r>
@@ -3487,34 +4593,49 @@
       <w:tblPr>
         <w:tblStyle w:val="TableGrid"/>
         <w:tblW w:type="auto" w:w="0"/>
+        <w:jc w:val="center"/>
         <w:tblLook w:firstColumn="1" w:firstRow="1" w:lastColumn="0" w:lastRow="0" w:noHBand="0" w:noVBand="1" w:val="04A0"/>
       </w:tblPr>
       <w:tblGrid>
-        <w:gridCol w:w="4986"/>
-        <w:gridCol w:w="4986"/>
+        <w:gridCol w:w="4320"/>
+        <w:gridCol w:w="4320"/>
       </w:tblGrid>
       <w:tr>
         <w:tc>
           <w:tcPr>
-            <w:tcW w:type="dxa" w:w="4986"/>
+            <w:tcW w:type="dxa" w:w="4320"/>
           </w:tcPr>
           <w:p>
             <w:r>
               <w:rPr>
                 <w:b/>
-              </w:rPr>
-              <w:t>KPI</w:t>
-            </w:r>
-          </w:p>
-        </w:tc>
-        <w:tc>
-          <w:tcPr>
-            <w:tcW w:type="dxa" w:w="4986"/>
-          </w:tcPr>
-          <w:p>
+                <w:sz w:val="17"/>
+              </w:rPr>
+            </w:r>
             <w:r>
               <w:rPr>
                 <w:b/>
+                <w:sz w:val="17"/>
+              </w:rPr>
+              <w:t>Показатель</w:t>
+            </w:r>
+          </w:p>
+        </w:tc>
+        <w:tc>
+          <w:tcPr>
+            <w:tcW w:type="dxa" w:w="4320"/>
+          </w:tcPr>
+          <w:p>
+            <w:r>
+              <w:rPr>
+                <w:b/>
+                <w:sz w:val="17"/>
+              </w:rPr>
+            </w:r>
+            <w:r>
+              <w:rPr>
+                <w:b/>
+                <w:sz w:val="17"/>
               </w:rPr>
               <w:t>Значение</w:t>
             </w:r>
@@ -3524,21 +4645,37 @@
       <w:tr>
         <w:tc>
           <w:tcPr>
-            <w:tcW w:type="dxa" w:w="4986"/>
-          </w:tcPr>
-          <w:p>
-            <w:r>
-              <w:t>NPV @ WACC 29,5% (с TV, g=4%)</w:t>
-            </w:r>
-          </w:p>
-        </w:tc>
-        <w:tc>
-          <w:tcPr>
-            <w:tcW w:type="dxa" w:w="4986"/>
-          </w:tcPr>
-          <w:p>
-            <w:r>
-              <w:t>63,4 млрд ₽</w:t>
+            <w:tcW w:type="dxa" w:w="4320"/>
+          </w:tcPr>
+          <w:p>
+            <w:r>
+              <w:rPr>
+                <w:sz w:val="17"/>
+              </w:rPr>
+            </w:r>
+            <w:r>
+              <w:rPr>
+                <w:sz w:val="17"/>
+              </w:rPr>
+              <w:t>Стоимость бизнеса @ ставке 29,58% (с терминальной стоимостью, g=4%)</w:t>
+            </w:r>
+          </w:p>
+        </w:tc>
+        <w:tc>
+          <w:tcPr>
+            <w:tcW w:type="dxa" w:w="4320"/>
+          </w:tcPr>
+          <w:p>
+            <w:r>
+              <w:rPr>
+                <w:sz w:val="17"/>
+              </w:rPr>
+            </w:r>
+            <w:r>
+              <w:rPr>
+                <w:sz w:val="17"/>
+              </w:rPr>
+              <w:t>63,0 млрд ₽</w:t>
             </w:r>
           </w:p>
         </w:tc>
@@ -3546,21 +4683,37 @@
       <w:tr>
         <w:tc>
           <w:tcPr>
-            <w:tcW w:type="dxa" w:w="4986"/>
-          </w:tcPr>
-          <w:p>
-            <w:r>
-              <w:t>IRR</w:t>
-            </w:r>
-          </w:p>
-        </w:tc>
-        <w:tc>
-          <w:tcPr>
-            <w:tcW w:type="dxa" w:w="4986"/>
-          </w:tcPr>
-          <w:p>
-            <w:r>
-              <w:t>62% (project-level)</w:t>
+            <w:tcW w:type="dxa" w:w="4320"/>
+          </w:tcPr>
+          <w:p>
+            <w:r>
+              <w:rPr>
+                <w:sz w:val="17"/>
+              </w:rPr>
+            </w:r>
+            <w:r>
+              <w:rPr>
+                <w:sz w:val="17"/>
+              </w:rPr>
+              <w:t>в том числе дисконтированные потоки 10 лет</w:t>
+            </w:r>
+          </w:p>
+        </w:tc>
+        <w:tc>
+          <w:tcPr>
+            <w:tcW w:type="dxa" w:w="4320"/>
+          </w:tcPr>
+          <w:p>
+            <w:r>
+              <w:rPr>
+                <w:sz w:val="17"/>
+              </w:rPr>
+            </w:r>
+            <w:r>
+              <w:rPr>
+                <w:sz w:val="17"/>
+              </w:rPr>
+              <w:t>39,0 млрд ₽</w:t>
             </w:r>
           </w:p>
         </w:tc>
@@ -3568,21 +4721,37 @@
       <w:tr>
         <w:tc>
           <w:tcPr>
-            <w:tcW w:type="dxa" w:w="4986"/>
-          </w:tcPr>
-          <w:p>
-            <w:r>
-              <w:t>Payback</w:t>
-            </w:r>
-          </w:p>
-        </w:tc>
-        <w:tc>
-          <w:tcPr>
-            <w:tcW w:type="dxa" w:w="4986"/>
-          </w:tcPr>
-          <w:p>
-            <w:r>
-              <w:t>2,8 года</w:t>
+            <w:tcW w:type="dxa" w:w="4320"/>
+          </w:tcPr>
+          <w:p>
+            <w:r>
+              <w:rPr>
+                <w:sz w:val="17"/>
+              </w:rPr>
+            </w:r>
+            <w:r>
+              <w:rPr>
+                <w:sz w:val="17"/>
+              </w:rPr>
+              <w:t>в том числе дисконтированная терминальная стоимость</w:t>
+            </w:r>
+          </w:p>
+        </w:tc>
+        <w:tc>
+          <w:tcPr>
+            <w:tcW w:type="dxa" w:w="4320"/>
+          </w:tcPr>
+          <w:p>
+            <w:r>
+              <w:rPr>
+                <w:sz w:val="17"/>
+              </w:rPr>
+            </w:r>
+            <w:r>
+              <w:rPr>
+                <w:sz w:val="17"/>
+              </w:rPr>
+              <w:t>24,0 млрд ₽ (38%)</w:t>
             </w:r>
           </w:p>
         </w:tc>
@@ -3590,21 +4759,37 @@
       <w:tr>
         <w:tc>
           <w:tcPr>
-            <w:tcW w:type="dxa" w:w="4986"/>
-          </w:tcPr>
-          <w:p>
-            <w:r>
-              <w:t>Стартовый раунд (запрос)</w:t>
-            </w:r>
-          </w:p>
-        </w:tc>
-        <w:tc>
-          <w:tcPr>
-            <w:tcW w:type="dxa" w:w="4986"/>
-          </w:tcPr>
-          <w:p>
-            <w:r>
-              <w:t>1,3 млрд ₽</w:t>
+            <w:tcW w:type="dxa" w:w="4320"/>
+          </w:tcPr>
+          <w:p>
+            <w:r>
+              <w:rPr>
+                <w:sz w:val="17"/>
+              </w:rPr>
+            </w:r>
+            <w:r>
+              <w:rPr>
+                <w:sz w:val="17"/>
+              </w:rPr>
+              <w:t>Окупаемость простая</w:t>
+            </w:r>
+          </w:p>
+        </w:tc>
+        <w:tc>
+          <w:tcPr>
+            <w:tcW w:type="dxa" w:w="4320"/>
+          </w:tcPr>
+          <w:p>
+            <w:r>
+              <w:rPr>
+                <w:sz w:val="17"/>
+              </w:rPr>
+            </w:r>
+            <w:r>
+              <w:rPr>
+                <w:sz w:val="17"/>
+              </w:rPr>
+              <w:t>2,73 года</w:t>
             </w:r>
           </w:p>
         </w:tc>
@@ -3612,21 +4797,37 @@
       <w:tr>
         <w:tc>
           <w:tcPr>
-            <w:tcW w:type="dxa" w:w="4986"/>
-          </w:tcPr>
-          <w:p>
-            <w:r>
-              <w:t>Выручка 2029</w:t>
-            </w:r>
-          </w:p>
-        </w:tc>
-        <w:tc>
-          <w:tcPr>
-            <w:tcW w:type="dxa" w:w="4986"/>
-          </w:tcPr>
-          <w:p>
-            <w:r>
-              <w:t>37,5 млрд ₽</w:t>
+            <w:tcW w:type="dxa" w:w="4320"/>
+          </w:tcPr>
+          <w:p>
+            <w:r>
+              <w:rPr>
+                <w:sz w:val="17"/>
+              </w:rPr>
+            </w:r>
+            <w:r>
+              <w:rPr>
+                <w:sz w:val="17"/>
+              </w:rPr>
+              <w:t>Окупаемость дисконтированная</w:t>
+            </w:r>
+          </w:p>
+        </w:tc>
+        <w:tc>
+          <w:tcPr>
+            <w:tcW w:type="dxa" w:w="4320"/>
+          </w:tcPr>
+          <w:p>
+            <w:r>
+              <w:rPr>
+                <w:sz w:val="17"/>
+              </w:rPr>
+            </w:r>
+            <w:r>
+              <w:rPr>
+                <w:sz w:val="17"/>
+              </w:rPr>
+              <w:t>3,05 года</w:t>
             </w:r>
           </w:p>
         </w:tc>
@@ -3634,21 +4835,37 @@
       <w:tr>
         <w:tc>
           <w:tcPr>
-            <w:tcW w:type="dxa" w:w="4986"/>
-          </w:tcPr>
-          <w:p>
-            <w:r>
-              <w:t>Выручка 2034</w:t>
-            </w:r>
-          </w:p>
-        </w:tc>
-        <w:tc>
-          <w:tcPr>
-            <w:tcW w:type="dxa" w:w="4986"/>
-          </w:tcPr>
-          <w:p>
-            <w:r>
-              <w:t>137,9 млрд ₽</w:t>
+            <w:tcW w:type="dxa" w:w="4320"/>
+          </w:tcPr>
+          <w:p>
+            <w:r>
+              <w:rPr>
+                <w:sz w:val="17"/>
+              </w:rPr>
+            </w:r>
+            <w:r>
+              <w:rPr>
+                <w:sz w:val="17"/>
+              </w:rPr>
+              <w:t>Стартовый раунд (запрос)</w:t>
+            </w:r>
+          </w:p>
+        </w:tc>
+        <w:tc>
+          <w:tcPr>
+            <w:tcW w:type="dxa" w:w="4320"/>
+          </w:tcPr>
+          <w:p>
+            <w:r>
+              <w:rPr>
+                <w:sz w:val="17"/>
+              </w:rPr>
+            </w:r>
+            <w:r>
+              <w:rPr>
+                <w:sz w:val="17"/>
+              </w:rPr>
+              <w:t>1,8 млрд ₽</w:t>
             </w:r>
           </w:p>
         </w:tc>
@@ -3656,21 +4873,37 @@
       <w:tr>
         <w:tc>
           <w:tcPr>
-            <w:tcW w:type="dxa" w:w="4986"/>
-          </w:tcPr>
-          <w:p>
-            <w:r>
-              <w:t>EBITDA 2034</w:t>
-            </w:r>
-          </w:p>
-        </w:tc>
-        <w:tc>
-          <w:tcPr>
-            <w:tcW w:type="dxa" w:w="4986"/>
-          </w:tcPr>
-          <w:p>
-            <w:r>
-              <w:t>133,6 млрд ₽</w:t>
+            <w:tcW w:type="dxa" w:w="4320"/>
+          </w:tcPr>
+          <w:p>
+            <w:r>
+              <w:rPr>
+                <w:sz w:val="17"/>
+              </w:rPr>
+            </w:r>
+            <w:r>
+              <w:rPr>
+                <w:sz w:val="17"/>
+              </w:rPr>
+              <w:t>Пиковая потребность в финансировании</w:t>
+            </w:r>
+          </w:p>
+        </w:tc>
+        <w:tc>
+          <w:tcPr>
+            <w:tcW w:type="dxa" w:w="4320"/>
+          </w:tcPr>
+          <w:p>
+            <w:r>
+              <w:rPr>
+                <w:sz w:val="17"/>
+              </w:rPr>
+            </w:r>
+            <w:r>
+              <w:rPr>
+                <w:sz w:val="17"/>
+              </w:rPr>
+              <w:t>1,70 млрд ₽ (конец 2028)</w:t>
             </w:r>
           </w:p>
         </w:tc>
@@ -3678,21 +4911,151 @@
       <w:tr>
         <w:tc>
           <w:tcPr>
-            <w:tcW w:type="dxa" w:w="4986"/>
-          </w:tcPr>
-          <w:p>
-            <w:r>
-              <w:t>Маржа EBITDA 2034</w:t>
-            </w:r>
-          </w:p>
-        </w:tc>
-        <w:tc>
-          <w:tcPr>
-            <w:tcW w:type="dxa" w:w="4986"/>
-          </w:tcPr>
-          <w:p>
-            <w:r>
-              <w:t>74,8%</w:t>
+            <w:tcW w:type="dxa" w:w="4320"/>
+          </w:tcPr>
+          <w:p>
+            <w:r>
+              <w:rPr>
+                <w:sz w:val="17"/>
+              </w:rPr>
+            </w:r>
+            <w:r>
+              <w:rPr>
+                <w:sz w:val="17"/>
+              </w:rPr>
+              <w:t>Выручка 2031 (год 5)</w:t>
+            </w:r>
+          </w:p>
+        </w:tc>
+        <w:tc>
+          <w:tcPr>
+            <w:tcW w:type="dxa" w:w="4320"/>
+          </w:tcPr>
+          <w:p>
+            <w:r>
+              <w:rPr>
+                <w:sz w:val="17"/>
+              </w:rPr>
+            </w:r>
+            <w:r>
+              <w:rPr>
+                <w:sz w:val="17"/>
+              </w:rPr>
+              <w:t>39,0 млрд ₽</w:t>
+            </w:r>
+          </w:p>
+        </w:tc>
+      </w:tr>
+      <w:tr>
+        <w:tc>
+          <w:tcPr>
+            <w:tcW w:type="dxa" w:w="4320"/>
+          </w:tcPr>
+          <w:p>
+            <w:r>
+              <w:rPr>
+                <w:sz w:val="17"/>
+              </w:rPr>
+            </w:r>
+            <w:r>
+              <w:rPr>
+                <w:sz w:val="17"/>
+              </w:rPr>
+              <w:t>Выручка 2036 (год 10)</w:t>
+            </w:r>
+          </w:p>
+        </w:tc>
+        <w:tc>
+          <w:tcPr>
+            <w:tcW w:type="dxa" w:w="4320"/>
+          </w:tcPr>
+          <w:p>
+            <w:r>
+              <w:rPr>
+                <w:sz w:val="17"/>
+              </w:rPr>
+            </w:r>
+            <w:r>
+              <w:rPr>
+                <w:sz w:val="17"/>
+              </w:rPr>
+              <w:t>142,6 млрд ₽</w:t>
+            </w:r>
+          </w:p>
+        </w:tc>
+      </w:tr>
+      <w:tr>
+        <w:tc>
+          <w:tcPr>
+            <w:tcW w:type="dxa" w:w="4320"/>
+          </w:tcPr>
+          <w:p>
+            <w:r>
+              <w:rPr>
+                <w:sz w:val="17"/>
+              </w:rPr>
+            </w:r>
+            <w:r>
+              <w:rPr>
+                <w:sz w:val="17"/>
+              </w:rPr>
+              <w:t>EBITDA 2036</w:t>
+            </w:r>
+          </w:p>
+        </w:tc>
+        <w:tc>
+          <w:tcPr>
+            <w:tcW w:type="dxa" w:w="4320"/>
+          </w:tcPr>
+          <w:p>
+            <w:r>
+              <w:rPr>
+                <w:sz w:val="17"/>
+              </w:rPr>
+            </w:r>
+            <w:r>
+              <w:rPr>
+                <w:sz w:val="17"/>
+              </w:rPr>
+              <w:t>107,1 млрд ₽</w:t>
+            </w:r>
+          </w:p>
+        </w:tc>
+      </w:tr>
+      <w:tr>
+        <w:tc>
+          <w:tcPr>
+            <w:tcW w:type="dxa" w:w="4320"/>
+          </w:tcPr>
+          <w:p>
+            <w:r>
+              <w:rPr>
+                <w:sz w:val="17"/>
+              </w:rPr>
+            </w:r>
+            <w:r>
+              <w:rPr>
+                <w:sz w:val="17"/>
+              </w:rPr>
+              <w:t>Маржа EBITDA 2036</w:t>
+            </w:r>
+          </w:p>
+        </w:tc>
+        <w:tc>
+          <w:tcPr>
+            <w:tcW w:type="dxa" w:w="4320"/>
+          </w:tcPr>
+          <w:p>
+            <w:r>
+              <w:rPr>
+                <w:sz w:val="17"/>
+              </w:rPr>
+            </w:r>
+            <w:r>
+              <w:rPr>
+                <w:sz w:val="17"/>
+              </w:rPr>
+              <w:t>75,1%</w:t>
             </w:r>
           </w:p>
         </w:tc>
@@ -3711,23 +5074,32 @@
       <w:tblPr>
         <w:tblStyle w:val="TableGrid"/>
         <w:tblW w:type="auto" w:w="0"/>
+        <w:jc w:val="center"/>
         <w:tblLook w:firstColumn="1" w:firstRow="1" w:lastColumn="0" w:lastRow="0" w:noHBand="0" w:noVBand="1" w:val="04A0"/>
       </w:tblPr>
       <w:tblGrid>
-        <w:gridCol w:w="2493"/>
-        <w:gridCol w:w="2493"/>
-        <w:gridCol w:w="2493"/>
-        <w:gridCol w:w="2493"/>
+        <w:gridCol w:w="1728"/>
+        <w:gridCol w:w="1728"/>
+        <w:gridCol w:w="1728"/>
+        <w:gridCol w:w="1728"/>
+        <w:gridCol w:w="1728"/>
       </w:tblGrid>
       <w:tr>
         <w:tc>
           <w:tcPr>
-            <w:tcW w:type="dxa" w:w="2493"/>
+            <w:tcW w:type="dxa" w:w="1728"/>
           </w:tcPr>
           <w:p>
             <w:r>
               <w:rPr>
                 <w:b/>
+                <w:sz w:val="17"/>
+              </w:rPr>
+            </w:r>
+            <w:r>
+              <w:rPr>
+                <w:b/>
+                <w:sz w:val="17"/>
               </w:rPr>
               <w:t>Сценарий</w:t>
             </w:r>
@@ -3735,40 +5107,81 @@
         </w:tc>
         <w:tc>
           <w:tcPr>
-            <w:tcW w:type="dxa" w:w="2493"/>
+            <w:tcW w:type="dxa" w:w="1728"/>
           </w:tcPr>
           <w:p>
             <w:r>
               <w:rPr>
                 <w:b/>
-              </w:rPr>
-              <w:t>NPV полная (20 лет + TV), млрд ₽</w:t>
-            </w:r>
-          </w:p>
-        </w:tc>
-        <w:tc>
-          <w:tcPr>
-            <w:tcW w:type="dxa" w:w="2493"/>
-          </w:tcPr>
-          <w:p>
+                <w:sz w:val="17"/>
+              </w:rPr>
+            </w:r>
             <w:r>
               <w:rPr>
                 <w:b/>
-              </w:rPr>
-              <w:t>Pre-money, $ млн</w:t>
-            </w:r>
-          </w:p>
-        </w:tc>
-        <w:tc>
-          <w:tcPr>
-            <w:tcW w:type="dxa" w:w="2493"/>
+                <w:sz w:val="17"/>
+              </w:rPr>
+              <w:t>Доля рынка год 10</w:t>
+            </w:r>
+          </w:p>
+        </w:tc>
+        <w:tc>
+          <w:tcPr>
+            <w:tcW w:type="dxa" w:w="1728"/>
           </w:tcPr>
           <w:p>
             <w:r>
               <w:rPr>
                 <w:b/>
-              </w:rPr>
-              <w:t>Вероятность</w:t>
+                <w:sz w:val="17"/>
+              </w:rPr>
+            </w:r>
+            <w:r>
+              <w:rPr>
+                <w:b/>
+                <w:sz w:val="17"/>
+              </w:rPr>
+              <w:t>Вес</w:t>
+            </w:r>
+          </w:p>
+        </w:tc>
+        <w:tc>
+          <w:tcPr>
+            <w:tcW w:type="dxa" w:w="1728"/>
+          </w:tcPr>
+          <w:p>
+            <w:r>
+              <w:rPr>
+                <w:b/>
+                <w:sz w:val="17"/>
+              </w:rPr>
+            </w:r>
+            <w:r>
+              <w:rPr>
+                <w:b/>
+                <w:sz w:val="17"/>
+              </w:rPr>
+              <w:t>Стоимость бизнеса, млрд ₽</w:t>
+            </w:r>
+          </w:p>
+        </w:tc>
+        <w:tc>
+          <w:tcPr>
+            <w:tcW w:type="dxa" w:w="1728"/>
+          </w:tcPr>
+          <w:p>
+            <w:r>
+              <w:rPr>
+                <w:b/>
+                <w:sz w:val="17"/>
+              </w:rPr>
+            </w:r>
+            <w:r>
+              <w:rPr>
+                <w:b/>
+                <w:sz w:val="17"/>
+              </w:rPr>
+              <w:t>Окупаемость, лет</w:t>
             </w:r>
           </w:p>
         </w:tc>
@@ -3776,41 +5189,91 @@
       <w:tr>
         <w:tc>
           <w:tcPr>
-            <w:tcW w:type="dxa" w:w="2493"/>
-          </w:tcPr>
-          <w:p>
-            <w:r>
-              <w:t>Консервативный (только 259-ФЗ, доля рынка 7%)</w:t>
-            </w:r>
-          </w:p>
-        </w:tc>
-        <w:tc>
-          <w:tcPr>
-            <w:tcW w:type="dxa" w:w="2493"/>
-          </w:tcPr>
-          <w:p>
-            <w:r>
-              <w:t>28,5</w:t>
-            </w:r>
-          </w:p>
-        </w:tc>
-        <w:tc>
-          <w:tcPr>
-            <w:tcW w:type="dxa" w:w="2493"/>
-          </w:tcPr>
-          <w:p>
-            <w:r>
-              <w:t>70</w:t>
-            </w:r>
-          </w:p>
-        </w:tc>
-        <w:tc>
-          <w:tcPr>
-            <w:tcW w:type="dxa" w:w="2493"/>
-          </w:tcPr>
-          <w:p>
-            <w:r>
+            <w:tcW w:type="dxa" w:w="1728"/>
+          </w:tcPr>
+          <w:p>
+            <w:r>
+              <w:rPr>
+                <w:sz w:val="17"/>
+              </w:rPr>
+            </w:r>
+            <w:r>
+              <w:rPr>
+                <w:sz w:val="17"/>
+              </w:rPr>
+              <w:t>Консервативный (только 259-ФЗ)</w:t>
+            </w:r>
+          </w:p>
+        </w:tc>
+        <w:tc>
+          <w:tcPr>
+            <w:tcW w:type="dxa" w:w="1728"/>
+          </w:tcPr>
+          <w:p>
+            <w:r>
+              <w:rPr>
+                <w:sz w:val="17"/>
+              </w:rPr>
+            </w:r>
+            <w:r>
+              <w:rPr>
+                <w:sz w:val="17"/>
+              </w:rPr>
+              <w:t>7%</w:t>
+            </w:r>
+          </w:p>
+        </w:tc>
+        <w:tc>
+          <w:tcPr>
+            <w:tcW w:type="dxa" w:w="1728"/>
+          </w:tcPr>
+          <w:p>
+            <w:r>
+              <w:rPr>
+                <w:sz w:val="17"/>
+              </w:rPr>
+            </w:r>
+            <w:r>
+              <w:rPr>
+                <w:sz w:val="17"/>
+              </w:rPr>
               <w:t>15%</w:t>
+            </w:r>
+          </w:p>
+        </w:tc>
+        <w:tc>
+          <w:tcPr>
+            <w:tcW w:type="dxa" w:w="1728"/>
+          </w:tcPr>
+          <w:p>
+            <w:r>
+              <w:rPr>
+                <w:sz w:val="17"/>
+              </w:rPr>
+            </w:r>
+            <w:r>
+              <w:rPr>
+                <w:sz w:val="17"/>
+              </w:rPr>
+              <w:t>20,1</w:t>
+            </w:r>
+          </w:p>
+        </w:tc>
+        <w:tc>
+          <w:tcPr>
+            <w:tcW w:type="dxa" w:w="1728"/>
+          </w:tcPr>
+          <w:p>
+            <w:r>
+              <w:rPr>
+                <w:sz w:val="17"/>
+              </w:rPr>
+            </w:r>
+            <w:r>
+              <w:rPr>
+                <w:sz w:val="17"/>
+              </w:rPr>
+              <w:t>3,94</w:t>
             </w:r>
           </w:p>
         </w:tc>
@@ -3818,56 +5281,102 @@
       <w:tr>
         <w:tc>
           <w:tcPr>
-            <w:tcW w:type="dxa" w:w="2493"/>
-          </w:tcPr>
-          <w:p>
+            <w:tcW w:type="dxa" w:w="1728"/>
+          </w:tcPr>
+          <w:p>
+            <w:r>
+              <w:rPr>
+                <w:sz w:val="17"/>
+              </w:rPr>
+            </w:r>
             <w:r>
               <w:rPr>
                 <w:b/>
+                <w:sz w:val="17"/>
               </w:rPr>
               <w:t>Базовый</w:t>
             </w:r>
             <w:r>
-              <w:t xml:space="preserve"> (wedge-pilot 2026–2028, доля рынка 18%)</w:t>
-            </w:r>
-          </w:p>
-        </w:tc>
-        <w:tc>
-          <w:tcPr>
-            <w:tcW w:type="dxa" w:w="2493"/>
-          </w:tcPr>
-          <w:p>
+              <w:rPr>
+                <w:sz w:val="17"/>
+              </w:rPr>
+              <w:t xml:space="preserve"> (пилот 2028–2029)</w:t>
+            </w:r>
+          </w:p>
+        </w:tc>
+        <w:tc>
+          <w:tcPr>
+            <w:tcW w:type="dxa" w:w="1728"/>
+          </w:tcPr>
+          <w:p>
+            <w:r>
+              <w:rPr>
+                <w:sz w:val="17"/>
+              </w:rPr>
+            </w:r>
             <w:r>
               <w:rPr>
                 <w:b/>
-              </w:rPr>
-              <w:t>63,4</w:t>
-            </w:r>
-          </w:p>
-        </w:tc>
-        <w:tc>
-          <w:tcPr>
-            <w:tcW w:type="dxa" w:w="2493"/>
-          </w:tcPr>
-          <w:p>
+                <w:sz w:val="17"/>
+              </w:rPr>
+              <w:t>18%</w:t>
+            </w:r>
+          </w:p>
+        </w:tc>
+        <w:tc>
+          <w:tcPr>
+            <w:tcW w:type="dxa" w:w="1728"/>
+          </w:tcPr>
+          <w:p>
+            <w:r>
+              <w:rPr>
+                <w:sz w:val="17"/>
+              </w:rPr>
+            </w:r>
             <w:r>
               <w:rPr>
                 <w:b/>
-              </w:rPr>
-              <w:t>100</w:t>
-            </w:r>
-          </w:p>
-        </w:tc>
-        <w:tc>
-          <w:tcPr>
-            <w:tcW w:type="dxa" w:w="2493"/>
-          </w:tcPr>
-          <w:p>
+                <w:sz w:val="17"/>
+              </w:rPr>
+              <w:t>55%</w:t>
+            </w:r>
+          </w:p>
+        </w:tc>
+        <w:tc>
+          <w:tcPr>
+            <w:tcW w:type="dxa" w:w="1728"/>
+          </w:tcPr>
+          <w:p>
+            <w:r>
+              <w:rPr>
+                <w:sz w:val="17"/>
+              </w:rPr>
+            </w:r>
             <w:r>
               <w:rPr>
                 <w:b/>
-              </w:rPr>
-              <w:t>55%</w:t>
+                <w:sz w:val="17"/>
+              </w:rPr>
+              <w:t>63,0</w:t>
+            </w:r>
+          </w:p>
+        </w:tc>
+        <w:tc>
+          <w:tcPr>
+            <w:tcW w:type="dxa" w:w="1728"/>
+          </w:tcPr>
+          <w:p>
+            <w:r>
+              <w:rPr>
+                <w:sz w:val="17"/>
+              </w:rPr>
+            </w:r>
+            <w:r>
+              <w:rPr>
+                <w:b/>
+                <w:sz w:val="17"/>
+              </w:rPr>
+              <w:t>2,73</w:t>
             </w:r>
           </w:p>
         </w:tc>
@@ -3875,41 +5384,91 @@
       <w:tr>
         <w:tc>
           <w:tcPr>
-            <w:tcW w:type="dxa" w:w="2493"/>
-          </w:tcPr>
-          <w:p>
-            <w:r>
-              <w:t>Оптимистичный (пакет НПА T+24, доля рынка 25%)</w:t>
-            </w:r>
-          </w:p>
-        </w:tc>
-        <w:tc>
-          <w:tcPr>
-            <w:tcW w:type="dxa" w:w="2493"/>
-          </w:tcPr>
-          <w:p>
-            <w:r>
-              <w:t>82,0</w:t>
-            </w:r>
-          </w:p>
-        </w:tc>
-        <w:tc>
-          <w:tcPr>
-            <w:tcW w:type="dxa" w:w="2493"/>
-          </w:tcPr>
-          <w:p>
-            <w:r>
-              <w:t>140</w:t>
-            </w:r>
-          </w:p>
-        </w:tc>
-        <w:tc>
-          <w:tcPr>
-            <w:tcW w:type="dxa" w:w="2493"/>
-          </w:tcPr>
-          <w:p>
-            <w:r>
+            <w:tcW w:type="dxa" w:w="1728"/>
+          </w:tcPr>
+          <w:p>
+            <w:r>
+              <w:rPr>
+                <w:sz w:val="17"/>
+              </w:rPr>
+            </w:r>
+            <w:r>
+              <w:rPr>
+                <w:sz w:val="17"/>
+              </w:rPr>
+              <w:t>Оптимистичный (пакет нормативных актов принят)</w:t>
+            </w:r>
+          </w:p>
+        </w:tc>
+        <w:tc>
+          <w:tcPr>
+            <w:tcW w:type="dxa" w:w="1728"/>
+          </w:tcPr>
+          <w:p>
+            <w:r>
+              <w:rPr>
+                <w:sz w:val="17"/>
+              </w:rPr>
+            </w:r>
+            <w:r>
+              <w:rPr>
+                <w:sz w:val="17"/>
+              </w:rPr>
+              <w:t>25%</w:t>
+            </w:r>
+          </w:p>
+        </w:tc>
+        <w:tc>
+          <w:tcPr>
+            <w:tcW w:type="dxa" w:w="1728"/>
+          </w:tcPr>
+          <w:p>
+            <w:r>
+              <w:rPr>
+                <w:sz w:val="17"/>
+              </w:rPr>
+            </w:r>
+            <w:r>
+              <w:rPr>
+                <w:sz w:val="17"/>
+              </w:rPr>
               <w:t>30%</w:t>
+            </w:r>
+          </w:p>
+        </w:tc>
+        <w:tc>
+          <w:tcPr>
+            <w:tcW w:type="dxa" w:w="1728"/>
+          </w:tcPr>
+          <w:p>
+            <w:r>
+              <w:rPr>
+                <w:sz w:val="17"/>
+              </w:rPr>
+            </w:r>
+            <w:r>
+              <w:rPr>
+                <w:sz w:val="17"/>
+              </w:rPr>
+              <w:t>90,2</w:t>
+            </w:r>
+          </w:p>
+        </w:tc>
+        <w:tc>
+          <w:tcPr>
+            <w:tcW w:type="dxa" w:w="1728"/>
+          </w:tcPr>
+          <w:p>
+            <w:r>
+              <w:rPr>
+                <w:sz w:val="17"/>
+              </w:rPr>
+            </w:r>
+            <w:r>
+              <w:rPr>
+                <w:sz w:val="17"/>
+              </w:rPr>
+              <w:t>2,38</w:t>
             </w:r>
           </w:p>
         </w:tc>
@@ -3917,53 +5476,93 @@
       <w:tr>
         <w:tc>
           <w:tcPr>
-            <w:tcW w:type="dxa" w:w="2493"/>
-          </w:tcPr>
-          <w:p>
+            <w:tcW w:type="dxa" w:w="1728"/>
+          </w:tcPr>
+          <w:p>
+            <w:r>
+              <w:rPr>
+                <w:sz w:val="17"/>
+              </w:rPr>
+            </w:r>
             <w:r>
               <w:rPr>
                 <w:b/>
-              </w:rPr>
-              <w:t>Ожидаемое значение (EV)</w:t>
-            </w:r>
-          </w:p>
-        </w:tc>
-        <w:tc>
-          <w:tcPr>
-            <w:tcW w:type="dxa" w:w="2493"/>
-          </w:tcPr>
-          <w:p>
+                <w:sz w:val="17"/>
+              </w:rPr>
+              <w:t>Ожидаемое значение</w:t>
+            </w:r>
+          </w:p>
+        </w:tc>
+        <w:tc>
+          <w:tcPr>
+            <w:tcW w:type="dxa" w:w="1728"/>
+          </w:tcPr>
+          <w:p>
+            <w:r>
+              <w:rPr>
+                <w:sz w:val="17"/>
+              </w:rPr>
+            </w:r>
+            <w:r>
+              <w:rPr>
+                <w:sz w:val="17"/>
+              </w:rPr>
+              <w:t>—</w:t>
+            </w:r>
+          </w:p>
+        </w:tc>
+        <w:tc>
+          <w:tcPr>
+            <w:tcW w:type="dxa" w:w="1728"/>
+          </w:tcPr>
+          <w:p>
+            <w:r>
+              <w:rPr>
+                <w:sz w:val="17"/>
+              </w:rPr>
+            </w:r>
+            <w:r>
+              <w:rPr>
+                <w:sz w:val="17"/>
+              </w:rPr>
+              <w:t>100%</w:t>
+            </w:r>
+          </w:p>
+        </w:tc>
+        <w:tc>
+          <w:tcPr>
+            <w:tcW w:type="dxa" w:w="1728"/>
+          </w:tcPr>
+          <w:p>
+            <w:r>
+              <w:rPr>
+                <w:sz w:val="17"/>
+              </w:rPr>
+            </w:r>
             <w:r>
               <w:rPr>
                 <w:b/>
-              </w:rPr>
-              <w:t>63,7</w:t>
-            </w:r>
-          </w:p>
-        </w:tc>
-        <w:tc>
-          <w:tcPr>
-            <w:tcW w:type="dxa" w:w="2493"/>
-          </w:tcPr>
-          <w:p>
-            <w:r>
-              <w:rPr>
-                <w:b/>
-              </w:rPr>
-              <w:t>106</w:t>
-            </w:r>
-          </w:p>
-        </w:tc>
-        <w:tc>
-          <w:tcPr>
-            <w:tcW w:type="dxa" w:w="2493"/>
-          </w:tcPr>
-          <w:p>
-            <w:r>
-              <w:rPr>
-                <w:b/>
-              </w:rPr>
-              <w:t>100%</w:t>
+                <w:sz w:val="17"/>
+              </w:rPr>
+              <w:t>64,7</w:t>
+            </w:r>
+          </w:p>
+        </w:tc>
+        <w:tc>
+          <w:tcPr>
+            <w:tcW w:type="dxa" w:w="1728"/>
+          </w:tcPr>
+          <w:p>
+            <w:r>
+              <w:rPr>
+                <w:sz w:val="17"/>
+              </w:rPr>
+            </w:r>
+            <w:r>
+              <w:rPr>
+                <w:sz w:val="17"/>
+              </w:rPr>
+              <w:t>—</w:t>
             </w:r>
           </w:p>
         </w:tc>
@@ -3975,7 +5574,7 @@
         <w:jc w:val="both"/>
       </w:pPr>
       <w:r>
-        <w:t>IRR (62%) и Payback (2,8 года) в настоящей редакции рассчитаны только для базового сценария — это единственный сценарий, для которого построен полный ряд FCF. Приводить IRR по остальным сценариям до пересчёта ряда некорректно.</w:t>
+        <w:t>Полный ряд денежных потоков построен для каждого сценария; сценарии различаются только целевой долей рынка на десятый год.</w:t>
       </w:r>
     </w:p>
     <w:p>
@@ -3983,15 +5582,27 @@
         <w:jc w:val="both"/>
       </w:pPr>
       <w:r>
-        <w:t>Investor-level (доля 15,8 %, exit Y7): IRR Base = 28,6 %; Payback (cash distribution) = 4,21 года. Project-level vs investor-level — две разные оси: первая отвечает на «сколько стоит проект целиком», вторая — «сколько вернёт seed-инвестор за свой horizon».</w:t>
+        <w:rPr>
+          <w:b/>
+        </w:rPr>
+        <w:t>О внутренней норме доходности.</w:t>
+      </w:r>
+      <w:r>
+        <w:t xml:space="preserve"> На потоках проекта она составляет 182% в базовом сценарии. Это не преимущество проекта, а признак того, что модель не отражает полной стоимости входа на рынок: собственных средств оператора информационной системы, резервов, стоимости привлечения залогодателей. В переговорах следует опираться на стоимость бизнеса и на расчёт для инвестора.</w:t>
       </w:r>
     </w:p>
     <w:p>
       <w:pPr>
-        <w:pStyle w:val="Heading3"/>
-      </w:pPr>
-      <w:r>
-        <w:t>9.3. Потребность в финансировании и использование средств</w:t>
+        <w:jc w:val="both"/>
+      </w:pPr>
+      <w:r>
+        <w:rPr>
+          <w:b/>
+        </w:rPr>
+        <w:t>Расчёт для инвестора.</w:t>
+      </w:r>
+      <w:r>
+        <w:t xml:space="preserve"> При расчётной стоимости входа $248 млн и раунде $15 млн доля инвестора составляет 5,70%; при выходе в 2033 году поступления — 20,5 млрд ₽, кратность возврата 19,1×, внутренняя норма доходности инвестора 52,4%. Расчёт предполагает полное выполнение плана и потому является верхней границей. Сама стоимость входа требует решения собственника: разброс между подходами оценки двенадцатикратный, и подходы для ранней стадии дают $20–35 млн против $352 млн по доходному подходу.</w:t>
       </w:r>
     </w:p>
     <w:p>
@@ -3999,29 +5610,59 @@
         <w:jc w:val="both"/>
       </w:pPr>
       <w:r>
-        <w:t>Стартовая потребность — 1,3 млрд ₽ на 18 месяцев:</w:t>
+        <w:rPr>
+          <w:b/>
+        </w:rPr>
+        <w:t>Задержка запуска — главный риск стоимости.</w:t>
+      </w:r>
+      <w:r>
+        <w:t xml:space="preserve"> Сдвиг первого выпуска на год снижает стоимость бизнеса с 63,0 до 46,4 млрд ₽ и поднимает потребность в финансировании с 1,70 до 3,44 млрд ₽; сдвиг на два года — до 32,5 млрд ₽ и 5,53 млрд ₽ соответственно.</w:t>
+      </w:r>
+    </w:p>
+    <w:p>
+      <w:pPr>
+        <w:pStyle w:val="Heading3"/>
+      </w:pPr>
+      <w:r>
+        <w:t>9.3. Потребность в финансировании и использование средств</w:t>
+      </w:r>
+    </w:p>
+    <w:p>
+      <w:pPr>
+        <w:jc w:val="both"/>
+      </w:pPr>
+      <w:r>
+        <w:t>Стартовая потребность — 1,8 млрд ₽ на 24 месяца (2027–2028). Расчётная пиковая потребность — 1 701 млн ₽; остальное — резерв.</w:t>
       </w:r>
     </w:p>
     <w:tbl>
       <w:tblPr>
         <w:tblStyle w:val="TableGrid"/>
         <w:tblW w:type="auto" w:w="0"/>
+        <w:jc w:val="center"/>
         <w:tblLook w:firstColumn="1" w:firstRow="1" w:lastColumn="0" w:lastRow="0" w:noHBand="0" w:noVBand="1" w:val="04A0"/>
       </w:tblPr>
       <w:tblGrid>
-        <w:gridCol w:w="3324"/>
-        <w:gridCol w:w="3324"/>
-        <w:gridCol w:w="3324"/>
+        <w:gridCol w:w="2880"/>
+        <w:gridCol w:w="2880"/>
+        <w:gridCol w:w="2880"/>
       </w:tblGrid>
       <w:tr>
         <w:tc>
           <w:tcPr>
-            <w:tcW w:type="dxa" w:w="3324"/>
+            <w:tcW w:type="dxa" w:w="2880"/>
           </w:tcPr>
           <w:p>
             <w:r>
               <w:rPr>
                 <w:b/>
+                <w:sz w:val="17"/>
+              </w:rPr>
+            </w:r>
+            <w:r>
+              <w:rPr>
+                <w:b/>
+                <w:sz w:val="17"/>
               </w:rPr>
               <w:t>Направление</w:t>
             </w:r>
@@ -4029,12 +5670,19 @@
         </w:tc>
         <w:tc>
           <w:tcPr>
-            <w:tcW w:type="dxa" w:w="3324"/>
+            <w:tcW w:type="dxa" w:w="2880"/>
           </w:tcPr>
           <w:p>
             <w:r>
               <w:rPr>
                 <w:b/>
+                <w:sz w:val="17"/>
+              </w:rPr>
+            </w:r>
+            <w:r>
+              <w:rPr>
+                <w:b/>
+                <w:sz w:val="17"/>
               </w:rPr>
               <w:t>млн ₽</w:t>
             </w:r>
@@ -4042,12 +5690,19 @@
         </w:tc>
         <w:tc>
           <w:tcPr>
-            <w:tcW w:type="dxa" w:w="3324"/>
+            <w:tcW w:type="dxa" w:w="2880"/>
           </w:tcPr>
           <w:p>
             <w:r>
               <w:rPr>
                 <w:b/>
+                <w:sz w:val="17"/>
+              </w:rPr>
+            </w:r>
+            <w:r>
+              <w:rPr>
+                <w:b/>
+                <w:sz w:val="17"/>
               </w:rPr>
               <w:t>Доля</w:t>
             </w:r>
@@ -4057,31 +5712,55 @@
       <w:tr>
         <w:tc>
           <w:tcPr>
-            <w:tcW w:type="dxa" w:w="3324"/>
-          </w:tcPr>
-          <w:p>
-            <w:r>
-              <w:t>CapEx (платформа, ЦОДы, лицензии)</w:t>
-            </w:r>
-          </w:p>
-        </w:tc>
-        <w:tc>
-          <w:tcPr>
-            <w:tcW w:type="dxa" w:w="3324"/>
-          </w:tcPr>
-          <w:p>
-            <w:r>
-              <w:t>850</w:t>
-            </w:r>
-          </w:p>
-        </w:tc>
-        <w:tc>
-          <w:tcPr>
-            <w:tcW w:type="dxa" w:w="3324"/>
-          </w:tcPr>
-          <w:p>
-            <w:r>
-              <w:t>65%</w:t>
+            <w:tcW w:type="dxa" w:w="2880"/>
+          </w:tcPr>
+          <w:p>
+            <w:r>
+              <w:rPr>
+                <w:sz w:val="17"/>
+              </w:rPr>
+            </w:r>
+            <w:r>
+              <w:rPr>
+                <w:sz w:val="17"/>
+              </w:rPr>
+              <w:t>Капитальные вложения (платформа, центры обработки данных, лицензии)</w:t>
+            </w:r>
+          </w:p>
+        </w:tc>
+        <w:tc>
+          <w:tcPr>
+            <w:tcW w:type="dxa" w:w="2880"/>
+          </w:tcPr>
+          <w:p>
+            <w:r>
+              <w:rPr>
+                <w:sz w:val="17"/>
+              </w:rPr>
+            </w:r>
+            <w:r>
+              <w:rPr>
+                <w:sz w:val="17"/>
+              </w:rPr>
+              <w:t>720</w:t>
+            </w:r>
+          </w:p>
+        </w:tc>
+        <w:tc>
+          <w:tcPr>
+            <w:tcW w:type="dxa" w:w="2880"/>
+          </w:tcPr>
+          <w:p>
+            <w:r>
+              <w:rPr>
+                <w:sz w:val="17"/>
+              </w:rPr>
+            </w:r>
+            <w:r>
+              <w:rPr>
+                <w:sz w:val="17"/>
+              </w:rPr>
+              <w:t>40,0%</w:t>
             </w:r>
           </w:p>
         </w:tc>
@@ -4089,31 +5768,55 @@
       <w:tr>
         <w:tc>
           <w:tcPr>
-            <w:tcW w:type="dxa" w:w="3324"/>
-          </w:tcPr>
-          <w:p>
-            <w:r>
-              <w:t>OpEx первого года</w:t>
-            </w:r>
-          </w:p>
-        </w:tc>
-        <w:tc>
-          <w:tcPr>
-            <w:tcW w:type="dxa" w:w="3324"/>
-          </w:tcPr>
-          <w:p>
-            <w:r>
-              <w:t>380</w:t>
-            </w:r>
-          </w:p>
-        </w:tc>
-        <w:tc>
-          <w:tcPr>
-            <w:tcW w:type="dxa" w:w="3324"/>
-          </w:tcPr>
-          <w:p>
-            <w:r>
-              <w:t>29%</w:t>
+            <w:tcW w:type="dxa" w:w="2880"/>
+          </w:tcPr>
+          <w:p>
+            <w:r>
+              <w:rPr>
+                <w:sz w:val="17"/>
+              </w:rPr>
+            </w:r>
+            <w:r>
+              <w:rPr>
+                <w:sz w:val="17"/>
+              </w:rPr>
+              <w:t>Операционный дефицит 2027–2028 (расходы за вычетом выручки)</w:t>
+            </w:r>
+          </w:p>
+        </w:tc>
+        <w:tc>
+          <w:tcPr>
+            <w:tcW w:type="dxa" w:w="2880"/>
+          </w:tcPr>
+          <w:p>
+            <w:r>
+              <w:rPr>
+                <w:sz w:val="17"/>
+              </w:rPr>
+            </w:r>
+            <w:r>
+              <w:rPr>
+                <w:sz w:val="17"/>
+              </w:rPr>
+              <w:t>915</w:t>
+            </w:r>
+          </w:p>
+        </w:tc>
+        <w:tc>
+          <w:tcPr>
+            <w:tcW w:type="dxa" w:w="2880"/>
+          </w:tcPr>
+          <w:p>
+            <w:r>
+              <w:rPr>
+                <w:sz w:val="17"/>
+              </w:rPr>
+            </w:r>
+            <w:r>
+              <w:rPr>
+                <w:sz w:val="17"/>
+              </w:rPr>
+              <w:t>50,8%</w:t>
             </w:r>
           </w:p>
         </w:tc>
@@ -4121,31 +5824,55 @@
       <w:tr>
         <w:tc>
           <w:tcPr>
-            <w:tcW w:type="dxa" w:w="3324"/>
-          </w:tcPr>
-          <w:p>
-            <w:r>
-              <w:t>Подушка ликвидности</w:t>
-            </w:r>
-          </w:p>
-        </w:tc>
-        <w:tc>
-          <w:tcPr>
-            <w:tcW w:type="dxa" w:w="3324"/>
-          </w:tcPr>
-          <w:p>
-            <w:r>
-              <w:t>70</w:t>
-            </w:r>
-          </w:p>
-        </w:tc>
-        <w:tc>
-          <w:tcPr>
-            <w:tcW w:type="dxa" w:w="3324"/>
-          </w:tcPr>
-          <w:p>
-            <w:r>
-              <w:t>6%</w:t>
+            <w:tcW w:type="dxa" w:w="2880"/>
+          </w:tcPr>
+          <w:p>
+            <w:r>
+              <w:rPr>
+                <w:sz w:val="17"/>
+              </w:rPr>
+            </w:r>
+            <w:r>
+              <w:rPr>
+                <w:sz w:val="17"/>
+              </w:rPr>
+              <w:t>Оборотный капитал</w:t>
+            </w:r>
+          </w:p>
+        </w:tc>
+        <w:tc>
+          <w:tcPr>
+            <w:tcW w:type="dxa" w:w="2880"/>
+          </w:tcPr>
+          <w:p>
+            <w:r>
+              <w:rPr>
+                <w:sz w:val="17"/>
+              </w:rPr>
+            </w:r>
+            <w:r>
+              <w:rPr>
+                <w:sz w:val="17"/>
+              </w:rPr>
+              <w:t>65</w:t>
+            </w:r>
+          </w:p>
+        </w:tc>
+        <w:tc>
+          <w:tcPr>
+            <w:tcW w:type="dxa" w:w="2880"/>
+          </w:tcPr>
+          <w:p>
+            <w:r>
+              <w:rPr>
+                <w:sz w:val="17"/>
+              </w:rPr>
+            </w:r>
+            <w:r>
+              <w:rPr>
+                <w:sz w:val="17"/>
+              </w:rPr>
+              <w:t>3,6%</w:t>
             </w:r>
           </w:p>
         </w:tc>
@@ -4153,12 +5880,74 @@
       <w:tr>
         <w:tc>
           <w:tcPr>
-            <w:tcW w:type="dxa" w:w="3324"/>
-          </w:tcPr>
-          <w:p>
+            <w:tcW w:type="dxa" w:w="2880"/>
+          </w:tcPr>
+          <w:p>
+            <w:r>
+              <w:rPr>
+                <w:sz w:val="17"/>
+              </w:rPr>
+            </w:r>
+            <w:r>
+              <w:rPr>
+                <w:sz w:val="17"/>
+              </w:rPr>
+              <w:t>Резерв на непредвиденное</w:t>
+            </w:r>
+          </w:p>
+        </w:tc>
+        <w:tc>
+          <w:tcPr>
+            <w:tcW w:type="dxa" w:w="2880"/>
+          </w:tcPr>
+          <w:p>
+            <w:r>
+              <w:rPr>
+                <w:sz w:val="17"/>
+              </w:rPr>
+            </w:r>
+            <w:r>
+              <w:rPr>
+                <w:sz w:val="17"/>
+              </w:rPr>
+              <w:t>100</w:t>
+            </w:r>
+          </w:p>
+        </w:tc>
+        <w:tc>
+          <w:tcPr>
+            <w:tcW w:type="dxa" w:w="2880"/>
+          </w:tcPr>
+          <w:p>
+            <w:r>
+              <w:rPr>
+                <w:sz w:val="17"/>
+              </w:rPr>
+            </w:r>
+            <w:r>
+              <w:rPr>
+                <w:sz w:val="17"/>
+              </w:rPr>
+              <w:t>5,6%</w:t>
+            </w:r>
+          </w:p>
+        </w:tc>
+      </w:tr>
+      <w:tr>
+        <w:tc>
+          <w:tcPr>
+            <w:tcW w:type="dxa" w:w="2880"/>
+          </w:tcPr>
+          <w:p>
+            <w:r>
+              <w:rPr>
+                <w:sz w:val="17"/>
+              </w:rPr>
+            </w:r>
             <w:r>
               <w:rPr>
                 <w:b/>
+                <w:sz w:val="17"/>
               </w:rPr>
               <w:t>ИТОГО</w:t>
             </w:r>
@@ -4166,25 +5955,37 @@
         </w:tc>
         <w:tc>
           <w:tcPr>
-            <w:tcW w:type="dxa" w:w="3324"/>
-          </w:tcPr>
-          <w:p>
+            <w:tcW w:type="dxa" w:w="2880"/>
+          </w:tcPr>
+          <w:p>
+            <w:r>
+              <w:rPr>
+                <w:sz w:val="17"/>
+              </w:rPr>
+            </w:r>
             <w:r>
               <w:rPr>
                 <w:b/>
-              </w:rPr>
-              <w:t>1 300</w:t>
-            </w:r>
-          </w:p>
-        </w:tc>
-        <w:tc>
-          <w:tcPr>
-            <w:tcW w:type="dxa" w:w="3324"/>
-          </w:tcPr>
-          <w:p>
+                <w:sz w:val="17"/>
+              </w:rPr>
+              <w:t>1 800</w:t>
+            </w:r>
+          </w:p>
+        </w:tc>
+        <w:tc>
+          <w:tcPr>
+            <w:tcW w:type="dxa" w:w="2880"/>
+          </w:tcPr>
+          <w:p>
+            <w:r>
+              <w:rPr>
+                <w:sz w:val="17"/>
+              </w:rPr>
+            </w:r>
             <w:r>
               <w:rPr>
                 <w:b/>
+                <w:sz w:val="17"/>
               </w:rPr>
               <w:t>100%</w:t>
             </w:r>
@@ -4206,7 +6007,7 @@
         <w:pStyle w:val="ListBullet"/>
       </w:pPr>
       <w:r>
-        <w:t>Равити от стратегического инвестора и/или госкорпорации развития — 70-100%.</w:t>
+        <w:t>Акционерный капитал от стратегического инвестора и/или института развития — 70-100%.</w:t>
       </w:r>
     </w:p>
     <w:p>
@@ -4215,6 +6016,14 @@
       </w:pPr>
       <w:r>
         <w:t>Долговое финансирование — 0-30% (после подтверждения регуляторного статуса).</w:t>
+      </w:r>
+    </w:p>
+    <w:p>
+      <w:pPr>
+        <w:jc w:val="both"/>
+      </w:pPr>
+      <w:r>
+        <w:t>При задержке запуска на год потребность возрастает до 3,44 млрд ₽ — это первое, что следует проверять при контроле исполнения плана.</w:t>
       </w:r>
     </w:p>
     <w:p>
@@ -4244,7 +6053,7 @@
         <w:t>IPO</w:t>
       </w:r>
       <w:r>
-        <w:t xml:space="preserve"> — листинг на Московской бирже после выхода на устойчивую прибыль (потенциально с 2030-2031 года).</w:t>
+        <w:t xml:space="preserve"> — листинг на Московской бирже после выхода на устойчивую прибыль (потенциально с 2032-2033 года).</w:t>
       </w:r>
     </w:p>
     <w:p>
@@ -4286,7 +6095,7 @@
         <w:t>Дивидендная стратегия</w:t>
       </w:r>
       <w:r>
-        <w:t xml:space="preserve"> — выплата 30-50% чистой прибыли с 2028 года, бессрочное удержание акций (для стратегических инвесторов).</w:t>
+        <w:t xml:space="preserve"> — выплата 30-50% чистой прибыли с 2030 года, бессрочное удержание акций (для стратегических инвесторов).</w:t>
       </w:r>
     </w:p>
     <w:p>
@@ -4301,24 +6110,32 @@
       <w:tblPr>
         <w:tblStyle w:val="TableGrid"/>
         <w:tblW w:type="auto" w:w="0"/>
+        <w:jc w:val="center"/>
         <w:tblLook w:firstColumn="1" w:firstRow="1" w:lastColumn="0" w:lastRow="0" w:noHBand="0" w:noVBand="1" w:val="04A0"/>
       </w:tblPr>
       <w:tblGrid>
-        <w:gridCol w:w="1994"/>
-        <w:gridCol w:w="1994"/>
-        <w:gridCol w:w="1994"/>
-        <w:gridCol w:w="1994"/>
-        <w:gridCol w:w="1994"/>
+        <w:gridCol w:w="1728"/>
+        <w:gridCol w:w="1728"/>
+        <w:gridCol w:w="1728"/>
+        <w:gridCol w:w="1728"/>
+        <w:gridCol w:w="1728"/>
       </w:tblGrid>
       <w:tr>
         <w:tc>
           <w:tcPr>
-            <w:tcW w:type="dxa" w:w="1994"/>
+            <w:tcW w:type="dxa" w:w="1728"/>
           </w:tcPr>
           <w:p>
             <w:r>
               <w:rPr>
                 <w:b/>
+                <w:sz w:val="17"/>
+              </w:rPr>
+            </w:r>
+            <w:r>
+              <w:rPr>
+                <w:b/>
+                <w:sz w:val="17"/>
               </w:rPr>
               <w:t>Категория</w:t>
             </w:r>
@@ -4326,12 +6143,19 @@
         </w:tc>
         <w:tc>
           <w:tcPr>
-            <w:tcW w:type="dxa" w:w="1994"/>
+            <w:tcW w:type="dxa" w:w="1728"/>
           </w:tcPr>
           <w:p>
             <w:r>
               <w:rPr>
                 <w:b/>
+                <w:sz w:val="17"/>
+              </w:rPr>
+            </w:r>
+            <w:r>
+              <w:rPr>
+                <w:b/>
+                <w:sz w:val="17"/>
               </w:rPr>
               <w:t>Описание</w:t>
             </w:r>
@@ -4339,12 +6163,19 @@
         </w:tc>
         <w:tc>
           <w:tcPr>
-            <w:tcW w:type="dxa" w:w="1994"/>
+            <w:tcW w:type="dxa" w:w="1728"/>
           </w:tcPr>
           <w:p>
             <w:r>
               <w:rPr>
                 <w:b/>
+                <w:sz w:val="17"/>
+              </w:rPr>
+            </w:r>
+            <w:r>
+              <w:rPr>
+                <w:b/>
+                <w:sz w:val="17"/>
               </w:rPr>
               <w:t>Probability</w:t>
             </w:r>
@@ -4352,12 +6183,19 @@
         </w:tc>
         <w:tc>
           <w:tcPr>
-            <w:tcW w:type="dxa" w:w="1994"/>
+            <w:tcW w:type="dxa" w:w="1728"/>
           </w:tcPr>
           <w:p>
             <w:r>
               <w:rPr>
                 <w:b/>
+                <w:sz w:val="17"/>
+              </w:rPr>
+            </w:r>
+            <w:r>
+              <w:rPr>
+                <w:b/>
+                <w:sz w:val="17"/>
               </w:rPr>
               <w:t>Impact</w:t>
             </w:r>
@@ -4365,12 +6203,19 @@
         </w:tc>
         <w:tc>
           <w:tcPr>
-            <w:tcW w:type="dxa" w:w="1994"/>
+            <w:tcW w:type="dxa" w:w="1728"/>
           </w:tcPr>
           <w:p>
             <w:r>
               <w:rPr>
                 <w:b/>
+                <w:sz w:val="17"/>
+              </w:rPr>
+            </w:r>
+            <w:r>
+              <w:rPr>
+                <w:b/>
+                <w:sz w:val="17"/>
               </w:rPr>
               <w:t>Mitigation</w:t>
             </w:r>
@@ -4380,12 +6225,18 @@
       <w:tr>
         <w:tc>
           <w:tcPr>
-            <w:tcW w:type="dxa" w:w="1994"/>
-          </w:tcPr>
-          <w:p>
+            <w:tcW w:type="dxa" w:w="1728"/>
+          </w:tcPr>
+          <w:p>
+            <w:r>
+              <w:rPr>
+                <w:sz w:val="17"/>
+              </w:rPr>
+            </w:r>
             <w:r>
               <w:rPr>
                 <w:b/>
+                <w:sz w:val="17"/>
               </w:rPr>
               <w:t>Правовой Stage 1</w:t>
             </w:r>
@@ -4393,40 +6244,72 @@
         </w:tc>
         <w:tc>
           <w:tcPr>
-            <w:tcW w:type="dxa" w:w="1994"/>
-          </w:tcPr>
-          <w:p>
-            <w:r>
+            <w:tcW w:type="dxa" w:w="1728"/>
+          </w:tcPr>
+          <w:p>
+            <w:r>
+              <w:rPr>
+                <w:sz w:val="17"/>
+              </w:rPr>
+            </w:r>
+            <w:r>
+              <w:rPr>
+                <w:sz w:val="17"/>
+              </w:rPr>
               <w:t>Препятствия согласования правил оператора по ст. 6 ФЗ № 259-ФЗ или критерия Указания ЦБ № 4336-У</w:t>
             </w:r>
           </w:p>
         </w:tc>
         <w:tc>
           <w:tcPr>
-            <w:tcW w:type="dxa" w:w="1994"/>
-          </w:tcPr>
-          <w:p>
-            <w:r>
+            <w:tcW w:type="dxa" w:w="1728"/>
+          </w:tcPr>
+          <w:p>
+            <w:r>
+              <w:rPr>
+                <w:sz w:val="17"/>
+              </w:rPr>
+            </w:r>
+            <w:r>
+              <w:rPr>
+                <w:sz w:val="17"/>
+              </w:rPr>
               <w:t>Низкая</w:t>
             </w:r>
           </w:p>
         </w:tc>
         <w:tc>
           <w:tcPr>
-            <w:tcW w:type="dxa" w:w="1994"/>
-          </w:tcPr>
-          <w:p>
-            <w:r>
+            <w:tcW w:type="dxa" w:w="1728"/>
+          </w:tcPr>
+          <w:p>
+            <w:r>
+              <w:rPr>
+                <w:sz w:val="17"/>
+              </w:rPr>
+            </w:r>
+            <w:r>
+              <w:rPr>
+                <w:sz w:val="17"/>
+              </w:rPr>
               <w:t>Существенный</w:t>
             </w:r>
           </w:p>
         </w:tc>
         <w:tc>
           <w:tcPr>
-            <w:tcW w:type="dxa" w:w="1994"/>
-          </w:tcPr>
-          <w:p>
-            <w:r>
+            <w:tcW w:type="dxa" w:w="1728"/>
+          </w:tcPr>
+          <w:p>
+            <w:r>
+              <w:rPr>
+                <w:sz w:val="17"/>
+              </w:rPr>
+            </w:r>
+            <w:r>
+              <w:rPr>
+                <w:sz w:val="17"/>
+              </w:rPr>
               <w:t>Технологическое партнёрство с действующим оператором информационной системы выпуска ЦФА по 779-П: лицензия не передаётся, ЦП РСФСР работает как front-end / агент. Согласования с ЦБ касаются только правил информационной системы партнёра, не лицензионного перечня</w:t>
             </w:r>
           </w:p>
@@ -4435,12 +6318,18 @@
       <w:tr>
         <w:tc>
           <w:tcPr>
-            <w:tcW w:type="dxa" w:w="1994"/>
-          </w:tcPr>
-          <w:p>
+            <w:tcW w:type="dxa" w:w="1728"/>
+          </w:tcPr>
+          <w:p>
+            <w:r>
+              <w:rPr>
+                <w:sz w:val="17"/>
+              </w:rPr>
+            </w:r>
             <w:r>
               <w:rPr>
                 <w:b/>
+                <w:sz w:val="17"/>
               </w:rPr>
               <w:t>Правовой Stage 2</w:t>
             </w:r>
@@ -4448,40 +6337,72 @@
         </w:tc>
         <w:tc>
           <w:tcPr>
-            <w:tcW w:type="dxa" w:w="1994"/>
-          </w:tcPr>
-          <w:p>
-            <w:r>
+            <w:tcW w:type="dxa" w:w="1728"/>
+          </w:tcPr>
+          <w:p>
+            <w:r>
+              <w:rPr>
+                <w:sz w:val="17"/>
+              </w:rPr>
+            </w:r>
+            <w:r>
+              <w:rPr>
+                <w:sz w:val="17"/>
+              </w:rPr>
               <w:t>Пакет 4 ФЗ-поправок (86-ФЗ, 259-ФЗ, БК РФ, ГК РФ) не принимается на горизонте 2029+</w:t>
             </w:r>
           </w:p>
         </w:tc>
         <w:tc>
           <w:tcPr>
-            <w:tcW w:type="dxa" w:w="1994"/>
-          </w:tcPr>
-          <w:p>
-            <w:r>
+            <w:tcW w:type="dxa" w:w="1728"/>
+          </w:tcPr>
+          <w:p>
+            <w:r>
+              <w:rPr>
+                <w:sz w:val="17"/>
+              </w:rPr>
+            </w:r>
+            <w:r>
+              <w:rPr>
+                <w:sz w:val="17"/>
+              </w:rPr>
               <w:t>Средняя</w:t>
             </w:r>
           </w:p>
         </w:tc>
         <w:tc>
           <w:tcPr>
-            <w:tcW w:type="dxa" w:w="1994"/>
-          </w:tcPr>
-          <w:p>
-            <w:r>
+            <w:tcW w:type="dxa" w:w="1728"/>
+          </w:tcPr>
+          <w:p>
+            <w:r>
+              <w:rPr>
+                <w:sz w:val="17"/>
+              </w:rPr>
+            </w:r>
+            <w:r>
+              <w:rPr>
+                <w:sz w:val="17"/>
+              </w:rPr>
               <w:t>Существенный (только для Stage 2)</w:t>
             </w:r>
           </w:p>
         </w:tc>
         <w:tc>
           <w:tcPr>
-            <w:tcW w:type="dxa" w:w="1994"/>
-          </w:tcPr>
-          <w:p>
-            <w:r>
+            <w:tcW w:type="dxa" w:w="1728"/>
+          </w:tcPr>
+          <w:p>
+            <w:r>
+              <w:rPr>
+                <w:sz w:val="17"/>
+              </w:rPr>
+            </w:r>
+            <w:r>
+              <w:rPr>
+                <w:sz w:val="17"/>
+              </w:rPr>
               <w:t>Stage 2 не входит в ближний инвестиционный roadmap; реализуется после положительного track-record Stage 1 ≥ 12 мес. и межведомственной позиции Минэк / Минфин / ВЭБ.РФ / Госдума. Stage 1 защитим без Stage 2</w:t>
             </w:r>
           </w:p>
@@ -4490,12 +6411,18 @@
       <w:tr>
         <w:tc>
           <w:tcPr>
-            <w:tcW w:type="dxa" w:w="1994"/>
-          </w:tcPr>
-          <w:p>
+            <w:tcW w:type="dxa" w:w="1728"/>
+          </w:tcPr>
+          <w:p>
+            <w:r>
+              <w:rPr>
+                <w:sz w:val="17"/>
+              </w:rPr>
+            </w:r>
             <w:r>
               <w:rPr>
                 <w:b/>
+                <w:sz w:val="17"/>
               </w:rPr>
               <w:t>Регуляторный</w:t>
             </w:r>
@@ -4503,40 +6430,72 @@
         </w:tc>
         <w:tc>
           <w:tcPr>
-            <w:tcW w:type="dxa" w:w="1994"/>
-          </w:tcPr>
-          <w:p>
-            <w:r>
+            <w:tcW w:type="dxa" w:w="1728"/>
+          </w:tcPr>
+          <w:p>
+            <w:r>
+              <w:rPr>
+                <w:sz w:val="17"/>
+              </w:rPr>
+            </w:r>
+            <w:r>
+              <w:rPr>
+                <w:sz w:val="17"/>
+              </w:rPr>
               <w:t>Препятствия включения технологического партнёра в реестр операторов 779-П или приостановление лицензии партнёра</w:t>
             </w:r>
           </w:p>
         </w:tc>
         <w:tc>
           <w:tcPr>
-            <w:tcW w:type="dxa" w:w="1994"/>
-          </w:tcPr>
-          <w:p>
-            <w:r>
+            <w:tcW w:type="dxa" w:w="1728"/>
+          </w:tcPr>
+          <w:p>
+            <w:r>
+              <w:rPr>
+                <w:sz w:val="17"/>
+              </w:rPr>
+            </w:r>
+            <w:r>
+              <w:rPr>
+                <w:sz w:val="17"/>
+              </w:rPr>
               <w:t>Низкая</w:t>
             </w:r>
           </w:p>
         </w:tc>
         <w:tc>
           <w:tcPr>
-            <w:tcW w:type="dxa" w:w="1994"/>
-          </w:tcPr>
-          <w:p>
-            <w:r>
+            <w:tcW w:type="dxa" w:w="1728"/>
+          </w:tcPr>
+          <w:p>
+            <w:r>
+              <w:rPr>
+                <w:sz w:val="17"/>
+              </w:rPr>
+            </w:r>
+            <w:r>
+              <w:rPr>
+                <w:sz w:val="17"/>
+              </w:rPr>
               <w:t>Существенный</w:t>
             </w:r>
           </w:p>
         </w:tc>
         <w:tc>
           <w:tcPr>
-            <w:tcW w:type="dxa" w:w="1994"/>
-          </w:tcPr>
-          <w:p>
-            <w:r>
+            <w:tcW w:type="dxa" w:w="1728"/>
+          </w:tcPr>
+          <w:p>
+            <w:r>
+              <w:rPr>
+                <w:sz w:val="17"/>
+              </w:rPr>
+            </w:r>
+            <w:r>
+              <w:rPr>
+                <w:sz w:val="17"/>
+              </w:rPr>
               <w:t>Множественный пул потенциальных партнёров (Атомайз, Сбер ЦФА, Альфа ЦФА, Мастерчейн); подача собственной заявки в реестр 779-П как параллельный трек после T+12 мес. wedge-pilot</w:t>
             </w:r>
           </w:p>
@@ -4545,12 +6504,18 @@
       <w:tr>
         <w:tc>
           <w:tcPr>
-            <w:tcW w:type="dxa" w:w="1994"/>
-          </w:tcPr>
-          <w:p>
+            <w:tcW w:type="dxa" w:w="1728"/>
+          </w:tcPr>
+          <w:p>
+            <w:r>
+              <w:rPr>
+                <w:sz w:val="17"/>
+              </w:rPr>
+            </w:r>
             <w:r>
               <w:rPr>
                 <w:b/>
+                <w:sz w:val="17"/>
               </w:rPr>
               <w:t>Рыночный</w:t>
             </w:r>
@@ -4558,40 +6523,72 @@
         </w:tc>
         <w:tc>
           <w:tcPr>
-            <w:tcW w:type="dxa" w:w="1994"/>
-          </w:tcPr>
-          <w:p>
-            <w:r>
+            <w:tcW w:type="dxa" w:w="1728"/>
+          </w:tcPr>
+          <w:p>
+            <w:r>
+              <w:rPr>
+                <w:sz w:val="17"/>
+              </w:rPr>
+            </w:r>
+            <w:r>
+              <w:rPr>
+                <w:sz w:val="17"/>
+              </w:rPr>
               <w:t>Низкое проникновение — собственники не доверяют новому инструменту</w:t>
             </w:r>
           </w:p>
         </w:tc>
         <w:tc>
           <w:tcPr>
-            <w:tcW w:type="dxa" w:w="1994"/>
-          </w:tcPr>
-          <w:p>
-            <w:r>
+            <w:tcW w:type="dxa" w:w="1728"/>
+          </w:tcPr>
+          <w:p>
+            <w:r>
+              <w:rPr>
+                <w:sz w:val="17"/>
+              </w:rPr>
+            </w:r>
+            <w:r>
+              <w:rPr>
+                <w:sz w:val="17"/>
+              </w:rPr>
               <w:t>Средняя</w:t>
             </w:r>
           </w:p>
         </w:tc>
         <w:tc>
           <w:tcPr>
-            <w:tcW w:type="dxa" w:w="1994"/>
-          </w:tcPr>
-          <w:p>
-            <w:r>
+            <w:tcW w:type="dxa" w:w="1728"/>
+          </w:tcPr>
+          <w:p>
+            <w:r>
+              <w:rPr>
+                <w:sz w:val="17"/>
+              </w:rPr>
+            </w:r>
+            <w:r>
+              <w:rPr>
+                <w:sz w:val="17"/>
+              </w:rPr>
               <w:t>Существенный</w:t>
             </w:r>
           </w:p>
         </w:tc>
         <w:tc>
           <w:tcPr>
-            <w:tcW w:type="dxa" w:w="1994"/>
-          </w:tcPr>
-          <w:p>
-            <w:r>
+            <w:tcW w:type="dxa" w:w="1728"/>
+          </w:tcPr>
+          <w:p>
+            <w:r>
+              <w:rPr>
+                <w:sz w:val="17"/>
+              </w:rPr>
+            </w:r>
+            <w:r>
+              <w:rPr>
+                <w:sz w:val="17"/>
+              </w:rPr>
               <w:t>Старт с госпрограмм и крупных собственников (B2B/B2G) для формирования референсных кейсов; широкая образовательная кампания; интеграция в банковские приложения для снижения порога входа</w:t>
             </w:r>
           </w:p>
@@ -4600,12 +6597,18 @@
       <w:tr>
         <w:tc>
           <w:tcPr>
-            <w:tcW w:type="dxa" w:w="1994"/>
-          </w:tcPr>
-          <w:p>
+            <w:tcW w:type="dxa" w:w="1728"/>
+          </w:tcPr>
+          <w:p>
+            <w:r>
+              <w:rPr>
+                <w:sz w:val="17"/>
+              </w:rPr>
+            </w:r>
             <w:r>
               <w:rPr>
                 <w:b/>
+                <w:sz w:val="17"/>
               </w:rPr>
               <w:t>Технологический</w:t>
             </w:r>
@@ -4613,40 +6616,72 @@
         </w:tc>
         <w:tc>
           <w:tcPr>
-            <w:tcW w:type="dxa" w:w="1994"/>
-          </w:tcPr>
-          <w:p>
-            <w:r>
+            <w:tcW w:type="dxa" w:w="1728"/>
+          </w:tcPr>
+          <w:p>
+            <w:r>
+              <w:rPr>
+                <w:sz w:val="17"/>
+              </w:rPr>
+            </w:r>
+            <w:r>
+              <w:rPr>
+                <w:sz w:val="17"/>
+              </w:rPr>
               <w:t>Сбой платформы, потеря данных, кибератака</w:t>
             </w:r>
           </w:p>
         </w:tc>
         <w:tc>
           <w:tcPr>
-            <w:tcW w:type="dxa" w:w="1994"/>
-          </w:tcPr>
-          <w:p>
-            <w:r>
+            <w:tcW w:type="dxa" w:w="1728"/>
+          </w:tcPr>
+          <w:p>
+            <w:r>
+              <w:rPr>
+                <w:sz w:val="17"/>
+              </w:rPr>
+            </w:r>
+            <w:r>
+              <w:rPr>
+                <w:sz w:val="17"/>
+              </w:rPr>
               <w:t>Низкая</w:t>
             </w:r>
           </w:p>
         </w:tc>
         <w:tc>
           <w:tcPr>
-            <w:tcW w:type="dxa" w:w="1994"/>
-          </w:tcPr>
-          <w:p>
-            <w:r>
+            <w:tcW w:type="dxa" w:w="1728"/>
+          </w:tcPr>
+          <w:p>
+            <w:r>
+              <w:rPr>
+                <w:sz w:val="17"/>
+              </w:rPr>
+            </w:r>
+            <w:r>
+              <w:rPr>
+                <w:sz w:val="17"/>
+              </w:rPr>
               <w:t>Существенный</w:t>
             </w:r>
           </w:p>
         </w:tc>
         <w:tc>
           <w:tcPr>
-            <w:tcW w:type="dxa" w:w="1994"/>
-          </w:tcPr>
-          <w:p>
-            <w:r>
+            <w:tcW w:type="dxa" w:w="1728"/>
+          </w:tcPr>
+          <w:p>
+            <w:r>
+              <w:rPr>
+                <w:sz w:val="17"/>
+              </w:rPr>
+            </w:r>
+            <w:r>
+              <w:rPr>
+                <w:sz w:val="17"/>
+              </w:rPr>
               <w:t>Two-active ЦОД с гео-репликацией; ежедневный бэкап с тестированием восстановления; сертифицированные ФСБ криптомодули; постоянный пентест; SOC 24/7</w:t>
             </w:r>
           </w:p>
@@ -4655,12 +6690,18 @@
       <w:tr>
         <w:tc>
           <w:tcPr>
-            <w:tcW w:type="dxa" w:w="1994"/>
-          </w:tcPr>
-          <w:p>
+            <w:tcW w:type="dxa" w:w="1728"/>
+          </w:tcPr>
+          <w:p>
+            <w:r>
+              <w:rPr>
+                <w:sz w:val="17"/>
+              </w:rPr>
+            </w:r>
             <w:r>
               <w:rPr>
                 <w:b/>
+                <w:sz w:val="17"/>
               </w:rPr>
               <w:t>Операционный</w:t>
             </w:r>
@@ -4668,40 +6709,72 @@
         </w:tc>
         <w:tc>
           <w:tcPr>
-            <w:tcW w:type="dxa" w:w="1994"/>
-          </w:tcPr>
-          <w:p>
-            <w:r>
+            <w:tcW w:type="dxa" w:w="1728"/>
+          </w:tcPr>
+          <w:p>
+            <w:r>
+              <w:rPr>
+                <w:sz w:val="17"/>
+              </w:rPr>
+            </w:r>
+            <w:r>
+              <w:rPr>
+                <w:sz w:val="17"/>
+              </w:rPr>
               <w:t>Ошибки оценки залога, споры с собственниками</w:t>
             </w:r>
           </w:p>
         </w:tc>
         <w:tc>
           <w:tcPr>
-            <w:tcW w:type="dxa" w:w="1994"/>
-          </w:tcPr>
-          <w:p>
-            <w:r>
+            <w:tcW w:type="dxa" w:w="1728"/>
+          </w:tcPr>
+          <w:p>
+            <w:r>
+              <w:rPr>
+                <w:sz w:val="17"/>
+              </w:rPr>
+            </w:r>
+            <w:r>
+              <w:rPr>
+                <w:sz w:val="17"/>
+              </w:rPr>
               <w:t>Средняя</w:t>
             </w:r>
           </w:p>
         </w:tc>
         <w:tc>
           <w:tcPr>
-            <w:tcW w:type="dxa" w:w="1994"/>
-          </w:tcPr>
-          <w:p>
-            <w:r>
+            <w:tcW w:type="dxa" w:w="1728"/>
+          </w:tcPr>
+          <w:p>
+            <w:r>
+              <w:rPr>
+                <w:sz w:val="17"/>
+              </w:rPr>
+            </w:r>
+            <w:r>
+              <w:rPr>
+                <w:sz w:val="17"/>
+              </w:rPr>
               <w:t>Умеренный</w:t>
             </w:r>
           </w:p>
         </w:tc>
         <w:tc>
           <w:tcPr>
-            <w:tcW w:type="dxa" w:w="1994"/>
-          </w:tcPr>
-          <w:p>
-            <w:r>
+            <w:tcW w:type="dxa" w:w="1728"/>
+          </w:tcPr>
+          <w:p>
+            <w:r>
+              <w:rPr>
+                <w:sz w:val="17"/>
+              </w:rPr>
+            </w:r>
+            <w:r>
+              <w:rPr>
+                <w:sz w:val="17"/>
+              </w:rPr>
               <w:t>Многоуровневая оценка (массовая + камеральная + независимый оценщик), страхование ответственности, прозрачные регламенты, досудебный арбитраж</w:t>
             </w:r>
           </w:p>
@@ -4710,12 +6783,18 @@
       <w:tr>
         <w:tc>
           <w:tcPr>
-            <w:tcW w:type="dxa" w:w="1994"/>
-          </w:tcPr>
-          <w:p>
+            <w:tcW w:type="dxa" w:w="1728"/>
+          </w:tcPr>
+          <w:p>
+            <w:r>
+              <w:rPr>
+                <w:sz w:val="17"/>
+              </w:rPr>
+            </w:r>
             <w:r>
               <w:rPr>
                 <w:b/>
+                <w:sz w:val="17"/>
               </w:rPr>
               <w:t>Репутационный</w:t>
             </w:r>
@@ -4723,40 +6802,72 @@
         </w:tc>
         <w:tc>
           <w:tcPr>
-            <w:tcW w:type="dxa" w:w="1994"/>
-          </w:tcPr>
-          <w:p>
-            <w:r>
+            <w:tcW w:type="dxa" w:w="1728"/>
+          </w:tcPr>
+          <w:p>
+            <w:r>
+              <w:rPr>
+                <w:sz w:val="17"/>
+              </w:rPr>
+            </w:r>
+            <w:r>
+              <w:rPr>
+                <w:sz w:val="17"/>
+              </w:rPr>
               <w:t>Громкий инцидент (потеря средств клиента, корруп. скандал)</w:t>
             </w:r>
           </w:p>
         </w:tc>
         <w:tc>
           <w:tcPr>
-            <w:tcW w:type="dxa" w:w="1994"/>
-          </w:tcPr>
-          <w:p>
-            <w:r>
+            <w:tcW w:type="dxa" w:w="1728"/>
+          </w:tcPr>
+          <w:p>
+            <w:r>
+              <w:rPr>
+                <w:sz w:val="17"/>
+              </w:rPr>
+            </w:r>
+            <w:r>
+              <w:rPr>
+                <w:sz w:val="17"/>
+              </w:rPr>
               <w:t>Низкая</w:t>
             </w:r>
           </w:p>
         </w:tc>
         <w:tc>
           <w:tcPr>
-            <w:tcW w:type="dxa" w:w="1994"/>
-          </w:tcPr>
-          <w:p>
-            <w:r>
+            <w:tcW w:type="dxa" w:w="1728"/>
+          </w:tcPr>
+          <w:p>
+            <w:r>
+              <w:rPr>
+                <w:sz w:val="17"/>
+              </w:rPr>
+            </w:r>
+            <w:r>
+              <w:rPr>
+                <w:sz w:val="17"/>
+              </w:rPr>
               <w:t>Критический</w:t>
             </w:r>
           </w:p>
         </w:tc>
         <w:tc>
           <w:tcPr>
-            <w:tcW w:type="dxa" w:w="1994"/>
-          </w:tcPr>
-          <w:p>
-            <w:r>
+            <w:tcW w:type="dxa" w:w="1728"/>
+          </w:tcPr>
+          <w:p>
+            <w:r>
+              <w:rPr>
+                <w:sz w:val="17"/>
+              </w:rPr>
+            </w:r>
+            <w:r>
+              <w:rPr>
+                <w:sz w:val="17"/>
+              </w:rPr>
               <w:t>Жёсткие комплаенс-процедуры, антикоррупционная политика, прозрачная отчётность, регулярный внешний аудит, PR-стратегия кризисных коммуникаций</w:t>
             </w:r>
           </w:p>
@@ -4765,12 +6876,18 @@
       <w:tr>
         <w:tc>
           <w:tcPr>
-            <w:tcW w:type="dxa" w:w="1994"/>
-          </w:tcPr>
-          <w:p>
+            <w:tcW w:type="dxa" w:w="1728"/>
+          </w:tcPr>
+          <w:p>
+            <w:r>
+              <w:rPr>
+                <w:sz w:val="17"/>
+              </w:rPr>
+            </w:r>
             <w:r>
               <w:rPr>
                 <w:b/>
+                <w:sz w:val="17"/>
               </w:rPr>
               <w:t>Макроэкономический</w:t>
             </w:r>
@@ -4778,40 +6895,72 @@
         </w:tc>
         <w:tc>
           <w:tcPr>
-            <w:tcW w:type="dxa" w:w="1994"/>
-          </w:tcPr>
-          <w:p>
-            <w:r>
+            <w:tcW w:type="dxa" w:w="1728"/>
+          </w:tcPr>
+          <w:p>
+            <w:r>
+              <w:rPr>
+                <w:sz w:val="17"/>
+              </w:rPr>
+            </w:r>
+            <w:r>
+              <w:rPr>
+                <w:sz w:val="17"/>
+              </w:rPr>
               <w:t>Резкий рост ключевой ставки, обвал рынка недвижимости</w:t>
             </w:r>
           </w:p>
         </w:tc>
         <w:tc>
           <w:tcPr>
-            <w:tcW w:type="dxa" w:w="1994"/>
-          </w:tcPr>
-          <w:p>
-            <w:r>
+            <w:tcW w:type="dxa" w:w="1728"/>
+          </w:tcPr>
+          <w:p>
+            <w:r>
+              <w:rPr>
+                <w:sz w:val="17"/>
+              </w:rPr>
+            </w:r>
+            <w:r>
+              <w:rPr>
+                <w:sz w:val="17"/>
+              </w:rPr>
               <w:t>Средняя</w:t>
             </w:r>
           </w:p>
         </w:tc>
         <w:tc>
           <w:tcPr>
-            <w:tcW w:type="dxa" w:w="1994"/>
-          </w:tcPr>
-          <w:p>
-            <w:r>
+            <w:tcW w:type="dxa" w:w="1728"/>
+          </w:tcPr>
+          <w:p>
+            <w:r>
+              <w:rPr>
+                <w:sz w:val="17"/>
+              </w:rPr>
+            </w:r>
+            <w:r>
+              <w:rPr>
+                <w:sz w:val="17"/>
+              </w:rPr>
               <w:t>Существенный</w:t>
             </w:r>
           </w:p>
         </w:tc>
         <w:tc>
           <w:tcPr>
-            <w:tcW w:type="dxa" w:w="1994"/>
-          </w:tcPr>
-          <w:p>
-            <w:r>
+            <w:tcW w:type="dxa" w:w="1728"/>
+          </w:tcPr>
+          <w:p>
+            <w:r>
+              <w:rPr>
+                <w:sz w:val="17"/>
+              </w:rPr>
+            </w:r>
+            <w:r>
+              <w:rPr>
+                <w:sz w:val="17"/>
+              </w:rPr>
               <w:t>Гибкая модель тарификации (привязка к КС), консервативные LTV-нормативы (50% базовый, до 70% максимум), стресс-тесты квартально</w:t>
             </w:r>
           </w:p>
@@ -4820,12 +6969,18 @@
       <w:tr>
         <w:tc>
           <w:tcPr>
-            <w:tcW w:type="dxa" w:w="1994"/>
-          </w:tcPr>
-          <w:p>
+            <w:tcW w:type="dxa" w:w="1728"/>
+          </w:tcPr>
+          <w:p>
+            <w:r>
+              <w:rPr>
+                <w:sz w:val="17"/>
+              </w:rPr>
+            </w:r>
             <w:r>
               <w:rPr>
                 <w:b/>
+                <w:sz w:val="17"/>
               </w:rPr>
               <w:t>Конкурентный</w:t>
             </w:r>
@@ -4833,40 +6988,72 @@
         </w:tc>
         <w:tc>
           <w:tcPr>
-            <w:tcW w:type="dxa" w:w="1994"/>
-          </w:tcPr>
-          <w:p>
-            <w:r>
+            <w:tcW w:type="dxa" w:w="1728"/>
+          </w:tcPr>
+          <w:p>
+            <w:r>
+              <w:rPr>
+                <w:sz w:val="17"/>
+              </w:rPr>
+            </w:r>
+            <w:r>
+              <w:rPr>
+                <w:sz w:val="17"/>
+              </w:rPr>
               <w:t>Появление второго оператора в той же категории</w:t>
             </w:r>
           </w:p>
         </w:tc>
         <w:tc>
           <w:tcPr>
-            <w:tcW w:type="dxa" w:w="1994"/>
-          </w:tcPr>
-          <w:p>
-            <w:r>
+            <w:tcW w:type="dxa" w:w="1728"/>
+          </w:tcPr>
+          <w:p>
+            <w:r>
+              <w:rPr>
+                <w:sz w:val="17"/>
+              </w:rPr>
+            </w:r>
+            <w:r>
+              <w:rPr>
+                <w:sz w:val="17"/>
+              </w:rPr>
               <w:t>Низкая (до 5 лет), Средняя (после)</w:t>
             </w:r>
           </w:p>
         </w:tc>
         <w:tc>
           <w:tcPr>
-            <w:tcW w:type="dxa" w:w="1994"/>
-          </w:tcPr>
-          <w:p>
-            <w:r>
+            <w:tcW w:type="dxa" w:w="1728"/>
+          </w:tcPr>
+          <w:p>
+            <w:r>
+              <w:rPr>
+                <w:sz w:val="17"/>
+              </w:rPr>
+            </w:r>
+            <w:r>
+              <w:rPr>
+                <w:sz w:val="17"/>
+              </w:rPr>
               <w:t>Умеренный</w:t>
             </w:r>
           </w:p>
         </w:tc>
         <w:tc>
           <w:tcPr>
-            <w:tcW w:type="dxa" w:w="1994"/>
-          </w:tcPr>
-          <w:p>
-            <w:r>
+            <w:tcW w:type="dxa" w:w="1728"/>
+          </w:tcPr>
+          <w:p>
+            <w:r>
+              <w:rPr>
+                <w:sz w:val="17"/>
+              </w:rPr>
+            </w:r>
+            <w:r>
+              <w:rPr>
+                <w:sz w:val="17"/>
+              </w:rPr>
               <w:t>Глубокая интеграция с регулятором и партнёрами как естественный moat; быстрое масштабирование в первые 3-5 лет; защита ноу-хау</w:t>
             </w:r>
           </w:p>
@@ -4875,12 +7062,18 @@
       <w:tr>
         <w:tc>
           <w:tcPr>
-            <w:tcW w:type="dxa" w:w="1994"/>
-          </w:tcPr>
-          <w:p>
+            <w:tcW w:type="dxa" w:w="1728"/>
+          </w:tcPr>
+          <w:p>
+            <w:r>
+              <w:rPr>
+                <w:sz w:val="17"/>
+              </w:rPr>
+            </w:r>
             <w:r>
               <w:rPr>
                 <w:b/>
+                <w:sz w:val="17"/>
               </w:rPr>
               <w:t>Кадровый</w:t>
             </w:r>
@@ -4888,40 +7081,72 @@
         </w:tc>
         <w:tc>
           <w:tcPr>
-            <w:tcW w:type="dxa" w:w="1994"/>
-          </w:tcPr>
-          <w:p>
-            <w:r>
+            <w:tcW w:type="dxa" w:w="1728"/>
+          </w:tcPr>
+          <w:p>
+            <w:r>
+              <w:rPr>
+                <w:sz w:val="17"/>
+              </w:rPr>
+            </w:r>
+            <w:r>
+              <w:rPr>
+                <w:sz w:val="17"/>
+              </w:rPr>
               <w:t>Дефицит квалифицированных специалистов в финтехе</w:t>
             </w:r>
           </w:p>
         </w:tc>
         <w:tc>
           <w:tcPr>
-            <w:tcW w:type="dxa" w:w="1994"/>
-          </w:tcPr>
-          <w:p>
-            <w:r>
+            <w:tcW w:type="dxa" w:w="1728"/>
+          </w:tcPr>
+          <w:p>
+            <w:r>
+              <w:rPr>
+                <w:sz w:val="17"/>
+              </w:rPr>
+            </w:r>
+            <w:r>
+              <w:rPr>
+                <w:sz w:val="17"/>
+              </w:rPr>
               <w:t>Средняя</w:t>
             </w:r>
           </w:p>
         </w:tc>
         <w:tc>
           <w:tcPr>
-            <w:tcW w:type="dxa" w:w="1994"/>
-          </w:tcPr>
-          <w:p>
-            <w:r>
+            <w:tcW w:type="dxa" w:w="1728"/>
+          </w:tcPr>
+          <w:p>
+            <w:r>
+              <w:rPr>
+                <w:sz w:val="17"/>
+              </w:rPr>
+            </w:r>
+            <w:r>
+              <w:rPr>
+                <w:sz w:val="17"/>
+              </w:rPr>
               <w:t>Умеренный</w:t>
             </w:r>
           </w:p>
         </w:tc>
         <w:tc>
           <w:tcPr>
-            <w:tcW w:type="dxa" w:w="1994"/>
-          </w:tcPr>
-          <w:p>
-            <w:r>
+            <w:tcW w:type="dxa" w:w="1728"/>
+          </w:tcPr>
+          <w:p>
+            <w:r>
+              <w:rPr>
+                <w:sz w:val="17"/>
+              </w:rPr>
+            </w:r>
+            <w:r>
+              <w:rPr>
+                <w:sz w:val="17"/>
+              </w:rPr>
               <w:t>Опционная программа, конкурентная компенсация, корпоративная R&amp;D-программа с ведущими вузами, удалённая работа с регионами</w:t>
             </w:r>
           </w:p>
@@ -4930,12 +7155,18 @@
       <w:tr>
         <w:tc>
           <w:tcPr>
-            <w:tcW w:type="dxa" w:w="1994"/>
-          </w:tcPr>
-          <w:p>
+            <w:tcW w:type="dxa" w:w="1728"/>
+          </w:tcPr>
+          <w:p>
+            <w:r>
+              <w:rPr>
+                <w:sz w:val="17"/>
+              </w:rPr>
+            </w:r>
             <w:r>
               <w:rPr>
                 <w:b/>
+                <w:sz w:val="17"/>
               </w:rPr>
               <w:t>Каннибализация цифровым рублём (340-ФЗ)</w:t>
             </w:r>
@@ -4943,40 +7174,72 @@
         </w:tc>
         <w:tc>
           <w:tcPr>
-            <w:tcW w:type="dxa" w:w="1994"/>
-          </w:tcPr>
-          <w:p>
-            <w:r>
+            <w:tcW w:type="dxa" w:w="1728"/>
+          </w:tcPr>
+          <w:p>
+            <w:r>
+              <w:rPr>
+                <w:sz w:val="17"/>
+              </w:rPr>
+            </w:r>
+            <w:r>
+              <w:rPr>
+                <w:sz w:val="17"/>
+              </w:rPr>
               <w:t>ЦБ запускает целевую программу эмиссии цифрового рубля без посредника, либо интегрирует залоговый-ЦФА в платформу цифрового рубля через ст. 30.6 86-ФЗ</w:t>
             </w:r>
           </w:p>
         </w:tc>
         <w:tc>
           <w:tcPr>
-            <w:tcW w:type="dxa" w:w="1994"/>
-          </w:tcPr>
-          <w:p>
-            <w:r>
+            <w:tcW w:type="dxa" w:w="1728"/>
+          </w:tcPr>
+          <w:p>
+            <w:r>
+              <w:rPr>
+                <w:sz w:val="17"/>
+              </w:rPr>
+            </w:r>
+            <w:r>
+              <w:rPr>
+                <w:sz w:val="17"/>
+              </w:rPr>
               <w:t>Средняя (15–35%)</w:t>
             </w:r>
           </w:p>
         </w:tc>
         <w:tc>
           <w:tcPr>
-            <w:tcW w:type="dxa" w:w="1994"/>
-          </w:tcPr>
-          <w:p>
-            <w:r>
+            <w:tcW w:type="dxa" w:w="1728"/>
+          </w:tcPr>
+          <w:p>
+            <w:r>
+              <w:rPr>
+                <w:sz w:val="17"/>
+              </w:rPr>
+            </w:r>
+            <w:r>
+              <w:rPr>
+                <w:sz w:val="17"/>
+              </w:rPr>
               <w:t>Существенный</w:t>
             </w:r>
           </w:p>
         </w:tc>
         <w:tc>
           <w:tcPr>
-            <w:tcW w:type="dxa" w:w="1994"/>
-          </w:tcPr>
-          <w:p>
-            <w:r>
+            <w:tcW w:type="dxa" w:w="1728"/>
+          </w:tcPr>
+          <w:p>
+            <w:r>
+              <w:rPr>
+                <w:sz w:val="17"/>
+              </w:rPr>
+            </w:r>
+            <w:r>
+              <w:rPr>
+                <w:sz w:val="17"/>
+              </w:rPr>
               <w:t>Три сценария mitigation: (а) техпартнёрство с ЦБ через экспериментальный правовой режим 258-ФЗ; (б) позиционирование ЦП РСФСР как official front-end через консолидированную межведомственную позицию Минэк/Минфин/ВЭБ.РФ; (в) специализированная надстройка для целевых инфраструктурных ЦФА под залог — категория, которую платформа цифрового рубля как универсальный расчётный инструмент не покрывает</w:t>
             </w:r>
           </w:p>
@@ -4985,12 +7248,18 @@
       <w:tr>
         <w:tc>
           <w:tcPr>
-            <w:tcW w:type="dxa" w:w="1994"/>
-          </w:tcPr>
-          <w:p>
+            <w:tcW w:type="dxa" w:w="1728"/>
+          </w:tcPr>
+          <w:p>
+            <w:r>
+              <w:rPr>
+                <w:sz w:val="17"/>
+              </w:rPr>
+            </w:r>
             <w:r>
               <w:rPr>
                 <w:b/>
+                <w:sz w:val="17"/>
               </w:rPr>
               <w:t>Копирование регулятором</w:t>
             </w:r>
@@ -4998,40 +7267,72 @@
         </w:tc>
         <w:tc>
           <w:tcPr>
-            <w:tcW w:type="dxa" w:w="1994"/>
-          </w:tcPr>
-          <w:p>
-            <w:r>
+            <w:tcW w:type="dxa" w:w="1728"/>
+          </w:tcPr>
+          <w:p>
+            <w:r>
+              <w:rPr>
+                <w:sz w:val="17"/>
+              </w:rPr>
+            </w:r>
+            <w:r>
+              <w:rPr>
+                <w:sz w:val="17"/>
+              </w:rPr>
               <w:t>Государство реализует ту же логику через Атомайз / ВЭБ.РФ / Сбер напрямую, без посредника ЦП РСФСР</w:t>
             </w:r>
           </w:p>
         </w:tc>
         <w:tc>
           <w:tcPr>
-            <w:tcW w:type="dxa" w:w="1994"/>
-          </w:tcPr>
-          <w:p>
-            <w:r>
+            <w:tcW w:type="dxa" w:w="1728"/>
+          </w:tcPr>
+          <w:p>
+            <w:r>
+              <w:rPr>
+                <w:sz w:val="17"/>
+              </w:rPr>
+            </w:r>
+            <w:r>
+              <w:rPr>
+                <w:sz w:val="17"/>
+              </w:rPr>
               <w:t>Низкая-средняя</w:t>
             </w:r>
           </w:p>
         </w:tc>
         <w:tc>
           <w:tcPr>
-            <w:tcW w:type="dxa" w:w="1994"/>
-          </w:tcPr>
-          <w:p>
-            <w:r>
+            <w:tcW w:type="dxa" w:w="1728"/>
+          </w:tcPr>
+          <w:p>
+            <w:r>
+              <w:rPr>
+                <w:sz w:val="17"/>
+              </w:rPr>
+            </w:r>
+            <w:r>
+              <w:rPr>
+                <w:sz w:val="17"/>
+              </w:rPr>
               <w:t>Существенный</w:t>
             </w:r>
           </w:p>
         </w:tc>
         <w:tc>
           <w:tcPr>
-            <w:tcW w:type="dxa" w:w="1994"/>
-          </w:tcPr>
-          <w:p>
-            <w:r>
+            <w:tcW w:type="dxa" w:w="1728"/>
+          </w:tcPr>
+          <w:p>
+            <w:r>
+              <w:rPr>
+                <w:sz w:val="17"/>
+              </w:rPr>
+            </w:r>
+            <w:r>
+              <w:rPr>
+                <w:sz w:val="17"/>
+              </w:rPr>
               <w:t>Четыре защитных контура: (1) network effects — пул залогодателей + банк-партнёр + страховщик + оценщик + регион формирует двусторонний эффект Метcalfe; (2) IP-portfolio — депонирование №4011265 + Роспатент-регистрация программы для ЭВМ (ст. 1262 ГК) + ноу-хау (ст. 1465 ГК) + товарный знак (ст. 1477 ГК) + патент на способ мены ЦФА (гл. 72 ГК, заявка); (3) first-mover advantage 24–30 мес. в категории целевого инфраструктурного ЦФА с интеграцией ВЭБ.РФ ФПФ; (4) договорный moat — LoI / MSA с действующим оператором 779-П на 3 года в категории «целевые инфраструктурные ЦФА под залог»</w:t>
             </w:r>
           </w:p>
@@ -5099,7 +7400,7 @@
         <w:jc w:val="both"/>
       </w:pPr>
       <w:r>
-        <w:t>На этапе старта (2025) формируется ядро команды:</w:t>
+        <w:t>На этапе старта (2027) формируется ядро команды:</w:t>
       </w:r>
     </w:p>
     <w:p>
@@ -5168,6 +7469,7 @@
       <w:r>
         <w:rPr>
           <w:rFonts w:ascii="Consolas" w:hAnsi="Consolas"/>
+          <w:sz w:val="18"/>
         </w:rPr>
         <w:t>_Мастер/Концепт.md</w:t>
       </w:r>
@@ -5244,366 +7546,326 @@
         <w:jc w:val="both"/>
       </w:pPr>
       <w:r>
+        <w:t xml:space="preserve">Траектория маржи EBITDA в модели: 2029 = 54,6%, 2030 = 67,5%, 2031 = 72,3%, 2033 = 74,1%, 2036 = 75,1%. Рост объясняется структурой доходов и расходов: сервисная комиссия берётся с накопленного стека ЦФА (к 2036 году ≈ 25,9 трлн ₽) и почти не требует дополнительных затрат на обслуживание, тогда как расходы в модели состоят из базовой части с индексацией и переменной части в 22% выручки. Ориентиры сопоставимых компаний: инфраструктурные биржевые и депозитарные операторы 65–75%, международные платёжные системы 60–70%. Расчёт — </w:t>
+      </w:r>
+      <w:r>
         <w:rPr>
           <w:rFonts w:ascii="Consolas" w:hAnsi="Consolas"/>
+          <w:sz w:val="18"/>
         </w:rPr>
-        <w:t>Wedge_pilot-light.md</w:t>
-      </w:r>
-      <w:r>
-        <w:t xml:space="preserve"> § 5.2 даёт траекторию EBITDA-маржи: 2027 = 20%, 2028 = 40%, 2029 = 55%, 2030 = 65%. Целевая TV-маржа 2034 = 74,8%. Разрыв 65% → 74,8% (+9,8 п.п. за 4 года) объясняется тремя факторами: </w:t>
-      </w:r>
-      <w:r>
-        <w:rPr>
-          <w:b/>
-        </w:rPr>
-        <w:t>(а)</w:t>
-      </w:r>
-      <w:r>
-        <w:t xml:space="preserve"> обращаемый стек ЦФА к 2034 ≈ ₽ 26,6 трлн даёт высокую долю сервисной комиссии (0,3% × низкая marginal OpEx); </w:t>
-      </w:r>
-      <w:r>
-        <w:rPr>
-          <w:b/>
-        </w:rPr>
-        <w:t>(б)</w:t>
-      </w:r>
-      <w:r>
-        <w:t xml:space="preserve"> автоматизация compliance/KYC через интеграции с ЕСИА/ЕБС/ГИС ГМП → снижение incremental cost-to-serve до ~3% от выручки 2034 vs 8% в 2030; </w:t>
-      </w:r>
-      <w:r>
-        <w:rPr>
-          <w:b/>
-        </w:rPr>
-        <w:t>(в)</w:t>
-      </w:r>
-      <w:r>
-        <w:t xml:space="preserve"> OpEx-добавки на оценщиков/страховщиков и юр.сопровождение становятся фиксированными по объёму (≈ 5% от выручки) после достижения зрелого пула партнёров. Подробности — </w:t>
+        <w:t>03_Финансовая_модель/Модель/Выгрузка/04_pnl.csv</w:t>
+      </w:r>
+      <w:r>
+        <w:t>.</w:t>
+      </w:r>
+    </w:p>
+    <w:p>
+      <w:pPr>
+        <w:pStyle w:val="Heading2"/>
+      </w:pPr>
+      <w:r>
+        <w:t>12. Социально-экономический эффект</w:t>
+      </w:r>
+    </w:p>
+    <w:p>
+      <w:pPr>
+        <w:pStyle w:val="Heading3"/>
+      </w:pPr>
+      <w:r>
+        <w:t>12.1. Влияние на ВВП</w:t>
+      </w:r>
+    </w:p>
+    <w:p>
+      <w:pPr>
+        <w:jc w:val="both"/>
+      </w:pPr>
+      <w:r>
+        <w:t>Объём финансирования, привлечённого через ЦП РСФСР, в базовом сценарии:</w:t>
+      </w:r>
+    </w:p>
+    <w:p>
+      <w:pPr>
+        <w:pStyle w:val="ListBullet"/>
+      </w:pPr>
+      <w:r>
+        <w:t>2028: 112 млрд ₽ выпуска → инфраструктурное фондирование через Фабрику ВЭБ.РФ + Федеральное казначейство (Stage 1) → реинвестируется в нацпроекты.</w:t>
+      </w:r>
+    </w:p>
+    <w:p>
+      <w:pPr>
+        <w:pStyle w:val="ListBullet"/>
+      </w:pPr>
+      <w:r>
+        <w:t>2031: 2,78 трлн ₽ годового выпуска. На горизонте Stage 2 (после принятия пакета 4 ФЗ-поправок) — переход на модель целевой обеспеченной эмиссии Банка России.</w:t>
+      </w:r>
+    </w:p>
+    <w:p>
+      <w:pPr>
+        <w:pStyle w:val="ListBullet"/>
+      </w:pPr>
+      <w:r>
+        <w:t>2036: 6,93 трлн ₽ годового выпуска.</w:t>
+      </w:r>
+    </w:p>
+    <w:p>
+      <w:pPr>
+        <w:jc w:val="both"/>
+      </w:pPr>
+      <w:r>
+        <w:t>При мультипликаторе инфраструктурных инвестиций 1,8-2,3 (стандартный диапазон для российской экономики; Минэк РФ применяет 1,9-2,1 для оценки эффектов нацпроектов) ожидаемый вклад в ВВП от инвестиций ЦП РСФСР:</w:t>
+      </w:r>
+    </w:p>
+    <w:p>
+      <w:pPr>
+        <w:pStyle w:val="ListBullet"/>
+      </w:pPr>
+      <w:r>
+        <w:t>2031: 5,0-6,4 трлн ₽ дополнительной экономической активности.</w:t>
+      </w:r>
+    </w:p>
+    <w:p>
+      <w:pPr>
+        <w:pStyle w:val="ListBullet"/>
+      </w:pPr>
+      <w:r>
+        <w:t>2036: 12,5-15,9 трлн ₽ дополнительной экономической активности.</w:t>
+      </w:r>
+    </w:p>
+    <w:p>
+      <w:pPr>
+        <w:jc w:val="both"/>
+      </w:pPr>
+      <w:r>
+        <w:t>Порядок величины — единицы процентов номинального ВВП РФ. Точная доля здесь не приводится: она зависит от прогноза ВВП на 2036 год, которого в модели нет.</w:t>
+      </w:r>
+    </w:p>
+    <w:p>
+      <w:pPr>
+        <w:pStyle w:val="Heading3"/>
+      </w:pPr>
+      <w:r>
+        <w:t>12.2. Влияние на нацпроекты</w:t>
+      </w:r>
+    </w:p>
+    <w:p>
+      <w:pPr>
+        <w:jc w:val="both"/>
+      </w:pPr>
+      <w:r>
+        <w:t>ЦП РСФСР обеспечивает целевое финансирование национальных проектов без увеличения бюджетной нагрузки. Сокращение очерёдности финансирования за счёт мобилизации частной залоговой массы — ключевой эффект, прямо указанный в 6-м преимуществе концепта автора.</w:t>
+      </w:r>
+    </w:p>
+    <w:p>
+      <w:pPr>
+        <w:jc w:val="both"/>
+      </w:pPr>
+      <w:r>
+        <w:t>Потенциальные целевые направления (определяются профильными ФЗ и постановлениями Правительства):</w:t>
+      </w:r>
+    </w:p>
+    <w:p>
+      <w:pPr>
+        <w:pStyle w:val="ListBullet"/>
+      </w:pPr>
+      <w:r>
+        <w:t>Тяжёлая промышленность и машиностроение.</w:t>
+      </w:r>
+    </w:p>
+    <w:p>
+      <w:pPr>
+        <w:pStyle w:val="ListBullet"/>
+      </w:pPr>
+      <w:r>
+        <w:t>Импортозамещение в критических отраслях.</w:t>
+      </w:r>
+    </w:p>
+    <w:p>
+      <w:pPr>
+        <w:pStyle w:val="ListBullet"/>
+      </w:pPr>
+      <w:r>
+        <w:t>Здравоохранение (модернизация инфраструктуры, оборудование).</w:t>
+      </w:r>
+    </w:p>
+    <w:p>
+      <w:pPr>
+        <w:pStyle w:val="ListBullet"/>
+      </w:pPr>
+      <w:r>
+        <w:t>Наука и образование.</w:t>
+      </w:r>
+    </w:p>
+    <w:p>
+      <w:pPr>
+        <w:pStyle w:val="ListBullet"/>
+      </w:pPr>
+      <w:r>
+        <w:t>Транспортная инфраструктура (мосты, дороги, логистические хабы).</w:t>
+      </w:r>
+    </w:p>
+    <w:p>
+      <w:pPr>
+        <w:pStyle w:val="ListBullet"/>
+      </w:pPr>
+      <w:r>
+        <w:t>Энергетика и ЖКХ.</w:t>
+      </w:r>
+    </w:p>
+    <w:p>
+      <w:pPr>
+        <w:pStyle w:val="Heading3"/>
+      </w:pPr>
+      <w:r>
+        <w:t>12.3. Влияние на «спящие» активы</w:t>
+      </w:r>
+    </w:p>
+    <w:p>
+      <w:pPr>
+        <w:jc w:val="both"/>
+      </w:pPr>
+      <w:r>
+        <w:t>По 4-му преимуществу концепта — привлечение «спящих» частных активов в экономический оборот.</w:t>
+      </w:r>
+    </w:p>
+    <w:p>
+      <w:pPr>
+        <w:jc w:val="both"/>
+      </w:pPr>
+      <w:r>
+        <w:t>Сейчас порядка 80% жилой и значительная доля коммерческой недвижимости в РФ не используется как залоговый инструмент по объективным причинам (бюрократия оформления, длительность процедур, отсутствие подходящего продукта). ЦП РСФСР снимает эти барьеры за счёт автоматизации и нового продуктового контура. К году 10 годовой выпуск достигает 18% залоговой ёмкости (6,93 трлн ₽), а обращаемый стек — 25,9 трлн ₽. При среднем выпуске 10 млн ₽ на клиента это соответствует мобилизации активов порядка 2-3 млн собственников.</w:t>
+      </w:r>
+    </w:p>
+    <w:p>
+      <w:pPr>
+        <w:pStyle w:val="Heading3"/>
+      </w:pPr>
+      <w:r>
+        <w:t>12.4. Дополнительный доход собственников</w:t>
+      </w:r>
+    </w:p>
+    <w:p>
+      <w:pPr>
+        <w:jc w:val="both"/>
+      </w:pPr>
+      <w:r>
+        <w:t>По 9-му пункту концепта — финансовое вознаграждение собственнику залогового имущества.</w:t>
+      </w:r>
+    </w:p>
+    <w:p>
+      <w:pPr>
+        <w:jc w:val="both"/>
+      </w:pPr>
+      <w:r>
+        <w:t>При модели вознаграждения собственника, например, 1-2% годовых от номинала ЦФА (точная ставка определяется регуляторными нормативами и условиями договора с оператором), совокупная выплата собственникам к году 10:</w:t>
+      </w:r>
+    </w:p>
+    <w:p>
+      <w:pPr>
+        <w:pStyle w:val="ListBullet"/>
+      </w:pPr>
+      <w:r>
+        <w:t>Объём стека ЦФА: 25,9 трлн ₽.</w:t>
+      </w:r>
+    </w:p>
+    <w:p>
+      <w:pPr>
+        <w:pStyle w:val="ListBullet"/>
+      </w:pPr>
+      <w:r>
+        <w:t>При ставке 1% — 259 млрд ₽ дополнительных доходов собственников ежегодно.</w:t>
+      </w:r>
+    </w:p>
+    <w:p>
+      <w:pPr>
+        <w:pStyle w:val="ListBullet"/>
+      </w:pPr>
+      <w:r>
+        <w:t>При ставке 2% — 518 млрд ₽ ежегодно.</w:t>
+      </w:r>
+    </w:p>
+    <w:p>
+      <w:pPr>
+        <w:jc w:val="both"/>
+      </w:pPr>
+      <w:r>
+        <w:t>Это сопоставимо с бюджетом нескольких регионов РФ и обеспечивает значимый «вторичный» вклад в потребительский спрос и налоговую базу.</w:t>
+      </w:r>
+    </w:p>
+    <w:p>
+      <w:pPr>
+        <w:pStyle w:val="Heading3"/>
+      </w:pPr>
+      <w:r>
+        <w:t>12.5. Влияние на финансовую систему</w:t>
+      </w:r>
+    </w:p>
+    <w:p>
+      <w:pPr>
+        <w:pStyle w:val="ListBullet"/>
+      </w:pPr>
+      <w:r>
+        <w:t>Расширение базы инструментов рынка ценных бумаг (новый класс надёжных активов).</w:t>
+      </w:r>
+    </w:p>
+    <w:p>
+      <w:pPr>
+        <w:pStyle w:val="ListBullet"/>
+      </w:pPr>
+      <w:r>
+        <w:t>Возможности диверсификации портфелей пенсионных и страховых резервов.</w:t>
+      </w:r>
+    </w:p>
+    <w:p>
+      <w:pPr>
+        <w:pStyle w:val="ListBullet"/>
+      </w:pPr>
+      <w:r>
+        <w:t>Развитие смежных сервисов (оценка, страхование, юр. сопровождение) — дополнительные рабочие места в финансовом секторе.</w:t>
+      </w:r>
+    </w:p>
+    <w:p>
+      <w:pPr>
+        <w:pStyle w:val="ListBullet"/>
+      </w:pPr>
+      <w:r>
+        <w:t>Импульс к развитию российского финтеха и регуляторных технологий.</w:t>
+      </w:r>
+    </w:p>
+    <w:p>
+      <w:pPr>
+        <w:pStyle w:val="Heading3"/>
+      </w:pPr>
+      <w:r>
+        <w:t>12.6. Инфляционный режим</w:t>
+      </w:r>
+    </w:p>
+    <w:p>
+      <w:pPr>
+        <w:jc w:val="both"/>
+      </w:pPr>
+      <w:r>
+        <w:t>По 10-му пункту концепта — эмиссия идёт под полностью обеспеченные активы. Это принципиально отличается от «вертолётной» эмиссии: каждый выпущенный рубль обеспечен реальным имуществом, оценённым с дисконтом. Инфляционный эффект — нейтральный или дезинфляционный (рост предложения товаров и услуг через нацпроекты компенсирует увеличение денежной массы).</w:t>
+      </w:r>
+    </w:p>
+    <w:p>
+      <w:pPr>
+        <w:pStyle w:val="Heading2"/>
+      </w:pPr>
+      <w:r>
+        <w:t>13. GTM-sequencing и Champion-map (T+0…T+180)</w:t>
+      </w:r>
+    </w:p>
+    <w:p>
+      <w:pPr>
+        <w:jc w:val="both"/>
+      </w:pPr>
+      <w:r>
+        <w:t xml:space="preserve">Wedge-логика проекта требует обхода Банка России на первом шаге: ЦБ — последняя инстанция Stage 1 (включение оператора в реестр 779-П). Ключевые согласования проводятся через Минэк → Минфин → ВЭБ.РФ → Госдума → регион → оператор 779-П. Карта согласований (синхронизирован с </w:t>
       </w:r>
       <w:r>
         <w:rPr>
           <w:rFonts w:ascii="Consolas" w:hAnsi="Consolas"/>
-        </w:rPr>
-        <w:t>_Мастер/Единые_показатели_v2.md</w:t>
-      </w:r>
-      <w:r>
-        <w:t xml:space="preserve"> § 4 (FCF-серия) и sheet «EBITDA bridge 2030-2034» в </w:t>
-      </w:r>
-      <w:r>
-        <w:rPr>
-          <w:rFonts w:ascii="Consolas" w:hAnsi="Consolas"/>
-        </w:rPr>
-        <w:t>_shared/finmodel.js</w:t>
-      </w:r>
-      <w:r>
-        <w:t>.</w:t>
-      </w:r>
-    </w:p>
-    <w:p>
-      <w:pPr>
-        <w:pStyle w:val="Heading2"/>
-      </w:pPr>
-      <w:r>
-        <w:t>12. Социально-экономический эффект</w:t>
-      </w:r>
-    </w:p>
-    <w:p>
-      <w:pPr>
-        <w:pStyle w:val="Heading3"/>
-      </w:pPr>
-      <w:r>
-        <w:t>12.1. Влияние на ВВП</w:t>
-      </w:r>
-    </w:p>
-    <w:p>
-      <w:pPr>
-        <w:jc w:val="both"/>
-      </w:pPr>
-      <w:r>
-        <w:t>Объём финансирования, привлечённого через ЦП РСФСР, в базовом сценарии:</w:t>
-      </w:r>
-    </w:p>
-    <w:p>
-      <w:pPr>
-        <w:pStyle w:val="ListBullet"/>
-      </w:pPr>
-      <w:r>
-        <w:t>2026: 130 млрд ₽ выпуска → ~130 млрд ₽ инфраструктурного фондирования через Фабрику ВЭБ.РФ + Федеральное казначейство (Stage 1) → реинвестируется в нацпроекты.</w:t>
-      </w:r>
-    </w:p>
-    <w:p>
-      <w:pPr>
-        <w:pStyle w:val="ListBullet"/>
-      </w:pPr>
-      <w:r>
-        <w:t>2029: 2,9 трлн ₽ годового выпуска. На горизонте Stage 2 (после принятия пакета 4 ФЗ-поправок) — переход на модель целевой обеспеченной эмиссии Банка России.</w:t>
-      </w:r>
-    </w:p>
-    <w:p>
-      <w:pPr>
-        <w:pStyle w:val="ListBullet"/>
-      </w:pPr>
-      <w:r>
-        <w:t>2034: 7,1 трлн ₽ годового выпуска.</w:t>
-      </w:r>
-    </w:p>
-    <w:p>
-      <w:pPr>
-        <w:jc w:val="both"/>
-      </w:pPr>
-      <w:r>
-        <w:t>При мультипликаторе инфраструктурных инвестиций 1,8-2,3 (стандартный диапазон для российской экономики; Минэк РФ применяет 1,9-2,1 для оценки эффектов нацпроектов) ожидаемый вклад в ВВП от инвестиций ЦП РСФСР:</w:t>
-      </w:r>
-    </w:p>
-    <w:p>
-      <w:pPr>
-        <w:pStyle w:val="ListBullet"/>
-      </w:pPr>
-      <w:r>
-        <w:t>2029: 5,2-6,7 трлн ₽ дополнительной экономической активности.</w:t>
-      </w:r>
-    </w:p>
-    <w:p>
-      <w:pPr>
-        <w:pStyle w:val="ListBullet"/>
-      </w:pPr>
-      <w:r>
-        <w:t>2034: 12,8-16,4 трлн ₽ дополнительной экономической активности.</w:t>
-      </w:r>
-    </w:p>
-    <w:p>
-      <w:pPr>
-        <w:jc w:val="both"/>
-      </w:pPr>
-      <w:r>
-        <w:t>Это сопоставимо с долей 5-8% от номинального ВВП РФ (для 2034 года).</w:t>
-      </w:r>
-    </w:p>
-    <w:p>
-      <w:pPr>
-        <w:pStyle w:val="Heading3"/>
-      </w:pPr>
-      <w:r>
-        <w:t>12.2. Влияние на нацпроекты</w:t>
-      </w:r>
-    </w:p>
-    <w:p>
-      <w:pPr>
-        <w:jc w:val="both"/>
-      </w:pPr>
-      <w:r>
-        <w:t>ЦП РСФСР обеспечивает целевое финансирование национальных проектов без увеличения бюджетной нагрузки. Сокращение очерёдности финансирования за счёт мобилизации частной залоговой массы — ключевой эффект, прямо указанный в 6-м преимуществе концепта автора.</w:t>
-      </w:r>
-    </w:p>
-    <w:p>
-      <w:pPr>
-        <w:jc w:val="both"/>
-      </w:pPr>
-      <w:r>
-        <w:t>Потенциальные целевые направления (определяются профильными ФЗ и постановлениями Правительства):</w:t>
-      </w:r>
-    </w:p>
-    <w:p>
-      <w:pPr>
-        <w:pStyle w:val="ListBullet"/>
-      </w:pPr>
-      <w:r>
-        <w:t>Тяжёлая промышленность и машиностроение.</w:t>
-      </w:r>
-    </w:p>
-    <w:p>
-      <w:pPr>
-        <w:pStyle w:val="ListBullet"/>
-      </w:pPr>
-      <w:r>
-        <w:t>Импортозамещение в критических отраслях.</w:t>
-      </w:r>
-    </w:p>
-    <w:p>
-      <w:pPr>
-        <w:pStyle w:val="ListBullet"/>
-      </w:pPr>
-      <w:r>
-        <w:t>Здравоохранение (модернизация инфраструктуры, оборудование).</w:t>
-      </w:r>
-    </w:p>
-    <w:p>
-      <w:pPr>
-        <w:pStyle w:val="ListBullet"/>
-      </w:pPr>
-      <w:r>
-        <w:t>Наука и образование.</w:t>
-      </w:r>
-    </w:p>
-    <w:p>
-      <w:pPr>
-        <w:pStyle w:val="ListBullet"/>
-      </w:pPr>
-      <w:r>
-        <w:t>Транспортная инфраструктура (мосты, дороги, логистические хабы).</w:t>
-      </w:r>
-    </w:p>
-    <w:p>
-      <w:pPr>
-        <w:pStyle w:val="ListBullet"/>
-      </w:pPr>
-      <w:r>
-        <w:t>Энергетика и ЖКХ.</w:t>
-      </w:r>
-    </w:p>
-    <w:p>
-      <w:pPr>
-        <w:pStyle w:val="Heading3"/>
-      </w:pPr>
-      <w:r>
-        <w:t>12.3. Влияние на «спящие» активы</w:t>
-      </w:r>
-    </w:p>
-    <w:p>
-      <w:pPr>
-        <w:jc w:val="both"/>
-      </w:pPr>
-      <w:r>
-        <w:t>По 4-му преимуществу концепта — привлечение «спящих» частных активов в экономический оборот.</w:t>
-      </w:r>
-    </w:p>
-    <w:p>
-      <w:pPr>
-        <w:jc w:val="both"/>
-      </w:pPr>
-      <w:r>
-        <w:t>Сейчас порядка 80% жилой и значительная доля коммерческой недвижимости в РФ не используется как залоговый инструмент по объективным причинам (бюрократия оформления, длительность процедур, отсутствие подходящего продукта). ЦП РСФСР снимает эти барьеры за счёт автоматизации и нового продуктового контура. К году 10 — до 20% от консервативной залоговой ёмкости в обращении (5 трлн ₽), что соответствует мобилизации активов порядка 10-20 млн домохозяйств и предприятий РФ.</w:t>
-      </w:r>
-    </w:p>
-    <w:p>
-      <w:pPr>
-        <w:pStyle w:val="Heading3"/>
-      </w:pPr>
-      <w:r>
-        <w:t>12.4. Дополнительный доход собственников</w:t>
-      </w:r>
-    </w:p>
-    <w:p>
-      <w:pPr>
-        <w:jc w:val="both"/>
-      </w:pPr>
-      <w:r>
-        <w:t>По 9-му пункту концепта — финансовое вознаграждение собственнику залогового имущества.</w:t>
-      </w:r>
-    </w:p>
-    <w:p>
-      <w:pPr>
-        <w:jc w:val="both"/>
-      </w:pPr>
-      <w:r>
-        <w:t>При модели вознаграждения собственника, например, 1-2% годовых от номинала ЦФА (точная ставка определяется регуляторными нормативами и условиями договора с оператором), совокупная выплата собственникам к году 10:</w:t>
-      </w:r>
-    </w:p>
-    <w:p>
-      <w:pPr>
-        <w:pStyle w:val="ListBullet"/>
-      </w:pPr>
-      <w:r>
-        <w:t>Объём стека ЦФА: 26,6 трлн ₽.</w:t>
-      </w:r>
-    </w:p>
-    <w:p>
-      <w:pPr>
-        <w:pStyle w:val="ListBullet"/>
-      </w:pPr>
-      <w:r>
-        <w:t>При ставке 1% — 266 млрд ₽ дополнительных доходов собственников ежегодно.</w:t>
-      </w:r>
-    </w:p>
-    <w:p>
-      <w:pPr>
-        <w:pStyle w:val="ListBullet"/>
-      </w:pPr>
-      <w:r>
-        <w:t>При ставке 2% — 532 млрд ₽ ежегодно.</w:t>
-      </w:r>
-    </w:p>
-    <w:p>
-      <w:pPr>
-        <w:jc w:val="both"/>
-      </w:pPr>
-      <w:r>
-        <w:t>Это сопоставимо с бюджетом нескольких регионов РФ и обеспечивает значимый «вторичный» вклад в потребительский спрос и налоговую базу.</w:t>
-      </w:r>
-    </w:p>
-    <w:p>
-      <w:pPr>
-        <w:pStyle w:val="Heading3"/>
-      </w:pPr>
-      <w:r>
-        <w:t>12.5. Влияние на финансовую систему</w:t>
-      </w:r>
-    </w:p>
-    <w:p>
-      <w:pPr>
-        <w:pStyle w:val="ListBullet"/>
-      </w:pPr>
-      <w:r>
-        <w:t>Расширение базы инструментов рынка ценных бумаг (новый класс надёжных активов).</w:t>
-      </w:r>
-    </w:p>
-    <w:p>
-      <w:pPr>
-        <w:pStyle w:val="ListBullet"/>
-      </w:pPr>
-      <w:r>
-        <w:t>Возможности диверсификации портфелей пенсионных и страховых резервов.</w:t>
-      </w:r>
-    </w:p>
-    <w:p>
-      <w:pPr>
-        <w:pStyle w:val="ListBullet"/>
-      </w:pPr>
-      <w:r>
-        <w:t>Развитие смежных сервисов (оценка, страхование, юр. сопровождение) — дополнительные рабочие места в финансовом секторе.</w:t>
-      </w:r>
-    </w:p>
-    <w:p>
-      <w:pPr>
-        <w:pStyle w:val="ListBullet"/>
-      </w:pPr>
-      <w:r>
-        <w:t>Импульс к развитию российского финтеха и регуляторных технологий.</w:t>
-      </w:r>
-    </w:p>
-    <w:p>
-      <w:pPr>
-        <w:pStyle w:val="Heading3"/>
-      </w:pPr>
-      <w:r>
-        <w:t>12.6. Инфляционный режим</w:t>
-      </w:r>
-    </w:p>
-    <w:p>
-      <w:pPr>
-        <w:jc w:val="both"/>
-      </w:pPr>
-      <w:r>
-        <w:t>По 10-му пункту концепта — эмиссия идёт под полностью обеспеченные активы. Это принципиально отличается от «вертолётной» эмиссии: каждый выпущенный рубль обеспечен реальным имуществом, оценённым с дисконтом. Инфляционный эффект — нейтральный или дезинфляционный (рост предложения товаров и услуг через нацпроекты компенсирует увеличение денежной массы).</w:t>
-      </w:r>
-    </w:p>
-    <w:p>
-      <w:pPr>
-        <w:pStyle w:val="Heading2"/>
-      </w:pPr>
-      <w:r>
-        <w:t>13. GTM-sequencing и Champion-map (T+0…T+180)</w:t>
-      </w:r>
-    </w:p>
-    <w:p>
-      <w:pPr>
-        <w:jc w:val="both"/>
-      </w:pPr>
-      <w:r>
-        <w:t xml:space="preserve">Wedge-логика проекта требует обхода Банка России на первом шаге: ЦБ — последняя инстанция Stage 1 (включение оператора в реестр 779-П). Ключевые согласования проводятся через Минэк → Минфин → ВЭБ.РФ → Госдума → регион → оператор 779-П. Карта согласований (синхронизирован с </w:t>
-      </w:r>
-      <w:r>
-        <w:rPr>
-          <w:rFonts w:ascii="Consolas" w:hAnsi="Consolas"/>
+          <w:sz w:val="18"/>
         </w:rPr>
         <w:t>_Мастер/Концепт.md § 1-ter</w:t>
       </w:r>
@@ -5615,24 +7877,32 @@
       <w:tblPr>
         <w:tblStyle w:val="TableGrid"/>
         <w:tblW w:type="auto" w:w="0"/>
+        <w:jc w:val="center"/>
         <w:tblLook w:firstColumn="1" w:firstRow="1" w:lastColumn="0" w:lastRow="0" w:noHBand="0" w:noVBand="1" w:val="04A0"/>
       </w:tblPr>
       <w:tblGrid>
-        <w:gridCol w:w="1994"/>
-        <w:gridCol w:w="1994"/>
-        <w:gridCol w:w="1994"/>
-        <w:gridCol w:w="1994"/>
-        <w:gridCol w:w="1994"/>
+        <w:gridCol w:w="1728"/>
+        <w:gridCol w:w="1728"/>
+        <w:gridCol w:w="1728"/>
+        <w:gridCol w:w="1728"/>
+        <w:gridCol w:w="1728"/>
       </w:tblGrid>
       <w:tr>
         <w:tc>
           <w:tcPr>
-            <w:tcW w:type="dxa" w:w="1994"/>
+            <w:tcW w:type="dxa" w:w="1728"/>
           </w:tcPr>
           <w:p>
             <w:r>
               <w:rPr>
                 <w:b/>
+                <w:sz w:val="17"/>
+              </w:rPr>
+            </w:r>
+            <w:r>
+              <w:rPr>
+                <w:b/>
+                <w:sz w:val="17"/>
               </w:rPr>
               <w:t>Этап</w:t>
             </w:r>
@@ -5640,12 +7910,19 @@
         </w:tc>
         <w:tc>
           <w:tcPr>
-            <w:tcW w:type="dxa" w:w="1994"/>
+            <w:tcW w:type="dxa" w:w="1728"/>
           </w:tcPr>
           <w:p>
             <w:r>
               <w:rPr>
                 <w:b/>
+                <w:sz w:val="17"/>
+              </w:rPr>
+            </w:r>
+            <w:r>
+              <w:rPr>
+                <w:b/>
+                <w:sz w:val="17"/>
               </w:rPr>
               <w:t>Лицо</w:t>
             </w:r>
@@ -5653,12 +7930,19 @@
         </w:tc>
         <w:tc>
           <w:tcPr>
-            <w:tcW w:type="dxa" w:w="1994"/>
+            <w:tcW w:type="dxa" w:w="1728"/>
           </w:tcPr>
           <w:p>
             <w:r>
               <w:rPr>
                 <w:b/>
+                <w:sz w:val="17"/>
+              </w:rPr>
+            </w:r>
+            <w:r>
+              <w:rPr>
+                <w:b/>
+                <w:sz w:val="17"/>
               </w:rPr>
               <w:t>Орган</w:t>
             </w:r>
@@ -5666,12 +7950,19 @@
         </w:tc>
         <w:tc>
           <w:tcPr>
-            <w:tcW w:type="dxa" w:w="1994"/>
+            <w:tcW w:type="dxa" w:w="1728"/>
           </w:tcPr>
           <w:p>
             <w:r>
               <w:rPr>
                 <w:b/>
+                <w:sz w:val="17"/>
+              </w:rPr>
+            </w:r>
+            <w:r>
+              <w:rPr>
+                <w:b/>
+                <w:sz w:val="17"/>
               </w:rPr>
               <w:t>Цель</w:t>
             </w:r>
@@ -5679,12 +7970,19 @@
         </w:tc>
         <w:tc>
           <w:tcPr>
-            <w:tcW w:type="dxa" w:w="1994"/>
+            <w:tcW w:type="dxa" w:w="1728"/>
           </w:tcPr>
           <w:p>
             <w:r>
               <w:rPr>
                 <w:b/>
+                <w:sz w:val="17"/>
+              </w:rPr>
+            </w:r>
+            <w:r>
+              <w:rPr>
+                <w:b/>
+                <w:sz w:val="17"/>
               </w:rPr>
               <w:t>Артефакт-обёртка</w:t>
             </w:r>
@@ -5694,22 +7992,36 @@
       <w:tr>
         <w:tc>
           <w:tcPr>
-            <w:tcW w:type="dxa" w:w="1994"/>
-          </w:tcPr>
-          <w:p>
-            <w:r>
+            <w:tcW w:type="dxa" w:w="1728"/>
+          </w:tcPr>
+          <w:p>
+            <w:r>
+              <w:rPr>
+                <w:sz w:val="17"/>
+              </w:rPr>
+            </w:r>
+            <w:r>
+              <w:rPr>
+                <w:sz w:val="17"/>
+              </w:rPr>
               <w:t>T+30</w:t>
             </w:r>
           </w:p>
         </w:tc>
         <w:tc>
           <w:tcPr>
-            <w:tcW w:type="dxa" w:w="1994"/>
-          </w:tcPr>
-          <w:p>
+            <w:tcW w:type="dxa" w:w="1728"/>
+          </w:tcPr>
+          <w:p>
+            <w:r>
+              <w:rPr>
+                <w:sz w:val="17"/>
+              </w:rPr>
+            </w:r>
             <w:r>
               <w:rPr>
                 <w:b/>
+                <w:sz w:val="17"/>
               </w:rPr>
               <w:t>профильный представитель</w:t>
             </w:r>
@@ -5717,30 +8029,54 @@
         </w:tc>
         <w:tc>
           <w:tcPr>
-            <w:tcW w:type="dxa" w:w="1994"/>
-          </w:tcPr>
-          <w:p>
-            <w:r>
+            <w:tcW w:type="dxa" w:w="1728"/>
+          </w:tcPr>
+          <w:p>
+            <w:r>
+              <w:rPr>
+                <w:sz w:val="17"/>
+              </w:rPr>
+            </w:r>
+            <w:r>
+              <w:rPr>
+                <w:sz w:val="17"/>
+              </w:rPr>
               <w:t>Минэк, министр</w:t>
             </w:r>
           </w:p>
         </w:tc>
         <w:tc>
           <w:tcPr>
-            <w:tcW w:type="dxa" w:w="1994"/>
-          </w:tcPr>
-          <w:p>
-            <w:r>
+            <w:tcW w:type="dxa" w:w="1728"/>
+          </w:tcPr>
+          <w:p>
+            <w:r>
+              <w:rPr>
+                <w:sz w:val="17"/>
+              </w:rPr>
+            </w:r>
+            <w:r>
+              <w:rPr>
+                <w:sz w:val="17"/>
+              </w:rPr>
               <w:t>Wedge-pilot Stage 1 как инструмент ускорения нацпроектов; named sponsor</w:t>
             </w:r>
           </w:p>
         </w:tc>
         <w:tc>
           <w:tcPr>
-            <w:tcW w:type="dxa" w:w="1994"/>
-          </w:tcPr>
-          <w:p>
-            <w:r>
+            <w:tcW w:type="dxa" w:w="1728"/>
+          </w:tcPr>
+          <w:p>
+            <w:r>
+              <w:rPr>
+                <w:sz w:val="17"/>
+              </w:rPr>
+            </w:r>
+            <w:r>
+              <w:rPr>
+                <w:sz w:val="17"/>
+              </w:rPr>
               <w:t>Бизнес-план + Pitch_deck + Wedge_pilot-light</w:t>
             </w:r>
           </w:p>
@@ -5749,22 +8085,36 @@
       <w:tr>
         <w:tc>
           <w:tcPr>
-            <w:tcW w:type="dxa" w:w="1994"/>
-          </w:tcPr>
-          <w:p>
-            <w:r>
+            <w:tcW w:type="dxa" w:w="1728"/>
+          </w:tcPr>
+          <w:p>
+            <w:r>
+              <w:rPr>
+                <w:sz w:val="17"/>
+              </w:rPr>
+            </w:r>
+            <w:r>
+              <w:rPr>
+                <w:sz w:val="17"/>
+              </w:rPr>
               <w:t>T+30</w:t>
             </w:r>
           </w:p>
         </w:tc>
         <w:tc>
           <w:tcPr>
-            <w:tcW w:type="dxa" w:w="1994"/>
-          </w:tcPr>
-          <w:p>
+            <w:tcW w:type="dxa" w:w="1728"/>
+          </w:tcPr>
+          <w:p>
+            <w:r>
+              <w:rPr>
+                <w:sz w:val="17"/>
+              </w:rPr>
+            </w:r>
             <w:r>
               <w:rPr>
                 <w:b/>
+                <w:sz w:val="17"/>
               </w:rPr>
               <w:t>Аппарат Правительства РФ</w:t>
             </w:r>
@@ -5772,30 +8122,54 @@
         </w:tc>
         <w:tc>
           <w:tcPr>
-            <w:tcW w:type="dxa" w:w="1994"/>
-          </w:tcPr>
-          <w:p>
-            <w:r>
+            <w:tcW w:type="dxa" w:w="1728"/>
+          </w:tcPr>
+          <w:p>
+            <w:r>
+              <w:rPr>
+                <w:sz w:val="17"/>
+              </w:rPr>
+            </w:r>
+            <w:r>
+              <w:rPr>
+                <w:sz w:val="17"/>
+              </w:rPr>
               <w:t>через профильного советника по цифровой экономике</w:t>
             </w:r>
           </w:p>
         </w:tc>
         <w:tc>
           <w:tcPr>
-            <w:tcW w:type="dxa" w:w="1994"/>
-          </w:tcPr>
-          <w:p>
-            <w:r>
+            <w:tcW w:type="dxa" w:w="1728"/>
+          </w:tcPr>
+          <w:p>
+            <w:r>
+              <w:rPr>
+                <w:sz w:val="17"/>
+              </w:rPr>
+            </w:r>
+            <w:r>
+              <w:rPr>
+                <w:sz w:val="17"/>
+              </w:rPr>
               <w:t>Архитектурный концепт; межведомственная рабочая группа</w:t>
             </w:r>
           </w:p>
         </w:tc>
         <w:tc>
           <w:tcPr>
-            <w:tcW w:type="dxa" w:w="1994"/>
-          </w:tcPr>
-          <w:p>
-            <w:r>
+            <w:tcW w:type="dxa" w:w="1728"/>
+          </w:tcPr>
+          <w:p>
+            <w:r>
+              <w:rPr>
+                <w:sz w:val="17"/>
+              </w:rPr>
+            </w:r>
+            <w:r>
+              <w:rPr>
+                <w:sz w:val="17"/>
+              </w:rPr>
               <w:t>Концепт § 1-bis + Юр.фундамент § 8.1</w:t>
             </w:r>
           </w:p>
@@ -5804,22 +8178,36 @@
       <w:tr>
         <w:tc>
           <w:tcPr>
-            <w:tcW w:type="dxa" w:w="1994"/>
-          </w:tcPr>
-          <w:p>
-            <w:r>
+            <w:tcW w:type="dxa" w:w="1728"/>
+          </w:tcPr>
+          <w:p>
+            <w:r>
+              <w:rPr>
+                <w:sz w:val="17"/>
+              </w:rPr>
+            </w:r>
+            <w:r>
+              <w:rPr>
+                <w:sz w:val="17"/>
+              </w:rPr>
               <w:t>T+30</w:t>
             </w:r>
           </w:p>
         </w:tc>
         <w:tc>
           <w:tcPr>
-            <w:tcW w:type="dxa" w:w="1994"/>
-          </w:tcPr>
-          <w:p>
+            <w:tcW w:type="dxa" w:w="1728"/>
+          </w:tcPr>
+          <w:p>
+            <w:r>
+              <w:rPr>
+                <w:sz w:val="17"/>
+              </w:rPr>
+            </w:r>
             <w:r>
               <w:rPr>
                 <w:b/>
+                <w:sz w:val="17"/>
               </w:rPr>
               <w:t>Действующий оператор ИС ЦФА</w:t>
             </w:r>
@@ -5827,30 +8215,54 @@
         </w:tc>
         <w:tc>
           <w:tcPr>
-            <w:tcW w:type="dxa" w:w="1994"/>
-          </w:tcPr>
-          <w:p>
-            <w:r>
+            <w:tcW w:type="dxa" w:w="1728"/>
+          </w:tcPr>
+          <w:p>
+            <w:r>
+              <w:rPr>
+                <w:sz w:val="17"/>
+              </w:rPr>
+            </w:r>
+            <w:r>
+              <w:rPr>
+                <w:sz w:val="17"/>
+              </w:rPr>
               <w:t>через рекомендованного представителя</w:t>
             </w:r>
           </w:p>
         </w:tc>
         <w:tc>
           <w:tcPr>
-            <w:tcW w:type="dxa" w:w="1994"/>
-          </w:tcPr>
-          <w:p>
-            <w:r>
+            <w:tcW w:type="dxa" w:w="1728"/>
+          </w:tcPr>
+          <w:p>
+            <w:r>
+              <w:rPr>
+                <w:sz w:val="17"/>
+              </w:rPr>
+            </w:r>
+            <w:r>
+              <w:rPr>
+                <w:sz w:val="17"/>
+              </w:rPr>
               <w:t>LoI о технологическом партнёрстве: оператор сделки 779-П + ЦП РСФСР front-end</w:t>
             </w:r>
           </w:p>
         </w:tc>
         <w:tc>
           <w:tcPr>
-            <w:tcW w:type="dxa" w:w="1994"/>
-          </w:tcPr>
-          <w:p>
-            <w:r>
+            <w:tcW w:type="dxa" w:w="1728"/>
+          </w:tcPr>
+          <w:p>
+            <w:r>
+              <w:rPr>
+                <w:sz w:val="17"/>
+              </w:rPr>
+            </w:r>
+            <w:r>
+              <w:rPr>
+                <w:sz w:val="17"/>
+              </w:rPr>
               <w:t>Pre-meeting_briefs/01_LoI_оператор_779П.md</w:t>
             </w:r>
           </w:p>
@@ -5859,22 +8271,36 @@
       <w:tr>
         <w:tc>
           <w:tcPr>
-            <w:tcW w:type="dxa" w:w="1994"/>
-          </w:tcPr>
-          <w:p>
-            <w:r>
+            <w:tcW w:type="dxa" w:w="1728"/>
+          </w:tcPr>
+          <w:p>
+            <w:r>
+              <w:rPr>
+                <w:sz w:val="17"/>
+              </w:rPr>
+            </w:r>
+            <w:r>
+              <w:rPr>
+                <w:sz w:val="17"/>
+              </w:rPr>
               <w:t>T+90</w:t>
             </w:r>
           </w:p>
         </w:tc>
         <w:tc>
           <w:tcPr>
-            <w:tcW w:type="dxa" w:w="1994"/>
-          </w:tcPr>
-          <w:p>
+            <w:tcW w:type="dxa" w:w="1728"/>
+          </w:tcPr>
+          <w:p>
+            <w:r>
+              <w:rPr>
+                <w:sz w:val="17"/>
+              </w:rPr>
+            </w:r>
             <w:r>
               <w:rPr>
                 <w:b/>
+                <w:sz w:val="17"/>
               </w:rPr>
               <w:t>профильный представитель</w:t>
             </w:r>
@@ -5882,30 +8308,54 @@
         </w:tc>
         <w:tc>
           <w:tcPr>
-            <w:tcW w:type="dxa" w:w="1994"/>
-          </w:tcPr>
-          <w:p>
-            <w:r>
+            <w:tcW w:type="dxa" w:w="1728"/>
+          </w:tcPr>
+          <w:p>
+            <w:r>
+              <w:rPr>
+                <w:sz w:val="17"/>
+              </w:rPr>
+            </w:r>
+            <w:r>
+              <w:rPr>
+                <w:sz w:val="17"/>
+              </w:rPr>
               <w:t>Минфин, замминистра (долг)</w:t>
             </w:r>
           </w:p>
         </w:tc>
         <w:tc>
           <w:tcPr>
-            <w:tcW w:type="dxa" w:w="1994"/>
-          </w:tcPr>
-          <w:p>
-            <w:r>
+            <w:tcW w:type="dxa" w:w="1728"/>
+          </w:tcPr>
+          <w:p>
+            <w:r>
+              <w:rPr>
+                <w:sz w:val="17"/>
+              </w:rPr>
+            </w:r>
+            <w:r>
+              <w:rPr>
+                <w:sz w:val="17"/>
+              </w:rPr>
               <w:t>Внебюджетный канал; кейс снижения давления на ОФЗ</w:t>
             </w:r>
           </w:p>
         </w:tc>
         <w:tc>
           <w:tcPr>
-            <w:tcW w:type="dxa" w:w="1994"/>
-          </w:tcPr>
-          <w:p>
-            <w:r>
+            <w:tcW w:type="dxa" w:w="1728"/>
+          </w:tcPr>
+          <w:p>
+            <w:r>
+              <w:rPr>
+                <w:sz w:val="17"/>
+              </w:rPr>
+            </w:r>
+            <w:r>
+              <w:rPr>
+                <w:sz w:val="17"/>
+              </w:rPr>
               <w:t>Финмодель v3 + Бизнес-план</w:t>
             </w:r>
           </w:p>
@@ -5914,22 +8364,36 @@
       <w:tr>
         <w:tc>
           <w:tcPr>
-            <w:tcW w:type="dxa" w:w="1994"/>
-          </w:tcPr>
-          <w:p>
-            <w:r>
+            <w:tcW w:type="dxa" w:w="1728"/>
+          </w:tcPr>
+          <w:p>
+            <w:r>
+              <w:rPr>
+                <w:sz w:val="17"/>
+              </w:rPr>
+            </w:r>
+            <w:r>
+              <w:rPr>
+                <w:sz w:val="17"/>
+              </w:rPr>
               <w:t>T+90</w:t>
             </w:r>
           </w:p>
         </w:tc>
         <w:tc>
           <w:tcPr>
-            <w:tcW w:type="dxa" w:w="1994"/>
-          </w:tcPr>
-          <w:p>
+            <w:tcW w:type="dxa" w:w="1728"/>
+          </w:tcPr>
+          <w:p>
+            <w:r>
+              <w:rPr>
+                <w:sz w:val="17"/>
+              </w:rPr>
+            </w:r>
             <w:r>
               <w:rPr>
                 <w:b/>
+                <w:sz w:val="17"/>
               </w:rPr>
               <w:t>профильный представитель</w:t>
             </w:r>
@@ -5937,30 +8401,54 @@
         </w:tc>
         <w:tc>
           <w:tcPr>
-            <w:tcW w:type="dxa" w:w="1994"/>
-          </w:tcPr>
-          <w:p>
-            <w:r>
+            <w:tcW w:type="dxa" w:w="1728"/>
+          </w:tcPr>
+          <w:p>
+            <w:r>
+              <w:rPr>
+                <w:sz w:val="17"/>
+              </w:rPr>
+            </w:r>
+            <w:r>
+              <w:rPr>
+                <w:sz w:val="17"/>
+              </w:rPr>
               <w:t>Минфин, замминистра (налоги)</w:t>
             </w:r>
           </w:p>
         </w:tc>
         <w:tc>
           <w:tcPr>
-            <w:tcW w:type="dxa" w:w="1994"/>
-          </w:tcPr>
-          <w:p>
-            <w:r>
+            <w:tcW w:type="dxa" w:w="1728"/>
+          </w:tcPr>
+          <w:p>
+            <w:r>
+              <w:rPr>
+                <w:sz w:val="17"/>
+              </w:rPr>
+            </w:r>
+            <w:r>
+              <w:rPr>
+                <w:sz w:val="17"/>
+              </w:rPr>
               <w:t>Налоговая позиция по ЦФА (ст. 34.2 НК; пп. 12.2 п. 2 ст. 149 НК)</w:t>
             </w:r>
           </w:p>
         </w:tc>
         <w:tc>
           <w:tcPr>
-            <w:tcW w:type="dxa" w:w="1994"/>
-          </w:tcPr>
-          <w:p>
-            <w:r>
+            <w:tcW w:type="dxa" w:w="1728"/>
+          </w:tcPr>
+          <w:p>
+            <w:r>
+              <w:rPr>
+                <w:sz w:val="17"/>
+              </w:rPr>
+            </w:r>
+            <w:r>
+              <w:rPr>
+                <w:sz w:val="17"/>
+              </w:rPr>
               <w:t>Юр.фундамент § 5 + запрос ст. 34.2 НК</w:t>
             </w:r>
           </w:p>
@@ -5969,22 +8457,36 @@
       <w:tr>
         <w:tc>
           <w:tcPr>
-            <w:tcW w:type="dxa" w:w="1994"/>
-          </w:tcPr>
-          <w:p>
-            <w:r>
+            <w:tcW w:type="dxa" w:w="1728"/>
+          </w:tcPr>
+          <w:p>
+            <w:r>
+              <w:rPr>
+                <w:sz w:val="17"/>
+              </w:rPr>
+            </w:r>
+            <w:r>
+              <w:rPr>
+                <w:sz w:val="17"/>
+              </w:rPr>
               <w:t>T+90</w:t>
             </w:r>
           </w:p>
         </w:tc>
         <w:tc>
           <w:tcPr>
-            <w:tcW w:type="dxa" w:w="1994"/>
-          </w:tcPr>
-          <w:p>
+            <w:tcW w:type="dxa" w:w="1728"/>
+          </w:tcPr>
+          <w:p>
+            <w:r>
+              <w:rPr>
+                <w:sz w:val="17"/>
+              </w:rPr>
+            </w:r>
             <w:r>
               <w:rPr>
                 <w:b/>
+                <w:sz w:val="17"/>
               </w:rPr>
               <w:t>ВЭБ.РФ ФПФ</w:t>
             </w:r>
@@ -5992,30 +8494,54 @@
         </w:tc>
         <w:tc>
           <w:tcPr>
-            <w:tcW w:type="dxa" w:w="1994"/>
-          </w:tcPr>
-          <w:p>
-            <w:r>
+            <w:tcW w:type="dxa" w:w="1728"/>
+          </w:tcPr>
+          <w:p>
+            <w:r>
+              <w:rPr>
+                <w:sz w:val="17"/>
+              </w:rPr>
+            </w:r>
+            <w:r>
+              <w:rPr>
+                <w:sz w:val="17"/>
+              </w:rPr>
               <w:t>через рекомендованного представителя Минэка</w:t>
             </w:r>
           </w:p>
         </w:tc>
         <w:tc>
           <w:tcPr>
-            <w:tcW w:type="dxa" w:w="1994"/>
-          </w:tcPr>
-          <w:p>
-            <w:r>
+            <w:tcW w:type="dxa" w:w="1728"/>
+          </w:tcPr>
+          <w:p>
+            <w:r>
+              <w:rPr>
+                <w:sz w:val="17"/>
+              </w:rPr>
+            </w:r>
+            <w:r>
+              <w:rPr>
+                <w:sz w:val="17"/>
+              </w:rPr>
               <w:t>Consultative letter по ПП РФ № 158</w:t>
             </w:r>
           </w:p>
         </w:tc>
         <w:tc>
           <w:tcPr>
-            <w:tcW w:type="dxa" w:w="1994"/>
-          </w:tcPr>
-          <w:p>
-            <w:r>
+            <w:tcW w:type="dxa" w:w="1728"/>
+          </w:tcPr>
+          <w:p>
+            <w:r>
+              <w:rPr>
+                <w:sz w:val="17"/>
+              </w:rPr>
+            </w:r>
+            <w:r>
+              <w:rPr>
+                <w:sz w:val="17"/>
+              </w:rPr>
               <w:t>Pre-meeting_briefs/02_Consultative_letter_ВЭБ.РФ.md</w:t>
             </w:r>
           </w:p>
@@ -6024,22 +8550,36 @@
       <w:tr>
         <w:tc>
           <w:tcPr>
-            <w:tcW w:type="dxa" w:w="1994"/>
-          </w:tcPr>
-          <w:p>
-            <w:r>
+            <w:tcW w:type="dxa" w:w="1728"/>
+          </w:tcPr>
+          <w:p>
+            <w:r>
+              <w:rPr>
+                <w:sz w:val="17"/>
+              </w:rPr>
+            </w:r>
+            <w:r>
+              <w:rPr>
+                <w:sz w:val="17"/>
+              </w:rPr>
               <w:t>T+90</w:t>
             </w:r>
           </w:p>
         </w:tc>
         <w:tc>
           <w:tcPr>
-            <w:tcW w:type="dxa" w:w="1994"/>
-          </w:tcPr>
-          <w:p>
+            <w:tcW w:type="dxa" w:w="1728"/>
+          </w:tcPr>
+          <w:p>
+            <w:r>
+              <w:rPr>
+                <w:sz w:val="17"/>
+              </w:rPr>
+            </w:r>
             <w:r>
               <w:rPr>
                 <w:b/>
+                <w:sz w:val="17"/>
               </w:rPr>
               <w:t>банк-партнёр</w:t>
             </w:r>
@@ -6047,30 +8587,54 @@
         </w:tc>
         <w:tc>
           <w:tcPr>
-            <w:tcW w:type="dxa" w:w="1994"/>
-          </w:tcPr>
-          <w:p>
-            <w:r>
+            <w:tcW w:type="dxa" w:w="1728"/>
+          </w:tcPr>
+          <w:p>
+            <w:r>
+              <w:rPr>
+                <w:sz w:val="17"/>
+              </w:rPr>
+            </w:r>
+            <w:r>
+              <w:rPr>
+                <w:sz w:val="17"/>
+              </w:rPr>
               <w:t>через рекомендованного представителя Минэка</w:t>
             </w:r>
           </w:p>
         </w:tc>
         <w:tc>
           <w:tcPr>
-            <w:tcW w:type="dxa" w:w="1994"/>
-          </w:tcPr>
-          <w:p>
-            <w:r>
+            <w:tcW w:type="dxa" w:w="1728"/>
+          </w:tcPr>
+          <w:p>
+            <w:r>
+              <w:rPr>
+                <w:sz w:val="17"/>
+              </w:rPr>
+            </w:r>
+            <w:r>
+              <w:rPr>
+                <w:sz w:val="17"/>
+              </w:rPr>
               <w:t>MoU о роли расчётного банка пилота</w:t>
             </w:r>
           </w:p>
         </w:tc>
         <w:tc>
           <w:tcPr>
-            <w:tcW w:type="dxa" w:w="1994"/>
-          </w:tcPr>
-          <w:p>
-            <w:r>
+            <w:tcW w:type="dxa" w:w="1728"/>
+          </w:tcPr>
+          <w:p>
+            <w:r>
+              <w:rPr>
+                <w:sz w:val="17"/>
+              </w:rPr>
+            </w:r>
+            <w:r>
+              <w:rPr>
+                <w:sz w:val="17"/>
+              </w:rPr>
               <w:t>Pre-meeting_briefs/04_MoU_GPB_ПСБ.md</w:t>
             </w:r>
           </w:p>
@@ -6079,22 +8643,36 @@
       <w:tr>
         <w:tc>
           <w:tcPr>
-            <w:tcW w:type="dxa" w:w="1994"/>
-          </w:tcPr>
-          <w:p>
-            <w:r>
+            <w:tcW w:type="dxa" w:w="1728"/>
+          </w:tcPr>
+          <w:p>
+            <w:r>
+              <w:rPr>
+                <w:sz w:val="17"/>
+              </w:rPr>
+            </w:r>
+            <w:r>
+              <w:rPr>
+                <w:sz w:val="17"/>
+              </w:rPr>
               <w:t>T+180</w:t>
             </w:r>
           </w:p>
         </w:tc>
         <w:tc>
           <w:tcPr>
-            <w:tcW w:type="dxa" w:w="1994"/>
-          </w:tcPr>
-          <w:p>
+            <w:tcW w:type="dxa" w:w="1728"/>
+          </w:tcPr>
+          <w:p>
+            <w:r>
+              <w:rPr>
+                <w:sz w:val="17"/>
+              </w:rPr>
+            </w:r>
             <w:r>
               <w:rPr>
                 <w:b/>
+                <w:sz w:val="17"/>
               </w:rPr>
               <w:t>профильный представитель</w:t>
             </w:r>
@@ -6102,30 +8680,54 @@
         </w:tc>
         <w:tc>
           <w:tcPr>
-            <w:tcW w:type="dxa" w:w="1994"/>
-          </w:tcPr>
-          <w:p>
-            <w:r>
+            <w:tcW w:type="dxa" w:w="1728"/>
+          </w:tcPr>
+          <w:p>
+            <w:r>
+              <w:rPr>
+                <w:sz w:val="17"/>
+              </w:rPr>
+            </w:r>
+            <w:r>
+              <w:rPr>
+                <w:sz w:val="17"/>
+              </w:rPr>
               <w:t>Республика Татарстан</w:t>
             </w:r>
           </w:p>
         </w:tc>
         <w:tc>
           <w:tcPr>
-            <w:tcW w:type="dxa" w:w="1994"/>
-          </w:tcPr>
-          <w:p>
-            <w:r>
+            <w:tcW w:type="dxa" w:w="1728"/>
+          </w:tcPr>
+          <w:p>
+            <w:r>
+              <w:rPr>
+                <w:sz w:val="17"/>
+              </w:rPr>
+            </w:r>
+            <w:r>
+              <w:rPr>
+                <w:sz w:val="17"/>
+              </w:rPr>
               <w:t>MoU о муниципальном пилоте: 50–100 объектов, ₽ 5–10 млрд</w:t>
             </w:r>
           </w:p>
         </w:tc>
         <w:tc>
           <w:tcPr>
-            <w:tcW w:type="dxa" w:w="1994"/>
-          </w:tcPr>
-          <w:p>
-            <w:r>
+            <w:tcW w:type="dxa" w:w="1728"/>
+          </w:tcPr>
+          <w:p>
+            <w:r>
+              <w:rPr>
+                <w:sz w:val="17"/>
+              </w:rPr>
+            </w:r>
+            <w:r>
+              <w:rPr>
+                <w:sz w:val="17"/>
+              </w:rPr>
               <w:t>Pre-meeting_briefs/03_MoU_Татарстан.md</w:t>
             </w:r>
           </w:p>
@@ -6134,22 +8736,36 @@
       <w:tr>
         <w:tc>
           <w:tcPr>
-            <w:tcW w:type="dxa" w:w="1994"/>
-          </w:tcPr>
-          <w:p>
-            <w:r>
+            <w:tcW w:type="dxa" w:w="1728"/>
+          </w:tcPr>
+          <w:p>
+            <w:r>
+              <w:rPr>
+                <w:sz w:val="17"/>
+              </w:rPr>
+            </w:r>
+            <w:r>
+              <w:rPr>
+                <w:sz w:val="17"/>
+              </w:rPr>
               <w:t>T+180</w:t>
             </w:r>
           </w:p>
         </w:tc>
         <w:tc>
           <w:tcPr>
-            <w:tcW w:type="dxa" w:w="1994"/>
-          </w:tcPr>
-          <w:p>
+            <w:tcW w:type="dxa" w:w="1728"/>
+          </w:tcPr>
+          <w:p>
+            <w:r>
+              <w:rPr>
+                <w:sz w:val="17"/>
+              </w:rPr>
+            </w:r>
             <w:r>
               <w:rPr>
                 <w:b/>
+                <w:sz w:val="17"/>
               </w:rPr>
               <w:t>профильный представитель</w:t>
             </w:r>
@@ -6157,30 +8773,54 @@
         </w:tc>
         <w:tc>
           <w:tcPr>
-            <w:tcW w:type="dxa" w:w="1994"/>
-          </w:tcPr>
-          <w:p>
-            <w:r>
+            <w:tcW w:type="dxa" w:w="1728"/>
+          </w:tcPr>
+          <w:p>
+            <w:r>
+              <w:rPr>
+                <w:sz w:val="17"/>
+              </w:rPr>
+            </w:r>
+            <w:r>
+              <w:rPr>
+                <w:sz w:val="17"/>
+              </w:rPr>
               <w:t>Тюменская обл. (резерв)</w:t>
             </w:r>
           </w:p>
         </w:tc>
         <w:tc>
           <w:tcPr>
-            <w:tcW w:type="dxa" w:w="1994"/>
-          </w:tcPr>
-          <w:p>
-            <w:r>
+            <w:tcW w:type="dxa" w:w="1728"/>
+          </w:tcPr>
+          <w:p>
+            <w:r>
+              <w:rPr>
+                <w:sz w:val="17"/>
+              </w:rPr>
+            </w:r>
+            <w:r>
+              <w:rPr>
+                <w:sz w:val="17"/>
+              </w:rPr>
               <w:t>то же</w:t>
             </w:r>
           </w:p>
         </w:tc>
         <w:tc>
           <w:tcPr>
-            <w:tcW w:type="dxa" w:w="1994"/>
-          </w:tcPr>
-          <w:p>
-            <w:r>
+            <w:tcW w:type="dxa" w:w="1728"/>
+          </w:tcPr>
+          <w:p>
+            <w:r>
+              <w:rPr>
+                <w:sz w:val="17"/>
+              </w:rPr>
+            </w:r>
+            <w:r>
+              <w:rPr>
+                <w:sz w:val="17"/>
+              </w:rPr>
               <w:t>то же</w:t>
             </w:r>
           </w:p>
@@ -6189,22 +8829,36 @@
       <w:tr>
         <w:tc>
           <w:tcPr>
-            <w:tcW w:type="dxa" w:w="1994"/>
-          </w:tcPr>
-          <w:p>
-            <w:r>
+            <w:tcW w:type="dxa" w:w="1728"/>
+          </w:tcPr>
+          <w:p>
+            <w:r>
+              <w:rPr>
+                <w:sz w:val="17"/>
+              </w:rPr>
+            </w:r>
+            <w:r>
+              <w:rPr>
+                <w:sz w:val="17"/>
+              </w:rPr>
               <w:t>T+180</w:t>
             </w:r>
           </w:p>
         </w:tc>
         <w:tc>
           <w:tcPr>
-            <w:tcW w:type="dxa" w:w="1994"/>
-          </w:tcPr>
-          <w:p>
+            <w:tcW w:type="dxa" w:w="1728"/>
+          </w:tcPr>
+          <w:p>
+            <w:r>
+              <w:rPr>
+                <w:sz w:val="17"/>
+              </w:rPr>
+            </w:r>
             <w:r>
               <w:rPr>
                 <w:b/>
+                <w:sz w:val="17"/>
               </w:rPr>
               <w:t>профильный представитель</w:t>
             </w:r>
@@ -6212,30 +8866,54 @@
         </w:tc>
         <w:tc>
           <w:tcPr>
-            <w:tcW w:type="dxa" w:w="1994"/>
-          </w:tcPr>
-          <w:p>
-            <w:r>
+            <w:tcW w:type="dxa" w:w="1728"/>
+          </w:tcPr>
+          <w:p>
+            <w:r>
+              <w:rPr>
+                <w:sz w:val="17"/>
+              </w:rPr>
+            </w:r>
+            <w:r>
+              <w:rPr>
+                <w:sz w:val="17"/>
+              </w:rPr>
               <w:t>Госдума, Комитет по фин. рынку</w:t>
             </w:r>
           </w:p>
         </w:tc>
         <w:tc>
           <w:tcPr>
-            <w:tcW w:type="dxa" w:w="1994"/>
-          </w:tcPr>
-          <w:p>
-            <w:r>
+            <w:tcW w:type="dxa" w:w="1728"/>
+          </w:tcPr>
+          <w:p>
+            <w:r>
+              <w:rPr>
+                <w:sz w:val="17"/>
+              </w:rPr>
+            </w:r>
+            <w:r>
+              <w:rPr>
+                <w:sz w:val="17"/>
+              </w:rPr>
               <w:t>Консультация по 259-ФЗ для Stage 1; horizon Stage 2 — пакет 4 ФЗ</w:t>
             </w:r>
           </w:p>
         </w:tc>
         <w:tc>
           <w:tcPr>
-            <w:tcW w:type="dxa" w:w="1994"/>
-          </w:tcPr>
-          <w:p>
-            <w:r>
+            <w:tcW w:type="dxa" w:w="1728"/>
+          </w:tcPr>
+          <w:p>
+            <w:r>
+              <w:rPr>
+                <w:sz w:val="17"/>
+              </w:rPr>
+            </w:r>
+            <w:r>
+              <w:rPr>
+                <w:sz w:val="17"/>
+              </w:rPr>
               <w:t>Доклад для ЦБ + Концепт</w:t>
             </w:r>
           </w:p>
@@ -6244,22 +8922,36 @@
       <w:tr>
         <w:tc>
           <w:tcPr>
-            <w:tcW w:type="dxa" w:w="1994"/>
-          </w:tcPr>
-          <w:p>
-            <w:r>
+            <w:tcW w:type="dxa" w:w="1728"/>
+          </w:tcPr>
+          <w:p>
+            <w:r>
+              <w:rPr>
+                <w:sz w:val="17"/>
+              </w:rPr>
+            </w:r>
+            <w:r>
+              <w:rPr>
+                <w:sz w:val="17"/>
+              </w:rPr>
               <w:t>T+180+</w:t>
             </w:r>
           </w:p>
         </w:tc>
         <w:tc>
           <w:tcPr>
-            <w:tcW w:type="dxa" w:w="1994"/>
-          </w:tcPr>
-          <w:p>
+            <w:tcW w:type="dxa" w:w="1728"/>
+          </w:tcPr>
+          <w:p>
+            <w:r>
+              <w:rPr>
+                <w:sz w:val="17"/>
+              </w:rPr>
+            </w:r>
             <w:r>
               <w:rPr>
                 <w:b/>
+                <w:sz w:val="17"/>
               </w:rPr>
               <w:t>Банк России</w:t>
             </w:r>
@@ -6267,30 +8959,54 @@
         </w:tc>
         <w:tc>
           <w:tcPr>
-            <w:tcW w:type="dxa" w:w="1994"/>
-          </w:tcPr>
-          <w:p>
-            <w:r>
+            <w:tcW w:type="dxa" w:w="1728"/>
+          </w:tcPr>
+          <w:p>
+            <w:r>
+              <w:rPr>
+                <w:sz w:val="17"/>
+              </w:rPr>
+            </w:r>
+            <w:r>
+              <w:rPr>
+                <w:sz w:val="17"/>
+              </w:rPr>
               <w:t>через консолидированную межведомственную позицию</w:t>
             </w:r>
           </w:p>
         </w:tc>
         <w:tc>
           <w:tcPr>
-            <w:tcW w:type="dxa" w:w="1994"/>
-          </w:tcPr>
-          <w:p>
-            <w:r>
+            <w:tcW w:type="dxa" w:w="1728"/>
+          </w:tcPr>
+          <w:p>
+            <w:r>
+              <w:rPr>
+                <w:sz w:val="17"/>
+              </w:rPr>
+            </w:r>
+            <w:r>
+              <w:rPr>
+                <w:sz w:val="17"/>
+              </w:rPr>
               <w:t>Реестр операторов ИС ЦФА по 779-П (Stage 1)</w:t>
             </w:r>
           </w:p>
         </w:tc>
         <w:tc>
           <w:tcPr>
-            <w:tcW w:type="dxa" w:w="1994"/>
-          </w:tcPr>
-          <w:p>
-            <w:r>
+            <w:tcW w:type="dxa" w:w="1728"/>
+          </w:tcPr>
+          <w:p>
+            <w:r>
+              <w:rPr>
+                <w:sz w:val="17"/>
+              </w:rPr>
+            </w:r>
+            <w:r>
+              <w:rPr>
+                <w:sz w:val="17"/>
+              </w:rPr>
               <w:t>Юр.фундамент § 8.1</w:t>
             </w:r>
           </w:p>
@@ -6322,6 +9038,7 @@
       <w:r>
         <w:rPr>
           <w:rFonts w:ascii="Consolas" w:hAnsi="Consolas"/>
+          <w:sz w:val="18"/>
         </w:rPr>
         <w:t>02_Юридический_фундамент/Pre-meeting_briefs/</w:t>
       </w:r>
@@ -6341,21 +9058,29 @@
       <w:tblPr>
         <w:tblStyle w:val="TableGrid"/>
         <w:tblW w:type="auto" w:w="0"/>
+        <w:jc w:val="center"/>
         <w:tblLook w:firstColumn="1" w:firstRow="1" w:lastColumn="0" w:lastRow="0" w:noHBand="0" w:noVBand="1" w:val="04A0"/>
       </w:tblPr>
       <w:tblGrid>
-        <w:gridCol w:w="4986"/>
-        <w:gridCol w:w="4986"/>
+        <w:gridCol w:w="4320"/>
+        <w:gridCol w:w="4320"/>
       </w:tblGrid>
       <w:tr>
         <w:tc>
           <w:tcPr>
-            <w:tcW w:type="dxa" w:w="4986"/>
+            <w:tcW w:type="dxa" w:w="4320"/>
           </w:tcPr>
           <w:p>
             <w:r>
               <w:rPr>
                 <w:b/>
+                <w:sz w:val="17"/>
+              </w:rPr>
+            </w:r>
+            <w:r>
+              <w:rPr>
+                <w:b/>
+                <w:sz w:val="17"/>
               </w:rPr>
               <w:t>Документ</w:t>
             </w:r>
@@ -6363,12 +9088,19 @@
         </w:tc>
         <w:tc>
           <w:tcPr>
-            <w:tcW w:type="dxa" w:w="4986"/>
+            <w:tcW w:type="dxa" w:w="4320"/>
           </w:tcPr>
           <w:p>
             <w:r>
               <w:rPr>
                 <w:b/>
+                <w:sz w:val="17"/>
+              </w:rPr>
+            </w:r>
+            <w:r>
+              <w:rPr>
+                <w:b/>
+                <w:sz w:val="17"/>
               </w:rPr>
               <w:t>Размещение</w:t>
             </w:r>
@@ -6378,22 +9110,36 @@
       <w:tr>
         <w:tc>
           <w:tcPr>
-            <w:tcW w:type="dxa" w:w="4986"/>
-          </w:tcPr>
-          <w:p>
-            <w:r>
+            <w:tcW w:type="dxa" w:w="4320"/>
+          </w:tcPr>
+          <w:p>
+            <w:r>
+              <w:rPr>
+                <w:sz w:val="17"/>
+              </w:rPr>
+            </w:r>
+            <w:r>
+              <w:rPr>
+                <w:sz w:val="17"/>
+              </w:rPr>
               <w:t>Финансовая модель</w:t>
             </w:r>
           </w:p>
         </w:tc>
         <w:tc>
           <w:tcPr>
-            <w:tcW w:type="dxa" w:w="4986"/>
-          </w:tcPr>
-          <w:p>
+            <w:tcW w:type="dxa" w:w="4320"/>
+          </w:tcPr>
+          <w:p>
+            <w:r>
+              <w:rPr>
+                <w:sz w:val="17"/>
+              </w:rPr>
+            </w:r>
             <w:r>
               <w:rPr>
                 <w:rFonts w:ascii="Consolas" w:hAnsi="Consolas"/>
+                <w:sz w:val="17"/>
               </w:rPr>
               <w:t>03_Финансовая_модель/Финансовая_модель_ЦП_РСФСР.md</w:t>
             </w:r>
@@ -6403,22 +9149,36 @@
       <w:tr>
         <w:tc>
           <w:tcPr>
-            <w:tcW w:type="dxa" w:w="4986"/>
-          </w:tcPr>
-          <w:p>
-            <w:r>
+            <w:tcW w:type="dxa" w:w="4320"/>
+          </w:tcPr>
+          <w:p>
+            <w:r>
+              <w:rPr>
+                <w:sz w:val="17"/>
+              </w:rPr>
+            </w:r>
+            <w:r>
+              <w:rPr>
+                <w:sz w:val="17"/>
+              </w:rPr>
               <w:t>Пояснения к финмодели</w:t>
             </w:r>
           </w:p>
         </w:tc>
         <w:tc>
           <w:tcPr>
-            <w:tcW w:type="dxa" w:w="4986"/>
-          </w:tcPr>
-          <w:p>
+            <w:tcW w:type="dxa" w:w="4320"/>
+          </w:tcPr>
+          <w:p>
+            <w:r>
+              <w:rPr>
+                <w:sz w:val="17"/>
+              </w:rPr>
+            </w:r>
             <w:r>
               <w:rPr>
                 <w:rFonts w:ascii="Consolas" w:hAnsi="Consolas"/>
+                <w:sz w:val="17"/>
               </w:rPr>
               <w:t>03_Финансовая_модель/Финмодель_допущения_и_расчёты.md</w:t>
             </w:r>
@@ -6428,22 +9188,36 @@
       <w:tr>
         <w:tc>
           <w:tcPr>
-            <w:tcW w:type="dxa" w:w="4986"/>
-          </w:tcPr>
-          <w:p>
-            <w:r>
+            <w:tcW w:type="dxa" w:w="4320"/>
+          </w:tcPr>
+          <w:p>
+            <w:r>
+              <w:rPr>
+                <w:sz w:val="17"/>
+              </w:rPr>
+            </w:r>
+            <w:r>
+              <w:rPr>
+                <w:sz w:val="17"/>
+              </w:rPr>
               <w:t>Концепт автора</w:t>
             </w:r>
           </w:p>
         </w:tc>
         <w:tc>
           <w:tcPr>
-            <w:tcW w:type="dxa" w:w="4986"/>
-          </w:tcPr>
-          <w:p>
+            <w:tcW w:type="dxa" w:w="4320"/>
+          </w:tcPr>
+          <w:p>
+            <w:r>
+              <w:rPr>
+                <w:sz w:val="17"/>
+              </w:rPr>
+            </w:r>
             <w:r>
               <w:rPr>
                 <w:rFonts w:ascii="Consolas" w:hAnsi="Consolas"/>
+                <w:sz w:val="17"/>
               </w:rPr>
               <w:t>_Мастер/Концепт.md</w:t>
             </w:r>
@@ -6453,26 +9227,43 @@
       <w:tr>
         <w:tc>
           <w:tcPr>
-            <w:tcW w:type="dxa" w:w="4986"/>
-          </w:tcPr>
-          <w:p>
-            <w:r>
+            <w:tcW w:type="dxa" w:w="4320"/>
+          </w:tcPr>
+          <w:p>
+            <w:r>
+              <w:rPr>
+                <w:sz w:val="17"/>
+              </w:rPr>
+            </w:r>
+            <w:r>
+              <w:rPr>
+                <w:sz w:val="17"/>
+              </w:rPr>
               <w:t>Юридический фундамент</w:t>
             </w:r>
           </w:p>
         </w:tc>
         <w:tc>
           <w:tcPr>
-            <w:tcW w:type="dxa" w:w="4986"/>
-          </w:tcPr>
-          <w:p>
+            <w:tcW w:type="dxa" w:w="4320"/>
+          </w:tcPr>
+          <w:p>
+            <w:r>
+              <w:rPr>
+                <w:sz w:val="17"/>
+              </w:rPr>
+            </w:r>
             <w:r>
               <w:rPr>
                 <w:rFonts w:ascii="Consolas" w:hAnsi="Consolas"/>
+                <w:sz w:val="17"/>
               </w:rPr>
               <w:t>02_Юридический_фундамент/</w:t>
             </w:r>
             <w:r>
+              <w:rPr>
+                <w:sz w:val="17"/>
+              </w:rPr>
               <w:t xml:space="preserve"> (отдельный документ)</w:t>
             </w:r>
           </w:p>
@@ -6481,26 +9272,43 @@
       <w:tr>
         <w:tc>
           <w:tcPr>
-            <w:tcW w:type="dxa" w:w="4986"/>
-          </w:tcPr>
-          <w:p>
-            <w:r>
+            <w:tcW w:type="dxa" w:w="4320"/>
+          </w:tcPr>
+          <w:p>
+            <w:r>
+              <w:rPr>
+                <w:sz w:val="17"/>
+              </w:rPr>
+            </w:r>
+            <w:r>
+              <w:rPr>
+                <w:sz w:val="17"/>
+              </w:rPr>
               <w:t>Техническое решение</w:t>
             </w:r>
           </w:p>
         </w:tc>
         <w:tc>
           <w:tcPr>
-            <w:tcW w:type="dxa" w:w="4986"/>
-          </w:tcPr>
-          <w:p>
+            <w:tcW w:type="dxa" w:w="4320"/>
+          </w:tcPr>
+          <w:p>
+            <w:r>
+              <w:rPr>
+                <w:sz w:val="17"/>
+              </w:rPr>
+            </w:r>
             <w:r>
               <w:rPr>
                 <w:rFonts w:ascii="Consolas" w:hAnsi="Consolas"/>
+                <w:sz w:val="17"/>
               </w:rPr>
               <w:t>01_Техническая_документация/</w:t>
             </w:r>
             <w:r>
+              <w:rPr>
+                <w:sz w:val="17"/>
+              </w:rPr>
               <w:t xml:space="preserve"> (отдельный документ)</w:t>
             </w:r>
           </w:p>
@@ -6509,22 +9317,36 @@
       <w:tr>
         <w:tc>
           <w:tcPr>
-            <w:tcW w:type="dxa" w:w="4986"/>
-          </w:tcPr>
-          <w:p>
-            <w:r>
+            <w:tcW w:type="dxa" w:w="4320"/>
+          </w:tcPr>
+          <w:p>
+            <w:r>
+              <w:rPr>
+                <w:sz w:val="17"/>
+              </w:rPr>
+            </w:r>
+            <w:r>
+              <w:rPr>
+                <w:sz w:val="17"/>
+              </w:rPr>
               <w:t>Pre-meeting brief'ы</w:t>
             </w:r>
           </w:p>
         </w:tc>
         <w:tc>
           <w:tcPr>
-            <w:tcW w:type="dxa" w:w="4986"/>
-          </w:tcPr>
-          <w:p>
+            <w:tcW w:type="dxa" w:w="4320"/>
+          </w:tcPr>
+          <w:p>
+            <w:r>
+              <w:rPr>
+                <w:sz w:val="17"/>
+              </w:rPr>
+            </w:r>
             <w:r>
               <w:rPr>
                 <w:rFonts w:ascii="Consolas" w:hAnsi="Consolas"/>
+                <w:sz w:val="17"/>
               </w:rPr>
               <w:t>02_Юридический_фундамент/Pre-meeting_briefs/</w:t>
             </w:r>
@@ -6534,20 +9356,36 @@
       <w:tr>
         <w:tc>
           <w:tcPr>
-            <w:tcW w:type="dxa" w:w="4986"/>
-          </w:tcPr>
-          <w:p>
-            <w:r>
+            <w:tcW w:type="dxa" w:w="4320"/>
+          </w:tcPr>
+          <w:p>
+            <w:r>
+              <w:rPr>
+                <w:sz w:val="17"/>
+              </w:rPr>
+            </w:r>
+            <w:r>
+              <w:rPr>
+                <w:sz w:val="17"/>
+              </w:rPr>
               <w:t>Свидетельство о депонировании</w:t>
             </w:r>
           </w:p>
         </w:tc>
         <w:tc>
           <w:tcPr>
-            <w:tcW w:type="dxa" w:w="4986"/>
-          </w:tcPr>
-          <w:p>
-            <w:r>
+            <w:tcW w:type="dxa" w:w="4320"/>
+          </w:tcPr>
+          <w:p>
+            <w:r>
+              <w:rPr>
+                <w:sz w:val="17"/>
+              </w:rPr>
+            </w:r>
+            <w:r>
+              <w:rPr>
+                <w:sz w:val="17"/>
+              </w:rPr>
               <w:t>№4011265 от 19.12.2024 (хранится у автора)</w:t>
             </w:r>
           </w:p>
@@ -6580,7 +9418,7 @@
     </w:p>
     <w:sectPr>
       <w:pgSz w:w="12240" w:h="15840"/>
-      <w:pgMar w:top="1020" w:right="1134" w:bottom="1020" w:left="1134" w:header="720" w:footer="720" w:gutter="0"/>
+      <w:pgMar w:top="1440" w:right="1800" w:bottom="1440" w:left="1800" w:header="720" w:footer="720" w:gutter="0"/>
       <w:cols w:space="720"/>
       <w:docGrid w:linePitch="360"/>
     </w:sectPr>
@@ -6952,7 +9790,7 @@
     <w:qFormat/>
     <w:rsid w:val="00FC693F"/>
     <w:rPr>
-      <w:rFonts w:ascii="Calibri" w:hAnsi="Calibri"/>
+      <w:rFonts w:ascii="Georgia" w:hAnsi="Georgia"/>
       <w:sz w:val="21"/>
     </w:rPr>
   </w:style>

--- a/04_Бизнес-план/Бизнес-план_ЦП_РСФСР.docx
+++ b/04_Бизнес-план/Бизнес-план_ЦП_РСФСР.docx
@@ -21,7 +21,7 @@
         <w:t>Оператор:</w:t>
       </w:r>
       <w:r>
-        <w:t xml:space="preserve"> Цифровая Платформа РСФСР — front-end / агентская платформа выпуска ЦФА под залог имущества. Stage 1 (pilot-light 2026–2028): размещения через технологическое партнёрство с действующим оператором 779-П, фондирование Фабрики проектного финансирования ВЭБ.РФ (ПП РФ № 158) и Федерального казначейства. Stage 2 (горизонт 2029+): расширение мандата к модели целевой обеспеченной эмиссии Банка России — после положительного track-record Stage 1 ≥ 12 мес. и принятия пакета 4 ФЗ-поправок. </w:t>
+        <w:t xml:space="preserve"> Цифровая Платформа РСФСР — front-end / агентская платформа выпуска ЦФА под залог имущества. Stage 1 (pilot-light 2028–2029): размещения через технологическое партнёрство с действующим оператором 779-П, фондирование Фабрики проектного финансирования ВЭБ.РФ (ПП РФ № 158) и Федерального казначейства. Stage 2 (горизонт 2031+): расширение мандата к модели целевой обеспеченной эмиссии Банка России — после положительного track-record Stage 1 ≥ 12 мес. и принятия пакета 4 ФЗ-поправок. </w:t>
       </w:r>
       <w:r>
         <w:rPr>
@@ -86,7 +86,7 @@
         <w:rPr>
           <w:b/>
         </w:rPr>
-        <w:t>Stage 1 (2026–2028):</w:t>
+        <w:t>Stage 1 (2028–2029):</w:t>
       </w:r>
       <w:r>
         <w:t xml:space="preserve"> размещения через технологическое партнёрство с действующим оператором информационной системы выпуска ЦФА по 779-П (действующий субъект реестра — лицензия не передаётся); расчётный канал и фондирование — Фабрика проектного финансирования ВЭБ.РФ (ПП РФ от 15.02.2018 № 158) и Федеральное казначейство в рамках Бюджетного кодекса. Банк России — общий надзорный регулятор по ст. 4 ФЗ № 86-ФЗ; дополнительная эмиссия в Stage 1 не предусмотрена. </w:t>
@@ -95,7 +95,7 @@
         <w:rPr>
           <w:b/>
         </w:rPr>
-        <w:t>Stage 2 (горизонт 2029+):</w:t>
+        <w:t>Stage 2 (горизонт 2031+):</w:t>
       </w:r>
       <w:r>
         <w:t xml:space="preserve"> defensible путь к модели целевой обеспеченной эмиссии Банка России — реализуется после положительного track-record Stage 1 ≥ 12 мес. и принятия пакета 4 ФЗ-поправок.</w:t>
@@ -314,7 +314,7 @@
         <w:t>Что просим.</w:t>
       </w:r>
       <w:r>
-        <w:t xml:space="preserve"> Стартовое финансирование 1,8 млрд ₽ на 24 месяца — капитальные вложения, операционный дефицит первых двух лет, оборотный капитал и резерв. Пиковая потребность по расчёту — 1 701 млн ₽; прежний запрос 1,3 млрд ₽ её не покрывал.</w:t>
+        <w:t xml:space="preserve"> Стартовое финансирование 1,8 млрд ₽ на 24 месяца — капитальные вложения, операционный дефицит первых двух лет, оборотный капитал и резерв. Расчётная пиковая потребность — 1 701 млн ₽, запас 99 млн ₽. Запас невелик: при задержке запуска на год потребность вырастает до 3 438 млн ₽.</w:t>
       </w:r>
     </w:p>
     <w:p>
@@ -845,7 +845,7 @@
         <w:t>Роль Банка России (Stage 1).</w:t>
       </w:r>
       <w:r>
-        <w:t xml:space="preserve"> В Stage 1 (pilot-light 2026–2028) Банк России — общий надзорный регулятор финансового рынка по ст. 4 ФЗ № 86-ФЗ: согласовывает правила оператора информационной системы по ст. 6 ФЗ № 259-ФЗ, включает оператора в реестр по Положению № 779-П, надзирает за соблюдением требований к защите информации (683-П, 716-П) и ГОСТ Р 57580.1. Дополнительная эмиссия Банка России в Stage 1 не предусмотрена; финансирование размещения проводится через Фабрику проектного финансирования ВЭБ.РФ (ПП РФ № 158) и Федеральное казначейство в рамках Бюджетного кодекса. В рамках Stage 2 (горизонт 2029+) при положительном track-record Stage 1 ≥ 12 мес. и принятии пакета 4 ФЗ-поправок может быть рассмотрено расширение мандата к модели целевой обеспеченной эмиссии Банка России.</w:t>
+        <w:t xml:space="preserve"> В Stage 1 (pilot-light 2028–2029) Банк России — общий надзорный регулятор финансового рынка по ст. 4 ФЗ № 86-ФЗ: согласовывает правила оператора информационной системы по ст. 6 ФЗ № 259-ФЗ, включает оператора в реестр по Положению № 779-П, надзирает за соблюдением требований к защите информации (683-П, 716-П) и ГОСТ Р 57580.1. Дополнительная эмиссия Банка России в Stage 1 не предусмотрена; финансирование размещения проводится через Фабрику проектного финансирования ВЭБ.РФ (ПП РФ № 158) и Федеральное казначейство в рамках Бюджетного кодекса. В рамках Stage 2 (горизонт 2031+) при положительном track-record Stage 1 ≥ 12 мес. и принятии пакета 4 ФЗ-поправок может быть рассмотрено расширение мандата к модели целевой обеспеченной эмиссии Банка России.</w:t>
       </w:r>
     </w:p>
     <w:p>
@@ -877,7 +877,7 @@
         <w:jc w:val="both"/>
       </w:pPr>
       <w:r>
-        <w:t>При получении ИТ-аккредитации Минцифры и сохранении ≥70% ИТ-выручки применима льгота по налогу на прибыль (5% или 0% в зависимости от редакции НК РФ на дату). При построении базового сценария налог 25% (ставка с 01.01.2025 по 176-ФЗ от 12.07.2024) — консервативная база. Льгота — отдельный upside на оценку.</w:t>
+        <w:t>При получении ИТ-аккредитации Минцифры и сохранении ≥70% ИТ-выручки применима льгота по налогу на прибыль (5% или 0% в зависимости от редакции НК РФ на дату). При построении базового сценария налог 25% (ставка с 01.01.2025 по 176-ФЗ от 12.07.2024) — консервативная база. Льгота — отдельный upside на оценку. Операции с ЦФА НДС не облагаются: активы отнесены к ценным бумагам (пп. 12 п. 2 ст. 149 НК РФ).</w:t>
       </w:r>
     </w:p>
     <w:p>
@@ -1008,7 +1008,7 @@
           <w:i/>
           <w:color w:val="444444"/>
         </w:rPr>
-        <w:t>Stage 2 (горизонт 2029+).</w:t>
+        <w:t>Stage 2 (горизонт 2031+).</w:t>
       </w:r>
       <w:r>
         <w:rPr>
@@ -1597,7 +1597,7 @@
         <w:rPr>
           <w:b/>
         </w:rPr>
-        <w:t>Stage 1 (pilot-light 2026–2028) — без поправок в ФЗ:</w:t>
+        <w:t>Stage 1 (pilot-light 2028–2029) — без поправок в ФЗ:</w:t>
       </w:r>
     </w:p>
     <w:p>
@@ -1648,7 +1648,7 @@
         <w:rPr>
           <w:b/>
         </w:rPr>
-        <w:t>Stage 2 (горизонт 2029+, T+36+):</w:t>
+        <w:t>Stage 2 (горизонт 2031+, T+36+):</w:t>
       </w:r>
     </w:p>
     <w:p>
@@ -2187,7 +2187,7 @@
         <w:jc w:val="both"/>
       </w:pPr>
       <w:r>
-        <w:t>В Stage 1 (wedge-pilot 2026–2028) действующие операторы реестра 779-П (Сбер ЦФА, Альфа ЦФА, АО «Атомайз», Мастерчейн) — потенциальные технологические партнёры, не конкуренты на лицензионном уровне. Косвенные конкуренты: банковское кредитование под залог недвижимости (медленнее, дороже, без целевой ориентации на нацпроекты); краудфандинговые и инвестплатформы (мельче, без госконтура).</w:t>
+        <w:t>В Stage 1 (пилот 2028–2029) действующие операторы реестра 779-П (Сбер ЦФА, Альфа ЦФА, АО «Атомайз», Мастерчейн) — потенциальные технологические партнёры, не конкуренты на лицензионном уровне. Косвенные конкуренты: банковское кредитование под залог недвижимости (медленнее, дороже, без целевой ориентации на нацпроекты); краудфандинговые и инвестплатформы (мельче, без госконтура).</w:t>
       </w:r>
     </w:p>
     <w:p>
@@ -2195,7 +2195,7 @@
         <w:jc w:val="both"/>
       </w:pPr>
       <w:r>
-        <w:t>Конкурентное преимущество ЦП РСФСР — двухстадийная архитектура: в Stage 1 — специализированная front-end-надстройка над оператором 779-П с привязкой к инфраструктурному фондированию через Фабрику ВЭБ.РФ (ПП РФ № 158) + Федеральное казначейство (БК РФ) и целевым размещением в нацпроекты при сохранении имущества за собственником. В Stage 2 (горизонт 2029+) — defensible путь к модели целевой обеспеченной эмиссии Банка России. Это не «лучший» продукт в существующей категории, а новая категория целевого инфраструктурного ЦФА.</w:t>
+        <w:t>Конкурентное преимущество ЦП РСФСР — двухстадийная архитектура: в Stage 1 — специализированная front-end-надстройка над оператором 779-П с привязкой к инфраструктурному фондированию через Фабрику ВЭБ.РФ (ПП РФ № 158) + Федеральное казначейство (БК РФ) и целевым размещением в нацпроекты при сохранении имущества за собственником. В Stage 2 (горизонт 2031+) — defensible путь к модели целевой обеспеченной эмиссии Банка России. Это не «лучший» продукт в существующей категории, а новая категория целевого инфраструктурного ЦФА.</w:t>
       </w:r>
     </w:p>
     <w:p>
@@ -2273,7 +2273,7 @@
         <w:rPr>
           <w:b/>
         </w:rPr>
-        <w:t>Stage 1 (2026–2028): нормативные изменения не требуются.</w:t>
+        <w:t>Stage 1 (2028–2029): нормативные изменения не требуются.</w:t>
       </w:r>
       <w:r>
         <w:t xml:space="preserve"> Ближний контур запускается на действующей базе 259-ФЗ + 779-П + БК РФ + ПП РФ № 158 + ГК РФ. Корректировки оформляются на уровне правил оператора по ст. 6 ФЗ № 259-ФЗ (согласование с Банком России) и договорной структуры с технологическим партнёром (действующий субъект реестра 779-П).</w:t>
@@ -2287,7 +2287,7 @@
         <w:rPr>
           <w:b/>
         </w:rPr>
-        <w:t>Stage 2 (горизонт 2029+): пакет 4 ФЗ-поправок.</w:t>
+        <w:t>Stage 2 (горизонт 2031+): пакет 4 ФЗ-поправок.</w:t>
       </w:r>
       <w:r>
         <w:t xml:space="preserve"> Условие входа — положительный track-record Stage 1 не менее 12 мес. промышленной эксплуатации и межведомственная позиция Минэк / Минфин / ВЭБ.РФ / Госдума. Состав:</w:t>
@@ -5602,7 +5602,7 @@
         <w:t>Расчёт для инвестора.</w:t>
       </w:r>
       <w:r>
-        <w:t xml:space="preserve"> При расчётной стоимости входа $248 млн и раунде $15 млн доля инвестора составляет 5,70%; при выходе в 2033 году поступления — 20,5 млрд ₽, кратность возврата 19,1×, внутренняя норма доходности инвестора 52,4%. Расчёт предполагает полное выполнение плана и потому является верхней границей. Сама стоимость входа требует решения собственника: разброс между подходами оценки двенадцатикратный, и подходы для ранней стадии дают $20–35 млн против $352 млн по доходному подходу.</w:t>
+        <w:t xml:space="preserve"> При расчётной стоимости входа $248 млн и раунде $25 млн доля инвестора составляет 9,21%; при выходе в 2033 году поступления — 33,1 млрд ₽, кратность возврата 18,4×, внутренняя норма доходности инвестора 51,6%. Расчёт предполагает полное выполнение плана и потому является верхней границей. Сама стоимость входа требует решения собственника: разброс между подходами оценки двенадцатикратный, и подходы для ранней стадии дают $20–35 млн против $352 млн по доходному подходу.</w:t>
       </w:r>
     </w:p>
     <w:p>

--- a/04_Бизнес-план/Бизнес-план_ЦП_РСФСР.docx
+++ b/04_Бизнес-план/Бизнес-план_ЦП_РСФСР.docx
@@ -4374,7 +4374,7 @@
         <w:jc w:val="both"/>
       </w:pPr>
       <w:r>
-        <w:t>Готовность клиентской части сокращает срок выхода на пилотный контур ориентировочно на 3 месяца и снижает технологический риск разработки. Это учтено в обновлённой международной оценке проекта (Reasoned Value pre-money — $ 100 млн в базовой зоне).</w:t>
+        <w:t>Готовность клиентской части сокращает срок выхода на пилотный контур ориентировочно на 3 месяца и снижает технологический риск разработки. Это учтено в обновлённой международной оценке проекта (расчётная стоимость входа — $248 млн).</w:t>
       </w:r>
     </w:p>
     <w:p>
